--- a/docs/NETFITS_Calendario_Oficial_Publicacoes_MVP.docx
+++ b/docs/NETFITS_Calendario_Oficial_Publicacoes_MVP.docx
@@ -3,120 +3,39 @@
 <w:document xmlns:wpc="http://schemas.microsoft.com/office/word/2010/wordprocessingCanvas" xmlns:mo="http://schemas.microsoft.com/office/mac/office/2008/main" xmlns:mc="http://schemas.openxmlformats.org/markup-compatibility/2006" xmlns:mv="urn:schemas-microsoft-com:mac:vml" xmlns:o="urn:schemas-microsoft-com:office:office" xmlns:r="http://schemas.openxmlformats.org/officeDocument/2006/relationships" xmlns:m="http://schemas.openxmlformats.org/officeDocument/2006/math" xmlns:v="urn:schemas-microsoft-com:vml" xmlns:wp14="http://schemas.microsoft.com/office/word/2010/wordprocessingDrawing" xmlns:wp="http://schemas.openxmlformats.org/drawingml/2006/wordprocessingDrawing" xmlns:w10="urn:schemas-microsoft-com:office:word" xmlns:w="http://schemas.openxmlformats.org/wordprocessingml/2006/main" xmlns:w14="http://schemas.microsoft.com/office/word/2010/wordml" xmlns:wpg="http://schemas.microsoft.com/office/word/2010/wordprocessingGroup" xmlns:wpi="http://schemas.microsoft.com/office/word/2010/wordprocessingInk" xmlns:wne="http://schemas.microsoft.com/office/word/2006/wordml" xmlns:wps="http://schemas.microsoft.com/office/word/2010/wordprocessingShape" mc:Ignorable="w14 wp14">
   <w:body>
     <w:p>
-      <w:pPr>
-        <w:spacing w:before="0" w:after="40"/>
-      </w:pPr>
       <w:r>
         <w:rPr>
-          <w:rFonts w:ascii="Arial" w:hAnsi="Arial"/>
           <w:b/>
-          <w:color w:val="0EA5E9"/>
+          <w:color w:val="10B981"/>
           <w:sz w:val="17"/>
         </w:rPr>
-        <w:t>NETFITS PLATAFORMA DIGITAL &amp; CLÍNICA FIBIOS | PLANEJAMENTO ESTRATÉGICO DE FEED</w:t>
+        <w:t>NETFITS ECOSYSTEM &amp; CLÍNICA FIBIOS | PROGRAMAÇÃO DIÁRIA AUTOMATIZADA</w:t>
       </w:r>
     </w:p>
     <w:p>
       <w:pPr>
-        <w:spacing w:before="40" w:after="80"/>
+        <w:spacing w:after="40"/>
       </w:pPr>
       <w:r>
         <w:rPr>
-          <w:rFonts w:ascii="Arial" w:hAnsi="Arial"/>
           <w:b/>
           <w:color w:val="0F172A"/>
-          <w:sz w:val="32"/>
+          <w:sz w:val="40"/>
         </w:rPr>
-        <w:t>Calendário Oficial de Publicações Diárias (Fase MVP)</w:t>
-        <w:br/>
-        <w:t>Alternância 1 Post/Dia: Educativo Netfits &amp; Protocolo Fibios</w:t>
+        <w:t>Cronograma Oficial de Publicações no Feed</w:t>
       </w:r>
     </w:p>
     <w:p>
       <w:pPr>
-        <w:spacing w:before="0" w:after="200"/>
+        <w:spacing w:after="280"/>
       </w:pPr>
       <w:r>
         <w:rPr>
-          <w:rFonts w:ascii="Arial" w:hAnsi="Arial"/>
+          <w:i/>
           <w:color w:val="64748B"/>
-          <w:sz w:val="19"/>
+          <w:sz w:val="22"/>
         </w:rPr>
-        <w:t>Cronograma Executivo de Lançamento · Ciclo 1 (18 Dias) · 12/10/2026 · Status: Homologado para Execução</w:t>
-      </w:r>
-    </w:p>
-    <w:tbl>
-      <w:tblPr>
-        <w:tblW w:type="auto" w:w="0"/>
-        <w:jc w:val="center"/>
-        <w:tblLook w:firstColumn="1" w:firstRow="1" w:lastColumn="0" w:lastRow="0" w:noHBand="0" w:noVBand="1" w:val="04A0"/>
-      </w:tblPr>
-      <w:tblGrid>
-        <w:gridCol w:w="9749"/>
-      </w:tblGrid>
-      <w:tr>
-        <w:tc>
-          <w:tcPr>
-            <w:tcW w:type="dxa" w:w="9792"/>
-            <w:shd w:fill="F0F9FF"/>
-            <w:tcMar>
-              <w:top w:w="130" w:type="dxa"/>
-              <w:bottom w:w="130" w:type="dxa"/>
-              <w:left w:w="160" w:type="dxa"/>
-              <w:right w:w="160" w:type="dxa"/>
-            </w:tcMar>
-          </w:tcPr>
-          <w:p>
-            <w:pPr>
-              <w:spacing w:before="0" w:after="40"/>
-            </w:pPr>
-            <w:r>
-              <w:rPr>
-                <w:rFonts w:ascii="Arial" w:hAnsi="Arial"/>
-                <w:b/>
-                <w:color w:val="0284C7"/>
-                <w:sz w:val="20"/>
-              </w:rPr>
-              <w:t>● Estratégia do Calendário: A Regra do Hábito Diário (1 Post/Dia)</w:t>
-              <w:br/>
-            </w:r>
-            <w:r>
-              <w:rPr>
-                <w:rFonts w:ascii="Arial" w:hAnsi="Arial"/>
-                <w:color w:val="334155"/>
-                <w:sz w:val="18"/>
-              </w:rPr>
-              <w:t>• Frequência Consistente: Exatamente 1 nova publicação no Feed todos os dias às 06h00 da manhã, estimulando o ritual diário de leitura matinal do atleta.</w:t>
-              <w:br/>
-              <w:t>• Alternância Harmoniosa: Dias Ímpares dedicados ao Propósito, Consistência e Atividade Prática Netfits; Dias Pares dedicados à Medicina do Esporte e Longevidade Fibios.</w:t>
-              <w:br/>
-              <w:t>• Regras Antifraude Rigorosas: Leitura com trava de Dwell Time mínimo de 10 segundos + 100% de rolagem (scroll) do texto (+5 nfs).</w:t>
-              <w:br/>
-              <w:t>• Desafio Eletrônico Diário (Quiz-to-Earn): 1 pergunta pedagógica por post com bonificação de +5 nfs para o primeiro acerto diário.</w:t>
-              <w:br/>
-              <w:t>• Zero Ruído Comercial: Sem menção a planos por assinatura (Club) ou sincronização automática de relógios nesta fase de MVP.</w:t>
-            </w:r>
-          </w:p>
-        </w:tc>
-      </w:tr>
-    </w:tbl>
-    <w:p>
-      <w:pPr>
-        <w:spacing w:before="0" w:after="80"/>
-      </w:pPr>
-    </w:p>
-    <w:p>
-      <w:pPr>
-        <w:spacing w:before="160" w:after="80"/>
-      </w:pPr>
-      <w:r>
-        <w:rPr>
-          <w:rFonts w:ascii="Arial" w:hAnsi="Arial"/>
-          <w:b/>
-          <w:color w:val="0F172A"/>
-          <w:sz w:val="24"/>
-        </w:rPr>
-        <w:t>📅 Matriz do Calendário Diário (Dias 01 a 18)</w:t>
+        <w:t>Série Homologada de 18 Publicações · Pilotos Ativos + 13 Posts Agendados Diariamente às 06:00 (24/10 a 05/11/2026)</w:t>
       </w:r>
     </w:p>
     <w:tbl>
@@ -127,61 +46,877 @@
         <w:tblLook w:firstColumn="1" w:firstRow="1" w:lastColumn="0" w:lastRow="0" w:noHBand="0" w:noVBand="1" w:val="04A0"/>
       </w:tblPr>
       <w:tblGrid>
-        <w:gridCol w:w="1625"/>
-        <w:gridCol w:w="1625"/>
-        <w:gridCol w:w="1625"/>
-        <w:gridCol w:w="1625"/>
-        <w:gridCol w:w="1625"/>
-        <w:gridCol w:w="1625"/>
+        <w:gridCol w:w="9792"/>
       </w:tblGrid>
       <w:tr>
         <w:tc>
           <w:tcPr>
-            <w:tcW w:type="dxa" w:w="1008"/>
-            <w:shd w:fill="0F172A"/>
+            <w:tcW w:type="dxa" w:w="9936"/>
+            <w:shd w:fill="ECFDF5"/>
             <w:tcMar>
-              <w:top w:w="100" w:type="dxa"/>
-              <w:bottom w:w="100" w:type="dxa"/>
+              <w:top w:w="140" w:type="dxa"/>
+              <w:bottom w:w="140" w:type="dxa"/>
+              <w:left w:w="180" w:type="dxa"/>
+              <w:right w:w="180" w:type="dxa"/>
+            </w:tcMar>
+          </w:tcPr>
+          <w:p>
+            <w:r>
+              <w:rPr>
+                <w:b/>
+                <w:color w:val="10B981"/>
+                <w:sz w:val="20"/>
+              </w:rPr>
+              <w:t>DIRETRIZES FUNDAMENTAIS DO MOTOR DE PUBLICAÇÃO DO FEED</w:t>
+              <w:br/>
+            </w:r>
+          </w:p>
+          <w:p>
+            <w:pPr>
+              <w:spacing w:after="40"/>
+            </w:pPr>
+            <w:r>
+              <w:rPr>
+                <w:color w:val="0F172A"/>
+                <w:sz w:val="17"/>
+              </w:rPr>
+              <w:t>• Posts Pilotos Iniciais: Os posts já publicados (Dra. Isabella Sono, Dr. Franco Força, Time Netfits Propósito, Dra. Isabella Vídeo e Mizuno) permanecem como o acervo inaugural do feed.</w:t>
+            </w:r>
+          </w:p>
+          <w:p>
+            <w:pPr>
+              <w:spacing w:after="40"/>
+            </w:pPr>
+            <w:r>
+              <w:rPr>
+                <w:color w:val="0F172A"/>
+                <w:sz w:val="17"/>
+              </w:rPr>
+              <w:t>• Publicação Diária Automatizada às 06h: Os 13 posts restantes são liberados sequencialmente a cada manhã às 06:00 (de 24/10 a 05/11/2026).</w:t>
+            </w:r>
+          </w:p>
+          <w:p>
+            <w:pPr>
+              <w:spacing w:after="40"/>
+            </w:pPr>
+            <w:r>
+              <w:rPr>
+                <w:color w:val="0F172A"/>
+                <w:sz w:val="17"/>
+              </w:rPr>
+              <w:t>• Fila Inteligente com Prioridade Comercial: O post patrocinado Mizuno Aero (+10 nfs) fica sempre no alto enquanto pendente; após respondido, vai para o fim da fila.</w:t>
+            </w:r>
+          </w:p>
+          <w:p>
+            <w:pPr>
+              <w:spacing w:after="40"/>
+            </w:pPr>
+            <w:r>
+              <w:rPr>
+                <w:color w:val="0F172A"/>
+                <w:sz w:val="17"/>
+              </w:rPr>
+              <w:t>• Regra Inegociável de Pontuação: Leitura/vídeo = 0 nfs (trava de 10s dwell time + 100% scroll); Resposta correta no Quiz = +5 nfs (+10 nfs patrocinado); Compartilhamento = 1 nf.</w:t>
+            </w:r>
+          </w:p>
+          <w:p>
+            <w:pPr>
+              <w:spacing w:after="40"/>
+            </w:pPr>
+            <w:r>
+              <w:rPr>
+                <w:color w:val="0F172A"/>
+                <w:sz w:val="17"/>
+              </w:rPr>
+              <w:t>• Conformidade CFM: Titulação exclusiva de Dra. Isabella Formigari e Dr. Franco Merici como 'Médico sócio fundador da Fibios'.</w:t>
+            </w:r>
+          </w:p>
+        </w:tc>
+      </w:tr>
+    </w:tbl>
+    <w:p>
+      <w:pPr>
+        <w:spacing w:after="160"/>
+      </w:pPr>
+    </w:p>
+    <w:p>
+      <w:pPr>
+        <w:spacing w:after="120"/>
+      </w:pPr>
+      <w:r>
+        <w:rPr>
+          <w:b/>
+          <w:color w:val="0F172A"/>
+          <w:sz w:val="26"/>
+        </w:rPr>
+        <w:t>1. Tabela de Parâmetros Operacionais &amp; Pontuação Vigente</w:t>
+      </w:r>
+    </w:p>
+    <w:tbl>
+      <w:tblPr>
+        <w:tblW w:type="auto" w:w="0"/>
+        <w:jc w:val="center"/>
+        <w:tblLayout w:type="fixed"/>
+        <w:tblLook w:firstColumn="1" w:firstRow="1" w:lastColumn="0" w:lastRow="0" w:noHBand="0" w:noVBand="1" w:val="04A0"/>
+        <w:tblBorders>
+          <w:top w:val="single" w:sz="4" w:space="0" w:color="CBD5E1"/>
+          <w:bottom w:val="single" w:sz="4" w:space="0" w:color="CBD5E1"/>
+          <w:insideH w:val="single" w:sz="4" w:space="0" w:color="CBD5E1"/>
+          <w:insideV w:val="none"/>
+          <w:left w:val="none"/>
+          <w:right w:val="none"/>
+        </w:tblBorders>
+      </w:tblPr>
+      <w:tblGrid>
+        <w:gridCol w:w="3312"/>
+        <w:gridCol w:w="3312"/>
+        <w:gridCol w:w="3312"/>
+      </w:tblGrid>
+      <w:tr>
+        <w:tc>
+          <w:tcPr>
+            <w:tcW w:type="dxa" w:w="3600"/>
+            <w:shd w:fill="10B981"/>
+            <w:tcMar>
+              <w:top w:w="120" w:type="dxa"/>
+              <w:bottom w:w="120" w:type="dxa"/>
               <w:left w:w="120" w:type="dxa"/>
               <w:right w:w="120" w:type="dxa"/>
             </w:tcMar>
           </w:tcPr>
           <w:p>
-            <w:pPr>
-              <w:jc w:val="center"/>
-            </w:pPr>
             <w:r>
               <w:rPr>
-                <w:rFonts w:ascii="Arial" w:hAnsi="Arial"/>
                 <w:b/>
                 <w:color w:val="FFFFFF"/>
-                <w:sz w:val="17"/>
+                <w:sz w:val="18"/>
               </w:rPr>
-              <w:t>Dia</w:t>
+              <w:t>Ação / Mecânica no Feed</w:t>
             </w:r>
           </w:p>
         </w:tc>
         <w:tc>
           <w:tcPr>
-            <w:tcW w:type="dxa" w:w="1152"/>
-            <w:shd w:fill="0F172A"/>
+            <w:tcW w:type="dxa" w:w="3024"/>
+            <w:shd w:fill="10B981"/>
             <w:tcMar>
-              <w:top w:w="100" w:type="dxa"/>
-              <w:bottom w:w="100" w:type="dxa"/>
+              <w:top w:w="120" w:type="dxa"/>
+              <w:bottom w:w="120" w:type="dxa"/>
               <w:left w:w="120" w:type="dxa"/>
               <w:right w:w="120" w:type="dxa"/>
             </w:tcMar>
           </w:tcPr>
           <w:p>
-            <w:pPr>
-              <w:jc w:val="center"/>
-            </w:pPr>
             <w:r>
               <w:rPr>
-                <w:rFonts w:ascii="Arial" w:hAnsi="Arial"/>
                 <w:b/>
                 <w:color w:val="FFFFFF"/>
+                <w:sz w:val="18"/>
+              </w:rPr>
+              <w:t>Regra de Pontuação Oficial</w:t>
+            </w:r>
+          </w:p>
+        </w:tc>
+        <w:tc>
+          <w:tcPr>
+            <w:tcW w:type="dxa" w:w="3168"/>
+            <w:shd w:fill="10B981"/>
+            <w:tcMar>
+              <w:top w:w="120" w:type="dxa"/>
+              <w:bottom w:w="120" w:type="dxa"/>
+              <w:left w:w="120" w:type="dxa"/>
+              <w:right w:w="120" w:type="dxa"/>
+            </w:tcMar>
+          </w:tcPr>
+          <w:p>
+            <w:r>
+              <w:rPr>
+                <w:b/>
+                <w:color w:val="FFFFFF"/>
+                <w:sz w:val="18"/>
+              </w:rPr>
+              <w:t>Auditoria &amp; Trava Antifraude</w:t>
+            </w:r>
+          </w:p>
+        </w:tc>
+      </w:tr>
+      <w:tr>
+        <w:tc>
+          <w:tcPr>
+            <w:tcW w:type="dxa" w:w="3600"/>
+            <w:shd w:fill="ECFDF5"/>
+            <w:tcMar>
+              <w:top w:w="90" w:type="dxa"/>
+              <w:bottom w:w="90" w:type="dxa"/>
+              <w:left w:w="110" w:type="dxa"/>
+              <w:right w:w="110" w:type="dxa"/>
+            </w:tcMar>
+          </w:tcPr>
+          <w:p>
+            <w:r>
+              <w:rPr>
+                <w:color w:val="0F172A"/>
                 <w:sz w:val="17"/>
+              </w:rPr>
+              <w:t>Leitura de Artigo / Texto Educativo</w:t>
+            </w:r>
+          </w:p>
+        </w:tc>
+        <w:tc>
+          <w:tcPr>
+            <w:tcW w:type="dxa" w:w="3024"/>
+            <w:shd w:fill="ECFDF5"/>
+            <w:tcMar>
+              <w:top w:w="90" w:type="dxa"/>
+              <w:bottom w:w="90" w:type="dxa"/>
+              <w:left w:w="110" w:type="dxa"/>
+              <w:right w:w="110" w:type="dxa"/>
+            </w:tcMar>
+          </w:tcPr>
+          <w:p>
+            <w:r>
+              <w:rPr>
+                <w:b/>
+                <w:color w:val="10B981"/>
+                <w:sz w:val="17"/>
+              </w:rPr>
+              <w:t>0 nfs (Sem pontuação)</w:t>
+            </w:r>
+          </w:p>
+        </w:tc>
+        <w:tc>
+          <w:tcPr>
+            <w:tcW w:type="dxa" w:w="3168"/>
+            <w:shd w:fill="ECFDF5"/>
+            <w:tcMar>
+              <w:top w:w="90" w:type="dxa"/>
+              <w:bottom w:w="90" w:type="dxa"/>
+              <w:left w:w="110" w:type="dxa"/>
+              <w:right w:w="110" w:type="dxa"/>
+            </w:tcMar>
+          </w:tcPr>
+          <w:p>
+            <w:r>
+              <w:rPr>
+                <w:color w:val="0F172A"/>
+                <w:sz w:val="17"/>
+              </w:rPr>
+              <w:t>Dwell Time mínimo de 10s + 100% de rolagem (destrava quiz)</w:t>
+            </w:r>
+          </w:p>
+        </w:tc>
+      </w:tr>
+      <w:tr>
+        <w:tc>
+          <w:tcPr>
+            <w:tcW w:type="dxa" w:w="3600"/>
+            <w:shd w:fill="FFFFFF"/>
+            <w:tcMar>
+              <w:top w:w="90" w:type="dxa"/>
+              <w:bottom w:w="90" w:type="dxa"/>
+              <w:left w:w="110" w:type="dxa"/>
+              <w:right w:w="110" w:type="dxa"/>
+            </w:tcMar>
+          </w:tcPr>
+          <w:p>
+            <w:r>
+              <w:rPr>
+                <w:color w:val="0F172A"/>
+                <w:sz w:val="17"/>
+              </w:rPr>
+              <w:t>Visualização de Vídeo Didático</w:t>
+            </w:r>
+          </w:p>
+        </w:tc>
+        <w:tc>
+          <w:tcPr>
+            <w:tcW w:type="dxa" w:w="3024"/>
+            <w:shd w:fill="FFFFFF"/>
+            <w:tcMar>
+              <w:top w:w="90" w:type="dxa"/>
+              <w:bottom w:w="90" w:type="dxa"/>
+              <w:left w:w="110" w:type="dxa"/>
+              <w:right w:w="110" w:type="dxa"/>
+            </w:tcMar>
+          </w:tcPr>
+          <w:p>
+            <w:r>
+              <w:rPr>
+                <w:b/>
+                <w:color w:val="10B981"/>
+                <w:sz w:val="17"/>
+              </w:rPr>
+              <w:t>0 nfs (Sem pontuação)</w:t>
+            </w:r>
+          </w:p>
+        </w:tc>
+        <w:tc>
+          <w:tcPr>
+            <w:tcW w:type="dxa" w:w="3168"/>
+            <w:shd w:fill="FFFFFF"/>
+            <w:tcMar>
+              <w:top w:w="90" w:type="dxa"/>
+              <w:bottom w:w="90" w:type="dxa"/>
+              <w:left w:w="110" w:type="dxa"/>
+              <w:right w:w="110" w:type="dxa"/>
+            </w:tcMar>
+          </w:tcPr>
+          <w:p>
+            <w:r>
+              <w:rPr>
+                <w:color w:val="0F172A"/>
+                <w:sz w:val="17"/>
+              </w:rPr>
+              <w:t>Retenção mínima de 90% do vídeo para liberar o Quiz (+5 nfs)</w:t>
+            </w:r>
+          </w:p>
+        </w:tc>
+      </w:tr>
+      <w:tr>
+        <w:tc>
+          <w:tcPr>
+            <w:tcW w:type="dxa" w:w="3600"/>
+            <w:shd w:fill="ECFDF5"/>
+            <w:tcMar>
+              <w:top w:w="90" w:type="dxa"/>
+              <w:bottom w:w="90" w:type="dxa"/>
+              <w:left w:w="110" w:type="dxa"/>
+              <w:right w:w="110" w:type="dxa"/>
+            </w:tcMar>
+          </w:tcPr>
+          <w:p>
+            <w:r>
+              <w:rPr>
+                <w:color w:val="0F172A"/>
+                <w:sz w:val="17"/>
+              </w:rPr>
+              <w:t>Resposta Correta no Quiz (Netfits / Fibios)</w:t>
+            </w:r>
+          </w:p>
+        </w:tc>
+        <w:tc>
+          <w:tcPr>
+            <w:tcW w:type="dxa" w:w="3024"/>
+            <w:shd w:fill="ECFDF5"/>
+            <w:tcMar>
+              <w:top w:w="90" w:type="dxa"/>
+              <w:bottom w:w="90" w:type="dxa"/>
+              <w:left w:w="110" w:type="dxa"/>
+              <w:right w:w="110" w:type="dxa"/>
+            </w:tcMar>
+          </w:tcPr>
+          <w:p>
+            <w:r>
+              <w:rPr>
+                <w:b/>
+                <w:color w:val="10B981"/>
+                <w:sz w:val="17"/>
+              </w:rPr>
+              <w:t>+5 nfs por acerto</w:t>
+            </w:r>
+          </w:p>
+        </w:tc>
+        <w:tc>
+          <w:tcPr>
+            <w:tcW w:type="dxa" w:w="3168"/>
+            <w:shd w:fill="ECFDF5"/>
+            <w:tcMar>
+              <w:top w:w="90" w:type="dxa"/>
+              <w:bottom w:w="90" w:type="dxa"/>
+              <w:left w:w="110" w:type="dxa"/>
+              <w:right w:w="110" w:type="dxa"/>
+            </w:tcMar>
+          </w:tcPr>
+          <w:p>
+            <w:r>
+              <w:rPr>
+                <w:color w:val="0F172A"/>
+                <w:sz w:val="17"/>
+              </w:rPr>
+              <w:t>1 acerto bonificado por usuário a cada 24 horas</w:t>
+            </w:r>
+          </w:p>
+        </w:tc>
+      </w:tr>
+      <w:tr>
+        <w:tc>
+          <w:tcPr>
+            <w:tcW w:type="dxa" w:w="3600"/>
+            <w:shd w:fill="FFFFFF"/>
+            <w:tcMar>
+              <w:top w:w="90" w:type="dxa"/>
+              <w:bottom w:w="90" w:type="dxa"/>
+              <w:left w:w="110" w:type="dxa"/>
+              <w:right w:w="110" w:type="dxa"/>
+            </w:tcMar>
+          </w:tcPr>
+          <w:p>
+            <w:r>
+              <w:rPr>
+                <w:color w:val="0F172A"/>
+                <w:sz w:val="17"/>
+              </w:rPr>
+              <w:t>Resposta Correta no Quiz Patrocinado (Marcas)</w:t>
+            </w:r>
+          </w:p>
+        </w:tc>
+        <w:tc>
+          <w:tcPr>
+            <w:tcW w:type="dxa" w:w="3024"/>
+            <w:shd w:fill="FFFFFF"/>
+            <w:tcMar>
+              <w:top w:w="90" w:type="dxa"/>
+              <w:bottom w:w="90" w:type="dxa"/>
+              <w:left w:w="110" w:type="dxa"/>
+              <w:right w:w="110" w:type="dxa"/>
+            </w:tcMar>
+          </w:tcPr>
+          <w:p>
+            <w:r>
+              <w:rPr>
+                <w:b/>
+                <w:color w:val="10B981"/>
+                <w:sz w:val="17"/>
+              </w:rPr>
+              <w:t>+10 nfs por acerto</w:t>
+            </w:r>
+          </w:p>
+        </w:tc>
+        <w:tc>
+          <w:tcPr>
+            <w:tcW w:type="dxa" w:w="3168"/>
+            <w:shd w:fill="FFFFFF"/>
+            <w:tcMar>
+              <w:top w:w="90" w:type="dxa"/>
+              <w:bottom w:w="90" w:type="dxa"/>
+              <w:left w:w="110" w:type="dxa"/>
+              <w:right w:w="110" w:type="dxa"/>
+            </w:tcMar>
+          </w:tcPr>
+          <w:p>
+            <w:r>
+              <w:rPr>
+                <w:color w:val="0F172A"/>
+                <w:sz w:val="17"/>
+              </w:rPr>
+              <w:t>Custeio do parceiro comercial (ex: Mizuno Aero Cap)</w:t>
+            </w:r>
+          </w:p>
+        </w:tc>
+      </w:tr>
+      <w:tr>
+        <w:tc>
+          <w:tcPr>
+            <w:tcW w:type="dxa" w:w="3600"/>
+            <w:shd w:fill="ECFDF5"/>
+            <w:tcMar>
+              <w:top w:w="90" w:type="dxa"/>
+              <w:bottom w:w="90" w:type="dxa"/>
+              <w:left w:w="110" w:type="dxa"/>
+              <w:right w:w="110" w:type="dxa"/>
+            </w:tcMar>
+          </w:tcPr>
+          <w:p>
+            <w:r>
+              <w:rPr>
+                <w:color w:val="0F172A"/>
+                <w:sz w:val="17"/>
+              </w:rPr>
+              <w:t>Compartilhamento em Redes Sociais</w:t>
+            </w:r>
+          </w:p>
+        </w:tc>
+        <w:tc>
+          <w:tcPr>
+            <w:tcW w:type="dxa" w:w="3024"/>
+            <w:shd w:fill="ECFDF5"/>
+            <w:tcMar>
+              <w:top w:w="90" w:type="dxa"/>
+              <w:bottom w:w="90" w:type="dxa"/>
+              <w:left w:w="110" w:type="dxa"/>
+              <w:right w:w="110" w:type="dxa"/>
+            </w:tcMar>
+          </w:tcPr>
+          <w:p>
+            <w:r>
+              <w:rPr>
+                <w:b/>
+                <w:color w:val="10B981"/>
+                <w:sz w:val="17"/>
+              </w:rPr>
+              <w:t>+1 nf por compartilhamento</w:t>
+            </w:r>
+          </w:p>
+        </w:tc>
+        <w:tc>
+          <w:tcPr>
+            <w:tcW w:type="dxa" w:w="3168"/>
+            <w:shd w:fill="ECFDF5"/>
+            <w:tcMar>
+              <w:top w:w="90" w:type="dxa"/>
+              <w:bottom w:w="90" w:type="dxa"/>
+              <w:left w:w="110" w:type="dxa"/>
+              <w:right w:w="110" w:type="dxa"/>
+            </w:tcMar>
+          </w:tcPr>
+          <w:p>
+            <w:r>
+              <w:rPr>
+                <w:color w:val="0F172A"/>
+                <w:sz w:val="17"/>
+              </w:rPr>
+              <w:t>Limite máximo diário de 10 compartilhamentos auditados</w:t>
+            </w:r>
+          </w:p>
+        </w:tc>
+      </w:tr>
+      <w:tr>
+        <w:tc>
+          <w:tcPr>
+            <w:tcW w:type="dxa" w:w="3600"/>
+            <w:shd w:fill="FFFFFF"/>
+            <w:tcMar>
+              <w:top w:w="90" w:type="dxa"/>
+              <w:bottom w:w="90" w:type="dxa"/>
+              <w:left w:w="110" w:type="dxa"/>
+              <w:right w:w="110" w:type="dxa"/>
+            </w:tcMar>
+          </w:tcPr>
+          <w:p>
+            <w:r>
+              <w:rPr>
+                <w:color w:val="0F172A"/>
+                <w:sz w:val="17"/>
+              </w:rPr>
+              <w:t>Compras no Shop Netfits (Marketplace)</w:t>
+            </w:r>
+          </w:p>
+        </w:tc>
+        <w:tc>
+          <w:tcPr>
+            <w:tcW w:type="dxa" w:w="3024"/>
+            <w:shd w:fill="FFFFFF"/>
+            <w:tcMar>
+              <w:top w:w="90" w:type="dxa"/>
+              <w:bottom w:w="90" w:type="dxa"/>
+              <w:left w:w="110" w:type="dxa"/>
+              <w:right w:w="110" w:type="dxa"/>
+            </w:tcMar>
+          </w:tcPr>
+          <w:p>
+            <w:r>
+              <w:rPr>
+                <w:b/>
+                <w:color w:val="10B981"/>
+                <w:sz w:val="17"/>
+              </w:rPr>
+              <w:t>4 nfs por R$ 1,00 gasto</w:t>
+            </w:r>
+          </w:p>
+        </w:tc>
+        <w:tc>
+          <w:tcPr>
+            <w:tcW w:type="dxa" w:w="3168"/>
+            <w:shd w:fill="FFFFFF"/>
+            <w:tcMar>
+              <w:top w:w="90" w:type="dxa"/>
+              <w:bottom w:w="90" w:type="dxa"/>
+              <w:left w:w="110" w:type="dxa"/>
+              <w:right w:w="110" w:type="dxa"/>
+            </w:tcMar>
+          </w:tcPr>
+          <w:p>
+            <w:r>
+              <w:rPr>
+                <w:color w:val="0F172A"/>
+                <w:sz w:val="17"/>
+              </w:rPr>
+              <w:t>Take-rate de 6,0%, cashback direto no extrato</w:t>
+            </w:r>
+          </w:p>
+        </w:tc>
+      </w:tr>
+      <w:tr>
+        <w:tc>
+          <w:tcPr>
+            <w:tcW w:type="dxa" w:w="3600"/>
+            <w:shd w:fill="ECFDF5"/>
+            <w:tcMar>
+              <w:top w:w="90" w:type="dxa"/>
+              <w:bottom w:w="90" w:type="dxa"/>
+              <w:left w:w="110" w:type="dxa"/>
+              <w:right w:w="110" w:type="dxa"/>
+            </w:tcMar>
+          </w:tcPr>
+          <w:p>
+            <w:r>
+              <w:rPr>
+                <w:color w:val="0F172A"/>
+                <w:sz w:val="17"/>
+              </w:rPr>
+              <w:t>Validade dos Pontos Acumulados</w:t>
+            </w:r>
+          </w:p>
+        </w:tc>
+        <w:tc>
+          <w:tcPr>
+            <w:tcW w:type="dxa" w:w="3024"/>
+            <w:shd w:fill="ECFDF5"/>
+            <w:tcMar>
+              <w:top w:w="90" w:type="dxa"/>
+              <w:bottom w:w="90" w:type="dxa"/>
+              <w:left w:w="110" w:type="dxa"/>
+              <w:right w:w="110" w:type="dxa"/>
+            </w:tcMar>
+          </w:tcPr>
+          <w:p>
+            <w:r>
+              <w:rPr>
+                <w:b/>
+                <w:color w:val="10B981"/>
+                <w:sz w:val="17"/>
+              </w:rPr>
+              <w:t>24 meses (730 dias)</w:t>
+            </w:r>
+          </w:p>
+        </w:tc>
+        <w:tc>
+          <w:tcPr>
+            <w:tcW w:type="dxa" w:w="3168"/>
+            <w:shd w:fill="ECFDF5"/>
+            <w:tcMar>
+              <w:top w:w="90" w:type="dxa"/>
+              <w:bottom w:w="90" w:type="dxa"/>
+              <w:left w:w="110" w:type="dxa"/>
+              <w:right w:w="110" w:type="dxa"/>
+            </w:tcMar>
+          </w:tcPr>
+          <w:p>
+            <w:r>
+              <w:rPr>
+                <w:color w:val="0F172A"/>
+                <w:sz w:val="17"/>
+              </w:rPr>
+              <w:t>Algoritmo FEFO (First-Expiring, First-Out) no extrato</w:t>
+            </w:r>
+          </w:p>
+        </w:tc>
+      </w:tr>
+      <w:tr>
+        <w:tc>
+          <w:tcPr>
+            <w:tcW w:type="dxa" w:w="3600"/>
+            <w:shd w:fill="FFFFFF"/>
+            <w:tcMar>
+              <w:top w:w="90" w:type="dxa"/>
+              <w:bottom w:w="90" w:type="dxa"/>
+              <w:left w:w="110" w:type="dxa"/>
+              <w:right w:w="110" w:type="dxa"/>
+            </w:tcMar>
+          </w:tcPr>
+          <w:p>
+            <w:r>
+              <w:rPr>
+                <w:color w:val="0F172A"/>
+                <w:sz w:val="17"/>
+              </w:rPr>
+              <w:t>Novo Cadastro Completo no App (Onboarding)</w:t>
+            </w:r>
+          </w:p>
+        </w:tc>
+        <w:tc>
+          <w:tcPr>
+            <w:tcW w:type="dxa" w:w="3024"/>
+            <w:shd w:fill="FFFFFF"/>
+            <w:tcMar>
+              <w:top w:w="90" w:type="dxa"/>
+              <w:bottom w:w="90" w:type="dxa"/>
+              <w:left w:w="110" w:type="dxa"/>
+              <w:right w:w="110" w:type="dxa"/>
+            </w:tcMar>
+          </w:tcPr>
+          <w:p>
+            <w:r>
+              <w:rPr>
+                <w:b/>
+                <w:color w:val="10B981"/>
+                <w:sz w:val="17"/>
+              </w:rPr>
+              <w:t>+50 nfs imediatos</w:t>
+            </w:r>
+          </w:p>
+        </w:tc>
+        <w:tc>
+          <w:tcPr>
+            <w:tcW w:type="dxa" w:w="3168"/>
+            <w:shd w:fill="FFFFFF"/>
+            <w:tcMar>
+              <w:top w:w="90" w:type="dxa"/>
+              <w:bottom w:w="90" w:type="dxa"/>
+              <w:left w:w="110" w:type="dxa"/>
+              <w:right w:w="110" w:type="dxa"/>
+            </w:tcMar>
+          </w:tcPr>
+          <w:p>
+            <w:r>
+              <w:rPr>
+                <w:color w:val="0F172A"/>
+                <w:sz w:val="17"/>
+              </w:rPr>
+              <w:t>Endereço completo com CEP e perfil esportivo</w:t>
+            </w:r>
+          </w:p>
+        </w:tc>
+      </w:tr>
+      <w:tr>
+        <w:tc>
+          <w:tcPr>
+            <w:tcW w:type="dxa" w:w="3600"/>
+            <w:shd w:fill="ECFDF5"/>
+            <w:tcMar>
+              <w:top w:w="90" w:type="dxa"/>
+              <w:bottom w:w="90" w:type="dxa"/>
+              <w:left w:w="110" w:type="dxa"/>
+              <w:right w:w="110" w:type="dxa"/>
+            </w:tcMar>
+          </w:tcPr>
+          <w:p>
+            <w:r>
+              <w:rPr>
+                <w:color w:val="0F172A"/>
+                <w:sz w:val="17"/>
+              </w:rPr>
+              <w:t>Indicação de Amigos (Member Get Member)</w:t>
+            </w:r>
+          </w:p>
+        </w:tc>
+        <w:tc>
+          <w:tcPr>
+            <w:tcW w:type="dxa" w:w="3024"/>
+            <w:shd w:fill="ECFDF5"/>
+            <w:tcMar>
+              <w:top w:w="90" w:type="dxa"/>
+              <w:bottom w:w="90" w:type="dxa"/>
+              <w:left w:w="110" w:type="dxa"/>
+              <w:right w:w="110" w:type="dxa"/>
+            </w:tcMar>
+          </w:tcPr>
+          <w:p>
+            <w:r>
+              <w:rPr>
+                <w:b/>
+                <w:color w:val="10B981"/>
+                <w:sz w:val="17"/>
+              </w:rPr>
+              <w:t>+50 nfs por indicação</w:t>
+            </w:r>
+          </w:p>
+        </w:tc>
+        <w:tc>
+          <w:tcPr>
+            <w:tcW w:type="dxa" w:w="3168"/>
+            <w:shd w:fill="ECFDF5"/>
+            <w:tcMar>
+              <w:top w:w="90" w:type="dxa"/>
+              <w:bottom w:w="90" w:type="dxa"/>
+              <w:left w:w="110" w:type="dxa"/>
+              <w:right w:w="110" w:type="dxa"/>
+            </w:tcMar>
+          </w:tcPr>
+          <w:p>
+            <w:r>
+              <w:rPr>
+                <w:color w:val="0F172A"/>
+                <w:sz w:val="17"/>
+              </w:rPr>
+              <w:t>Creditado após o amigo indicado concluir cadastro</w:t>
+            </w:r>
+          </w:p>
+        </w:tc>
+      </w:tr>
+    </w:tbl>
+    <w:p>
+      <w:pPr>
+        <w:spacing w:after="240"/>
+      </w:pPr>
+    </w:p>
+    <w:p>
+      <w:pPr>
+        <w:spacing w:after="120"/>
+      </w:pPr>
+      <w:r>
+        <w:rPr>
+          <w:b/>
+          <w:color w:val="0F172A"/>
+          <w:sz w:val="26"/>
+        </w:rPr>
+        <w:t>2. Grade Cronológica Oficial: Programação Diária às 06:00</w:t>
+      </w:r>
+    </w:p>
+    <w:tbl>
+      <w:tblPr>
+        <w:tblW w:type="auto" w:w="0"/>
+        <w:jc w:val="center"/>
+        <w:tblLayout w:type="fixed"/>
+        <w:tblLook w:firstColumn="1" w:firstRow="1" w:lastColumn="0" w:lastRow="0" w:noHBand="0" w:noVBand="1" w:val="04A0"/>
+        <w:tblBorders>
+          <w:top w:val="single" w:sz="4" w:space="0" w:color="CBD5E1"/>
+          <w:bottom w:val="single" w:sz="4" w:space="0" w:color="CBD5E1"/>
+          <w:insideH w:val="single" w:sz="4" w:space="0" w:color="CBD5E1"/>
+          <w:insideV w:val="none"/>
+          <w:left w:val="none"/>
+          <w:right w:val="none"/>
+        </w:tblBorders>
+      </w:tblPr>
+      <w:tblGrid>
+        <w:gridCol w:w="1419"/>
+        <w:gridCol w:w="1419"/>
+        <w:gridCol w:w="1419"/>
+        <w:gridCol w:w="1419"/>
+        <w:gridCol w:w="1419"/>
+        <w:gridCol w:w="1419"/>
+        <w:gridCol w:w="1419"/>
+      </w:tblGrid>
+      <w:tr>
+        <w:tc>
+          <w:tcPr>
+            <w:tcW w:type="dxa" w:w="1296"/>
+            <w:shd w:fill="2563EB"/>
+            <w:tcMar>
+              <w:top w:w="100" w:type="dxa"/>
+              <w:bottom w:w="100" w:type="dxa"/>
+              <w:left w:w="70" w:type="dxa"/>
+              <w:right w:w="70" w:type="dxa"/>
+            </w:tcMar>
+          </w:tcPr>
+          <w:p>
+            <w:r>
+              <w:rPr>
+                <w:b/>
+                <w:color w:val="FFFFFF"/>
+                <w:sz w:val="16"/>
+              </w:rPr>
+              <w:t>Liberação</w:t>
+            </w:r>
+          </w:p>
+        </w:tc>
+        <w:tc>
+          <w:tcPr>
+            <w:tcW w:type="dxa" w:w="1440"/>
+            <w:shd w:fill="2563EB"/>
+            <w:tcMar>
+              <w:top w:w="100" w:type="dxa"/>
+              <w:bottom w:w="100" w:type="dxa"/>
+              <w:left w:w="70" w:type="dxa"/>
+              <w:right w:w="70" w:type="dxa"/>
+            </w:tcMar>
+          </w:tcPr>
+          <w:p>
+            <w:r>
+              <w:rPr>
+                <w:b/>
+                <w:color w:val="FFFFFF"/>
+                <w:sz w:val="16"/>
               </w:rPr>
               <w:t>Linha</w:t>
             </w:r>
@@ -190,104 +925,110 @@
         <w:tc>
           <w:tcPr>
             <w:tcW w:type="dxa" w:w="1584"/>
-            <w:shd w:fill="0F172A"/>
+            <w:shd w:fill="2563EB"/>
             <w:tcMar>
               <w:top w:w="100" w:type="dxa"/>
               <w:bottom w:w="100" w:type="dxa"/>
-              <w:left w:w="120" w:type="dxa"/>
-              <w:right w:w="120" w:type="dxa"/>
+              <w:left w:w="70" w:type="dxa"/>
+              <w:right w:w="70" w:type="dxa"/>
             </w:tcMar>
           </w:tcPr>
           <w:p>
-            <w:pPr>
-              <w:jc w:val="center"/>
-            </w:pPr>
             <w:r>
               <w:rPr>
-                <w:rFonts w:ascii="Arial" w:hAnsi="Arial"/>
                 <w:b/>
                 <w:color w:val="FFFFFF"/>
-                <w:sz w:val="17"/>
+                <w:sz w:val="16"/>
               </w:rPr>
-              <w:t>Autor</w:t>
+              <w:t>Autor / CRM</w:t>
             </w:r>
           </w:p>
         </w:tc>
         <w:tc>
           <w:tcPr>
-            <w:tcW w:type="dxa" w:w="3168"/>
-            <w:shd w:fill="0F172A"/>
+            <w:tcW w:type="dxa" w:w="1440"/>
+            <w:shd w:fill="2563EB"/>
             <w:tcMar>
               <w:top w:w="100" w:type="dxa"/>
               <w:bottom w:w="100" w:type="dxa"/>
-              <w:left w:w="120" w:type="dxa"/>
-              <w:right w:w="120" w:type="dxa"/>
+              <w:left w:w="70" w:type="dxa"/>
+              <w:right w:w="70" w:type="dxa"/>
             </w:tcMar>
           </w:tcPr>
           <w:p>
-            <w:pPr>
-              <w:jc w:val="center"/>
-            </w:pPr>
             <w:r>
               <w:rPr>
-                <w:rFonts w:ascii="Arial" w:hAnsi="Arial"/>
                 <w:b/>
                 <w:color w:val="FFFFFF"/>
-                <w:sz w:val="17"/>
+                <w:sz w:val="16"/>
               </w:rPr>
-              <w:t>Tema / Hook Central</w:t>
+              <w:t>Formato</w:t>
             </w:r>
           </w:p>
         </w:tc>
         <w:tc>
           <w:tcPr>
-            <w:tcW w:type="dxa" w:w="1296"/>
-            <w:shd w:fill="0F172A"/>
+            <w:tcW w:type="dxa" w:w="2304"/>
+            <w:shd w:fill="2563EB"/>
             <w:tcMar>
               <w:top w:w="100" w:type="dxa"/>
               <w:bottom w:w="100" w:type="dxa"/>
-              <w:left w:w="120" w:type="dxa"/>
-              <w:right w:w="120" w:type="dxa"/>
+              <w:left w:w="70" w:type="dxa"/>
+              <w:right w:w="70" w:type="dxa"/>
             </w:tcMar>
           </w:tcPr>
           <w:p>
-            <w:pPr>
-              <w:jc w:val="center"/>
-            </w:pPr>
             <w:r>
               <w:rPr>
-                <w:rFonts w:ascii="Arial" w:hAnsi="Arial"/>
                 <w:b/>
                 <w:color w:val="FFFFFF"/>
-                <w:sz w:val="17"/>
+                <w:sz w:val="16"/>
               </w:rPr>
-              <w:t>Recompensa</w:t>
+              <w:t>Tema Central &amp; Gancho</w:t>
             </w:r>
           </w:p>
         </w:tc>
         <w:tc>
           <w:tcPr>
-            <w:tcW w:type="dxa" w:w="1584"/>
-            <w:shd w:fill="0F172A"/>
+            <w:tcW w:type="dxa" w:w="864"/>
+            <w:shd w:fill="2563EB"/>
             <w:tcMar>
               <w:top w:w="100" w:type="dxa"/>
               <w:bottom w:w="100" w:type="dxa"/>
-              <w:left w:w="120" w:type="dxa"/>
-              <w:right w:w="120" w:type="dxa"/>
+              <w:left w:w="70" w:type="dxa"/>
+              <w:right w:w="70" w:type="dxa"/>
             </w:tcMar>
           </w:tcPr>
           <w:p>
-            <w:pPr>
-              <w:jc w:val="center"/>
-            </w:pPr>
             <w:r>
               <w:rPr>
-                <w:rFonts w:ascii="Arial" w:hAnsi="Arial"/>
                 <w:b/>
                 <w:color w:val="FFFFFF"/>
-                <w:sz w:val="17"/>
+                <w:sz w:val="16"/>
               </w:rPr>
-              <w:t>Base Científica</w:t>
+              <w:t>Quiz</w:t>
+            </w:r>
+          </w:p>
+        </w:tc>
+        <w:tc>
+          <w:tcPr>
+            <w:tcW w:type="dxa" w:w="864"/>
+            <w:shd w:fill="2563EB"/>
+            <w:tcMar>
+              <w:top w:w="100" w:type="dxa"/>
+              <w:bottom w:w="100" w:type="dxa"/>
+              <w:left w:w="70" w:type="dxa"/>
+              <w:right w:w="70" w:type="dxa"/>
+            </w:tcMar>
+          </w:tcPr>
+          <w:p>
+            <w:r>
+              <w:rPr>
+                <w:b/>
+                <w:color w:val="FFFFFF"/>
+                <w:sz w:val="16"/>
+              </w:rPr>
+              <w:t>Status</w:t>
             </w:r>
           </w:p>
         </w:tc>
@@ -295,55 +1036,804 @@
       <w:tr>
         <w:tc>
           <w:tcPr>
-            <w:tcW w:type="dxa" w:w="1008"/>
-            <w:shd w:fill="FFFFFF"/>
+            <w:tcW w:type="dxa" w:w="1296"/>
+            <w:shd w:fill="FEF3C7"/>
             <w:tcMar>
-              <w:top w:w="80" w:type="dxa"/>
-              <w:bottom w:w="80" w:type="dxa"/>
-              <w:left w:w="100" w:type="dxa"/>
-              <w:right w:w="100" w:type="dxa"/>
+              <w:top w:w="70" w:type="dxa"/>
+              <w:bottom w:w="70" w:type="dxa"/>
+              <w:left w:w="70" w:type="dxa"/>
+              <w:right w:w="70" w:type="dxa"/>
             </w:tcMar>
           </w:tcPr>
           <w:p>
-            <w:pPr>
-              <w:spacing w:before="0" w:after="0"/>
-              <w:jc w:val="center"/>
-            </w:pPr>
             <w:r>
               <w:rPr>
-                <w:rFonts w:ascii="Arial" w:hAnsi="Arial"/>
                 <w:b/>
-                <w:color w:val="1E293B"/>
-                <w:sz w:val="17"/>
+                <w:color w:val="10B981"/>
+                <w:sz w:val="15"/>
               </w:rPr>
-              <w:t>Dia 01</w:t>
+              <w:t>Inicial (Ativo)</w:t>
             </w:r>
           </w:p>
         </w:tc>
         <w:tc>
           <w:tcPr>
-            <w:tcW w:type="dxa" w:w="1152"/>
-            <w:shd w:fill="FFFFFF"/>
+            <w:tcW w:type="dxa" w:w="1440"/>
+            <w:shd w:fill="FEF3C7"/>
             <w:tcMar>
-              <w:top w:w="80" w:type="dxa"/>
-              <w:bottom w:w="80" w:type="dxa"/>
-              <w:left w:w="100" w:type="dxa"/>
-              <w:right w:w="100" w:type="dxa"/>
+              <w:top w:w="70" w:type="dxa"/>
+              <w:bottom w:w="70" w:type="dxa"/>
+              <w:left w:w="70" w:type="dxa"/>
+              <w:right w:w="70" w:type="dxa"/>
             </w:tcMar>
           </w:tcPr>
           <w:p>
-            <w:pPr>
-              <w:spacing w:before="0" w:after="0"/>
-              <w:jc w:val="center"/>
-            </w:pPr>
             <w:r>
               <w:rPr>
-                <w:rFonts w:ascii="Arial" w:hAnsi="Arial"/>
+                <w:color w:val="0F172A"/>
+                <w:sz w:val="15"/>
+              </w:rPr>
+              <w:t>Fibios</w:t>
+            </w:r>
+          </w:p>
+        </w:tc>
+        <w:tc>
+          <w:tcPr>
+            <w:tcW w:type="dxa" w:w="1584"/>
+            <w:shd w:fill="FEF3C7"/>
+            <w:tcMar>
+              <w:top w:w="70" w:type="dxa"/>
+              <w:bottom w:w="70" w:type="dxa"/>
+              <w:left w:w="70" w:type="dxa"/>
+              <w:right w:w="70" w:type="dxa"/>
+            </w:tcMar>
+          </w:tcPr>
+          <w:p>
+            <w:r>
+              <w:rPr>
+                <w:color w:val="0F172A"/>
+                <w:sz w:val="15"/>
+              </w:rPr>
+              <w:t>Dra. Isabella</w:t>
+            </w:r>
+          </w:p>
+        </w:tc>
+        <w:tc>
+          <w:tcPr>
+            <w:tcW w:type="dxa" w:w="1440"/>
+            <w:shd w:fill="FEF3C7"/>
+            <w:tcMar>
+              <w:top w:w="70" w:type="dxa"/>
+              <w:bottom w:w="70" w:type="dxa"/>
+              <w:left w:w="70" w:type="dxa"/>
+              <w:right w:w="70" w:type="dxa"/>
+            </w:tcMar>
+          </w:tcPr>
+          <w:p>
+            <w:r>
+              <w:rPr>
+                <w:color w:val="0F172A"/>
+                <w:sz w:val="15"/>
+              </w:rPr>
+              <w:t>Artigo Clássico</w:t>
+            </w:r>
+          </w:p>
+        </w:tc>
+        <w:tc>
+          <w:tcPr>
+            <w:tcW w:type="dxa" w:w="2304"/>
+            <w:shd w:fill="FEF3C7"/>
+            <w:tcMar>
+              <w:top w:w="70" w:type="dxa"/>
+              <w:bottom w:w="70" w:type="dxa"/>
+              <w:left w:w="70" w:type="dxa"/>
+              <w:right w:w="70" w:type="dxa"/>
+            </w:tcMar>
+          </w:tcPr>
+          <w:p>
+            <w:r>
+              <w:rPr>
+                <w:color w:val="0F172A"/>
+                <w:sz w:val="15"/>
+              </w:rPr>
+              <w:t>Sono Reparador de 7h a 9h: Regeneração e GH</w:t>
+            </w:r>
+          </w:p>
+        </w:tc>
+        <w:tc>
+          <w:tcPr>
+            <w:tcW w:type="dxa" w:w="864"/>
+            <w:shd w:fill="FEF3C7"/>
+            <w:tcMar>
+              <w:top w:w="70" w:type="dxa"/>
+              <w:bottom w:w="70" w:type="dxa"/>
+              <w:left w:w="70" w:type="dxa"/>
+              <w:right w:w="70" w:type="dxa"/>
+            </w:tcMar>
+          </w:tcPr>
+          <w:p>
+            <w:r>
+              <w:rPr>
                 <w:b/>
-                <w:color w:val="EA580C"/>
-                <w:sz w:val="17"/>
+                <w:color w:val="10B981"/>
+                <w:sz w:val="15"/>
               </w:rPr>
-              <w:t>Netfits</w:t>
+              <w:t>+5 nfs</w:t>
+            </w:r>
+          </w:p>
+        </w:tc>
+        <w:tc>
+          <w:tcPr>
+            <w:tcW w:type="dxa" w:w="864"/>
+            <w:shd w:fill="FEF3C7"/>
+            <w:tcMar>
+              <w:top w:w="70" w:type="dxa"/>
+              <w:bottom w:w="70" w:type="dxa"/>
+              <w:left w:w="70" w:type="dxa"/>
+              <w:right w:w="70" w:type="dxa"/>
+            </w:tcMar>
+          </w:tcPr>
+          <w:p>
+            <w:r>
+              <w:rPr>
+                <w:b/>
+                <w:color w:val="10B981"/>
+                <w:sz w:val="15"/>
+              </w:rPr>
+              <w:t>Ativo</w:t>
+            </w:r>
+          </w:p>
+        </w:tc>
+      </w:tr>
+      <w:tr>
+        <w:tc>
+          <w:tcPr>
+            <w:tcW w:type="dxa" w:w="1296"/>
+            <w:shd w:fill="FEF3C7"/>
+            <w:tcMar>
+              <w:top w:w="70" w:type="dxa"/>
+              <w:bottom w:w="70" w:type="dxa"/>
+              <w:left w:w="70" w:type="dxa"/>
+              <w:right w:w="70" w:type="dxa"/>
+            </w:tcMar>
+          </w:tcPr>
+          <w:p>
+            <w:r>
+              <w:rPr>
+                <w:b/>
+                <w:color w:val="10B981"/>
+                <w:sz w:val="15"/>
+              </w:rPr>
+              <w:t>Inicial (Ativo)</w:t>
+            </w:r>
+          </w:p>
+        </w:tc>
+        <w:tc>
+          <w:tcPr>
+            <w:tcW w:type="dxa" w:w="1440"/>
+            <w:shd w:fill="FEF3C7"/>
+            <w:tcMar>
+              <w:top w:w="70" w:type="dxa"/>
+              <w:bottom w:w="70" w:type="dxa"/>
+              <w:left w:w="70" w:type="dxa"/>
+              <w:right w:w="70" w:type="dxa"/>
+            </w:tcMar>
+          </w:tcPr>
+          <w:p>
+            <w:r>
+              <w:rPr>
+                <w:color w:val="0F172A"/>
+                <w:sz w:val="15"/>
+              </w:rPr>
+              <w:t>Educativo</w:t>
+            </w:r>
+          </w:p>
+        </w:tc>
+        <w:tc>
+          <w:tcPr>
+            <w:tcW w:type="dxa" w:w="1584"/>
+            <w:shd w:fill="FEF3C7"/>
+            <w:tcMar>
+              <w:top w:w="70" w:type="dxa"/>
+              <w:bottom w:w="70" w:type="dxa"/>
+              <w:left w:w="70" w:type="dxa"/>
+              <w:right w:w="70" w:type="dxa"/>
+            </w:tcMar>
+          </w:tcPr>
+          <w:p>
+            <w:r>
+              <w:rPr>
+                <w:color w:val="0F172A"/>
+                <w:sz w:val="15"/>
+              </w:rPr>
+              <w:t>Time Netfits</w:t>
+            </w:r>
+          </w:p>
+        </w:tc>
+        <w:tc>
+          <w:tcPr>
+            <w:tcW w:type="dxa" w:w="1440"/>
+            <w:shd w:fill="FEF3C7"/>
+            <w:tcMar>
+              <w:top w:w="70" w:type="dxa"/>
+              <w:bottom w:w="70" w:type="dxa"/>
+              <w:left w:w="70" w:type="dxa"/>
+              <w:right w:w="70" w:type="dxa"/>
+            </w:tcMar>
+          </w:tcPr>
+          <w:p>
+            <w:r>
+              <w:rPr>
+                <w:color w:val="0F172A"/>
+                <w:sz w:val="15"/>
+              </w:rPr>
+              <w:t>Manifesto Editorial</w:t>
+            </w:r>
+          </w:p>
+        </w:tc>
+        <w:tc>
+          <w:tcPr>
+            <w:tcW w:type="dxa" w:w="2304"/>
+            <w:shd w:fill="FEF3C7"/>
+            <w:tcMar>
+              <w:top w:w="70" w:type="dxa"/>
+              <w:bottom w:w="70" w:type="dxa"/>
+              <w:left w:w="70" w:type="dxa"/>
+              <w:right w:w="70" w:type="dxa"/>
+            </w:tcMar>
+          </w:tcPr>
+          <w:p>
+            <w:r>
+              <w:rPr>
+                <w:color w:val="0F172A"/>
+                <w:sz w:val="15"/>
+              </w:rPr>
+              <w:t>O Propósito: Healthspan vs. Lifespan (80 anos)</w:t>
+            </w:r>
+          </w:p>
+        </w:tc>
+        <w:tc>
+          <w:tcPr>
+            <w:tcW w:type="dxa" w:w="864"/>
+            <w:shd w:fill="FEF3C7"/>
+            <w:tcMar>
+              <w:top w:w="70" w:type="dxa"/>
+              <w:bottom w:w="70" w:type="dxa"/>
+              <w:left w:w="70" w:type="dxa"/>
+              <w:right w:w="70" w:type="dxa"/>
+            </w:tcMar>
+          </w:tcPr>
+          <w:p>
+            <w:r>
+              <w:rPr>
+                <w:b/>
+                <w:color w:val="10B981"/>
+                <w:sz w:val="15"/>
+              </w:rPr>
+              <w:t>+5 nfs</w:t>
+            </w:r>
+          </w:p>
+        </w:tc>
+        <w:tc>
+          <w:tcPr>
+            <w:tcW w:type="dxa" w:w="864"/>
+            <w:shd w:fill="FEF3C7"/>
+            <w:tcMar>
+              <w:top w:w="70" w:type="dxa"/>
+              <w:bottom w:w="70" w:type="dxa"/>
+              <w:left w:w="70" w:type="dxa"/>
+              <w:right w:w="70" w:type="dxa"/>
+            </w:tcMar>
+          </w:tcPr>
+          <w:p>
+            <w:r>
+              <w:rPr>
+                <w:b/>
+                <w:color w:val="10B981"/>
+                <w:sz w:val="15"/>
+              </w:rPr>
+              <w:t>Ativo</w:t>
+            </w:r>
+          </w:p>
+        </w:tc>
+      </w:tr>
+      <w:tr>
+        <w:tc>
+          <w:tcPr>
+            <w:tcW w:type="dxa" w:w="1296"/>
+            <w:shd w:fill="FEF3C7"/>
+            <w:tcMar>
+              <w:top w:w="70" w:type="dxa"/>
+              <w:bottom w:w="70" w:type="dxa"/>
+              <w:left w:w="70" w:type="dxa"/>
+              <w:right w:w="70" w:type="dxa"/>
+            </w:tcMar>
+          </w:tcPr>
+          <w:p>
+            <w:r>
+              <w:rPr>
+                <w:b/>
+                <w:color w:val="10B981"/>
+                <w:sz w:val="15"/>
+              </w:rPr>
+              <w:t>Inicial (Ativo)</w:t>
+            </w:r>
+          </w:p>
+        </w:tc>
+        <w:tc>
+          <w:tcPr>
+            <w:tcW w:type="dxa" w:w="1440"/>
+            <w:shd w:fill="FEF3C7"/>
+            <w:tcMar>
+              <w:top w:w="70" w:type="dxa"/>
+              <w:bottom w:w="70" w:type="dxa"/>
+              <w:left w:w="70" w:type="dxa"/>
+              <w:right w:w="70" w:type="dxa"/>
+            </w:tcMar>
+          </w:tcPr>
+          <w:p>
+            <w:r>
+              <w:rPr>
+                <w:color w:val="0F172A"/>
+                <w:sz w:val="15"/>
+              </w:rPr>
+              <w:t>Fibios</w:t>
+            </w:r>
+          </w:p>
+        </w:tc>
+        <w:tc>
+          <w:tcPr>
+            <w:tcW w:type="dxa" w:w="1584"/>
+            <w:shd w:fill="FEF3C7"/>
+            <w:tcMar>
+              <w:top w:w="70" w:type="dxa"/>
+              <w:bottom w:w="70" w:type="dxa"/>
+              <w:left w:w="70" w:type="dxa"/>
+              <w:right w:w="70" w:type="dxa"/>
+            </w:tcMar>
+          </w:tcPr>
+          <w:p>
+            <w:r>
+              <w:rPr>
+                <w:color w:val="0F172A"/>
+                <w:sz w:val="15"/>
+              </w:rPr>
+              <w:t>Dr. Franco</w:t>
+            </w:r>
+          </w:p>
+        </w:tc>
+        <w:tc>
+          <w:tcPr>
+            <w:tcW w:type="dxa" w:w="1440"/>
+            <w:shd w:fill="FEF3C7"/>
+            <w:tcMar>
+              <w:top w:w="70" w:type="dxa"/>
+              <w:bottom w:w="70" w:type="dxa"/>
+              <w:left w:w="70" w:type="dxa"/>
+              <w:right w:w="70" w:type="dxa"/>
+            </w:tcMar>
+          </w:tcPr>
+          <w:p>
+            <w:r>
+              <w:rPr>
+                <w:color w:val="0F172A"/>
+                <w:sz w:val="15"/>
+              </w:rPr>
+              <w:t>Artigo Clássico</w:t>
+            </w:r>
+          </w:p>
+        </w:tc>
+        <w:tc>
+          <w:tcPr>
+            <w:tcW w:type="dxa" w:w="2304"/>
+            <w:shd w:fill="FEF3C7"/>
+            <w:tcMar>
+              <w:top w:w="70" w:type="dxa"/>
+              <w:bottom w:w="70" w:type="dxa"/>
+              <w:left w:w="70" w:type="dxa"/>
+              <w:right w:w="70" w:type="dxa"/>
+            </w:tcMar>
+          </w:tcPr>
+          <w:p>
+            <w:r>
+              <w:rPr>
+                <w:color w:val="0F172A"/>
+                <w:sz w:val="15"/>
+              </w:rPr>
+              <w:t>Musculação Além da Estética: Sarcopenia e Osso</w:t>
+            </w:r>
+          </w:p>
+        </w:tc>
+        <w:tc>
+          <w:tcPr>
+            <w:tcW w:type="dxa" w:w="864"/>
+            <w:shd w:fill="FEF3C7"/>
+            <w:tcMar>
+              <w:top w:w="70" w:type="dxa"/>
+              <w:bottom w:w="70" w:type="dxa"/>
+              <w:left w:w="70" w:type="dxa"/>
+              <w:right w:w="70" w:type="dxa"/>
+            </w:tcMar>
+          </w:tcPr>
+          <w:p>
+            <w:r>
+              <w:rPr>
+                <w:b/>
+                <w:color w:val="10B981"/>
+                <w:sz w:val="15"/>
+              </w:rPr>
+              <w:t>+5 nfs</w:t>
+            </w:r>
+          </w:p>
+        </w:tc>
+        <w:tc>
+          <w:tcPr>
+            <w:tcW w:type="dxa" w:w="864"/>
+            <w:shd w:fill="FEF3C7"/>
+            <w:tcMar>
+              <w:top w:w="70" w:type="dxa"/>
+              <w:bottom w:w="70" w:type="dxa"/>
+              <w:left w:w="70" w:type="dxa"/>
+              <w:right w:w="70" w:type="dxa"/>
+            </w:tcMar>
+          </w:tcPr>
+          <w:p>
+            <w:r>
+              <w:rPr>
+                <w:b/>
+                <w:color w:val="10B981"/>
+                <w:sz w:val="15"/>
+              </w:rPr>
+              <w:t>Ativo</w:t>
+            </w:r>
+          </w:p>
+        </w:tc>
+      </w:tr>
+      <w:tr>
+        <w:tc>
+          <w:tcPr>
+            <w:tcW w:type="dxa" w:w="1296"/>
+            <w:shd w:fill="FEF3C7"/>
+            <w:tcMar>
+              <w:top w:w="70" w:type="dxa"/>
+              <w:bottom w:w="70" w:type="dxa"/>
+              <w:left w:w="70" w:type="dxa"/>
+              <w:right w:w="70" w:type="dxa"/>
+            </w:tcMar>
+          </w:tcPr>
+          <w:p>
+            <w:r>
+              <w:rPr>
+                <w:b/>
+                <w:color w:val="10B981"/>
+                <w:sz w:val="15"/>
+              </w:rPr>
+              <w:t>Inicial (Ativo)</w:t>
+            </w:r>
+          </w:p>
+        </w:tc>
+        <w:tc>
+          <w:tcPr>
+            <w:tcW w:type="dxa" w:w="1440"/>
+            <w:shd w:fill="FEF3C7"/>
+            <w:tcMar>
+              <w:top w:w="70" w:type="dxa"/>
+              <w:bottom w:w="70" w:type="dxa"/>
+              <w:left w:w="70" w:type="dxa"/>
+              <w:right w:w="70" w:type="dxa"/>
+            </w:tcMar>
+          </w:tcPr>
+          <w:p>
+            <w:r>
+              <w:rPr>
+                <w:color w:val="0F172A"/>
+                <w:sz w:val="15"/>
+              </w:rPr>
+              <w:t>Fibios</w:t>
+            </w:r>
+          </w:p>
+        </w:tc>
+        <w:tc>
+          <w:tcPr>
+            <w:tcW w:type="dxa" w:w="1584"/>
+            <w:shd w:fill="FEF3C7"/>
+            <w:tcMar>
+              <w:top w:w="70" w:type="dxa"/>
+              <w:bottom w:w="70" w:type="dxa"/>
+              <w:left w:w="70" w:type="dxa"/>
+              <w:right w:w="70" w:type="dxa"/>
+            </w:tcMar>
+          </w:tcPr>
+          <w:p>
+            <w:r>
+              <w:rPr>
+                <w:color w:val="0F172A"/>
+                <w:sz w:val="15"/>
+              </w:rPr>
+              <w:t>Dra. Isabella</w:t>
+            </w:r>
+          </w:p>
+        </w:tc>
+        <w:tc>
+          <w:tcPr>
+            <w:tcW w:type="dxa" w:w="1440"/>
+            <w:shd w:fill="FEF3C7"/>
+            <w:tcMar>
+              <w:top w:w="70" w:type="dxa"/>
+              <w:bottom w:w="70" w:type="dxa"/>
+              <w:left w:w="70" w:type="dxa"/>
+              <w:right w:w="70" w:type="dxa"/>
+            </w:tcMar>
+          </w:tcPr>
+          <w:p>
+            <w:r>
+              <w:rPr>
+                <w:color w:val="0F172A"/>
+                <w:sz w:val="15"/>
+              </w:rPr>
+              <w:t>Artigo Clássico</w:t>
+            </w:r>
+          </w:p>
+        </w:tc>
+        <w:tc>
+          <w:tcPr>
+            <w:tcW w:type="dxa" w:w="2304"/>
+            <w:shd w:fill="FEF3C7"/>
+            <w:tcMar>
+              <w:top w:w="70" w:type="dxa"/>
+              <w:bottom w:w="70" w:type="dxa"/>
+              <w:left w:w="70" w:type="dxa"/>
+              <w:right w:w="70" w:type="dxa"/>
+            </w:tcMar>
+          </w:tcPr>
+          <w:p>
+            <w:r>
+              <w:rPr>
+                <w:color w:val="0F172A"/>
+                <w:sz w:val="15"/>
+              </w:rPr>
+              <w:t>Higiene do Sono &amp; Luz Azul do Celular</w:t>
+            </w:r>
+          </w:p>
+        </w:tc>
+        <w:tc>
+          <w:tcPr>
+            <w:tcW w:type="dxa" w:w="864"/>
+            <w:shd w:fill="FEF3C7"/>
+            <w:tcMar>
+              <w:top w:w="70" w:type="dxa"/>
+              <w:bottom w:w="70" w:type="dxa"/>
+              <w:left w:w="70" w:type="dxa"/>
+              <w:right w:w="70" w:type="dxa"/>
+            </w:tcMar>
+          </w:tcPr>
+          <w:p>
+            <w:r>
+              <w:rPr>
+                <w:b/>
+                <w:color w:val="10B981"/>
+                <w:sz w:val="15"/>
+              </w:rPr>
+              <w:t>+5 nfs</w:t>
+            </w:r>
+          </w:p>
+        </w:tc>
+        <w:tc>
+          <w:tcPr>
+            <w:tcW w:type="dxa" w:w="864"/>
+            <w:shd w:fill="FEF3C7"/>
+            <w:tcMar>
+              <w:top w:w="70" w:type="dxa"/>
+              <w:bottom w:w="70" w:type="dxa"/>
+              <w:left w:w="70" w:type="dxa"/>
+              <w:right w:w="70" w:type="dxa"/>
+            </w:tcMar>
+          </w:tcPr>
+          <w:p>
+            <w:r>
+              <w:rPr>
+                <w:b/>
+                <w:color w:val="10B981"/>
+                <w:sz w:val="15"/>
+              </w:rPr>
+              <w:t>Ativo</w:t>
+            </w:r>
+          </w:p>
+        </w:tc>
+      </w:tr>
+      <w:tr>
+        <w:tc>
+          <w:tcPr>
+            <w:tcW w:type="dxa" w:w="1296"/>
+            <w:shd w:fill="FEF3C7"/>
+            <w:tcMar>
+              <w:top w:w="70" w:type="dxa"/>
+              <w:bottom w:w="70" w:type="dxa"/>
+              <w:left w:w="70" w:type="dxa"/>
+              <w:right w:w="70" w:type="dxa"/>
+            </w:tcMar>
+          </w:tcPr>
+          <w:p>
+            <w:r>
+              <w:rPr>
+                <w:b/>
+                <w:color w:val="10B981"/>
+                <w:sz w:val="15"/>
+              </w:rPr>
+              <w:t>Inicial (Ativo)</w:t>
+            </w:r>
+          </w:p>
+        </w:tc>
+        <w:tc>
+          <w:tcPr>
+            <w:tcW w:type="dxa" w:w="1440"/>
+            <w:shd w:fill="FEF3C7"/>
+            <w:tcMar>
+              <w:top w:w="70" w:type="dxa"/>
+              <w:bottom w:w="70" w:type="dxa"/>
+              <w:left w:w="70" w:type="dxa"/>
+              <w:right w:w="70" w:type="dxa"/>
+            </w:tcMar>
+          </w:tcPr>
+          <w:p>
+            <w:r>
+              <w:rPr>
+                <w:color w:val="0F172A"/>
+                <w:sz w:val="15"/>
+              </w:rPr>
+              <w:t>Fibios</w:t>
+            </w:r>
+          </w:p>
+        </w:tc>
+        <w:tc>
+          <w:tcPr>
+            <w:tcW w:type="dxa" w:w="1584"/>
+            <w:shd w:fill="FEF3C7"/>
+            <w:tcMar>
+              <w:top w:w="70" w:type="dxa"/>
+              <w:bottom w:w="70" w:type="dxa"/>
+              <w:left w:w="70" w:type="dxa"/>
+              <w:right w:w="70" w:type="dxa"/>
+            </w:tcMar>
+          </w:tcPr>
+          <w:p>
+            <w:r>
+              <w:rPr>
+                <w:color w:val="0F172A"/>
+                <w:sz w:val="15"/>
+              </w:rPr>
+              <w:t>Dra. Isabella</w:t>
+            </w:r>
+          </w:p>
+        </w:tc>
+        <w:tc>
+          <w:tcPr>
+            <w:tcW w:type="dxa" w:w="1440"/>
+            <w:shd w:fill="FEF3C7"/>
+            <w:tcMar>
+              <w:top w:w="70" w:type="dxa"/>
+              <w:bottom w:w="70" w:type="dxa"/>
+              <w:left w:w="70" w:type="dxa"/>
+              <w:right w:w="70" w:type="dxa"/>
+            </w:tcMar>
+          </w:tcPr>
+          <w:p>
+            <w:r>
+              <w:rPr>
+                <w:color w:val="0F172A"/>
+                <w:sz w:val="15"/>
+              </w:rPr>
+              <w:t>Vídeo Didático</w:t>
+            </w:r>
+          </w:p>
+        </w:tc>
+        <w:tc>
+          <w:tcPr>
+            <w:tcW w:type="dxa" w:w="2304"/>
+            <w:shd w:fill="FEF3C7"/>
+            <w:tcMar>
+              <w:top w:w="70" w:type="dxa"/>
+              <w:bottom w:w="70" w:type="dxa"/>
+              <w:left w:w="70" w:type="dxa"/>
+              <w:right w:w="70" w:type="dxa"/>
+            </w:tcMar>
+          </w:tcPr>
+          <w:p>
+            <w:r>
+              <w:rPr>
+                <w:color w:val="0F172A"/>
+                <w:sz w:val="15"/>
+              </w:rPr>
+              <w:t>Check-up do Atleta Saudável: Protocolo Fibios</w:t>
+            </w:r>
+          </w:p>
+        </w:tc>
+        <w:tc>
+          <w:tcPr>
+            <w:tcW w:type="dxa" w:w="864"/>
+            <w:shd w:fill="FEF3C7"/>
+            <w:tcMar>
+              <w:top w:w="70" w:type="dxa"/>
+              <w:bottom w:w="70" w:type="dxa"/>
+              <w:left w:w="70" w:type="dxa"/>
+              <w:right w:w="70" w:type="dxa"/>
+            </w:tcMar>
+          </w:tcPr>
+          <w:p>
+            <w:r>
+              <w:rPr>
+                <w:b/>
+                <w:color w:val="10B981"/>
+                <w:sz w:val="15"/>
+              </w:rPr>
+              <w:t>+5 nfs</w:t>
+            </w:r>
+          </w:p>
+        </w:tc>
+        <w:tc>
+          <w:tcPr>
+            <w:tcW w:type="dxa" w:w="864"/>
+            <w:shd w:fill="FEF3C7"/>
+            <w:tcMar>
+              <w:top w:w="70" w:type="dxa"/>
+              <w:bottom w:w="70" w:type="dxa"/>
+              <w:left w:w="70" w:type="dxa"/>
+              <w:right w:w="70" w:type="dxa"/>
+            </w:tcMar>
+          </w:tcPr>
+          <w:p>
+            <w:r>
+              <w:rPr>
+                <w:b/>
+                <w:color w:val="10B981"/>
+                <w:sz w:val="15"/>
+              </w:rPr>
+              <w:t>Ativo</w:t>
+            </w:r>
+          </w:p>
+        </w:tc>
+      </w:tr>
+      <w:tr>
+        <w:tc>
+          <w:tcPr>
+            <w:tcW w:type="dxa" w:w="1296"/>
+            <w:shd w:fill="FFFFFF"/>
+            <w:tcMar>
+              <w:top w:w="70" w:type="dxa"/>
+              <w:bottom w:w="70" w:type="dxa"/>
+              <w:left w:w="70" w:type="dxa"/>
+              <w:right w:w="70" w:type="dxa"/>
+            </w:tcMar>
+          </w:tcPr>
+          <w:p>
+            <w:r>
+              <w:rPr>
+                <w:b/>
+                <w:color w:val="0F172A"/>
+                <w:sz w:val="15"/>
+              </w:rPr>
+              <w:t>24/10 · 06:00</w:t>
+            </w:r>
+          </w:p>
+        </w:tc>
+        <w:tc>
+          <w:tcPr>
+            <w:tcW w:type="dxa" w:w="1440"/>
+            <w:shd w:fill="FFFFFF"/>
+            <w:tcMar>
+              <w:top w:w="70" w:type="dxa"/>
+              <w:bottom w:w="70" w:type="dxa"/>
+              <w:left w:w="70" w:type="dxa"/>
+              <w:right w:w="70" w:type="dxa"/>
+            </w:tcMar>
+          </w:tcPr>
+          <w:p>
+            <w:r>
+              <w:rPr>
+                <w:color w:val="0F172A"/>
+                <w:sz w:val="15"/>
+              </w:rPr>
+              <w:t>Institucional</w:t>
             </w:r>
           </w:p>
         </w:tc>
@@ -352,77 +1842,302 @@
             <w:tcW w:type="dxa" w:w="1584"/>
             <w:shd w:fill="FFFFFF"/>
             <w:tcMar>
-              <w:top w:w="80" w:type="dxa"/>
-              <w:bottom w:w="80" w:type="dxa"/>
-              <w:left w:w="100" w:type="dxa"/>
-              <w:right w:w="100" w:type="dxa"/>
+              <w:top w:w="70" w:type="dxa"/>
+              <w:bottom w:w="70" w:type="dxa"/>
+              <w:left w:w="70" w:type="dxa"/>
+              <w:right w:w="70" w:type="dxa"/>
             </w:tcMar>
           </w:tcPr>
           <w:p>
-            <w:pPr>
-              <w:spacing w:before="0" w:after="0"/>
-            </w:pPr>
             <w:r>
               <w:rPr>
-                <w:rFonts w:ascii="Arial" w:hAnsi="Arial"/>
-                <w:b/>
-                <w:color w:val="1E293B"/>
-                <w:sz w:val="17"/>
+                <w:color w:val="0F172A"/>
+                <w:sz w:val="15"/>
               </w:rPr>
-              <w:t>Netfits Oficial</w:t>
+              <w:t>Time Netfits</w:t>
             </w:r>
           </w:p>
         </w:tc>
         <w:tc>
           <w:tcPr>
-            <w:tcW w:type="dxa" w:w="3168"/>
+            <w:tcW w:type="dxa" w:w="1440"/>
             <w:shd w:fill="FFFFFF"/>
             <w:tcMar>
-              <w:top w:w="80" w:type="dxa"/>
-              <w:bottom w:w="80" w:type="dxa"/>
-              <w:left w:w="100" w:type="dxa"/>
-              <w:right w:w="100" w:type="dxa"/>
+              <w:top w:w="70" w:type="dxa"/>
+              <w:bottom w:w="70" w:type="dxa"/>
+              <w:left w:w="70" w:type="dxa"/>
+              <w:right w:w="70" w:type="dxa"/>
             </w:tcMar>
           </w:tcPr>
           <w:p>
-            <w:pPr>
-              <w:spacing w:before="0" w:after="0"/>
-            </w:pPr>
             <w:r>
               <w:rPr>
-                <w:rFonts w:ascii="Arial" w:hAnsi="Arial"/>
-                <w:color w:val="1E293B"/>
-                <w:sz w:val="17"/>
+                <w:color w:val="0F172A"/>
+                <w:sz w:val="15"/>
               </w:rPr>
-              <w:t>A Origem da Netfits (T1D e Ironman 70.3)</w:t>
+              <w:t>Vídeo Animação 60s</w:t>
             </w:r>
           </w:p>
         </w:tc>
         <w:tc>
           <w:tcPr>
+            <w:tcW w:type="dxa" w:w="2304"/>
+            <w:shd w:fill="FFFFFF"/>
+            <w:tcMar>
+              <w:top w:w="70" w:type="dxa"/>
+              <w:bottom w:w="70" w:type="dxa"/>
+              <w:left w:w="70" w:type="dxa"/>
+              <w:right w:w="70" w:type="dxa"/>
+            </w:tcMar>
+          </w:tcPr>
+          <w:p>
+            <w:r>
+              <w:rPr>
+                <w:color w:val="0F172A"/>
+                <w:sz w:val="15"/>
+              </w:rPr>
+              <w:t>Tour Completo pelo App: Como Funciona</w:t>
+            </w:r>
+          </w:p>
+        </w:tc>
+        <w:tc>
+          <w:tcPr>
+            <w:tcW w:type="dxa" w:w="864"/>
+            <w:shd w:fill="FFFFFF"/>
+            <w:tcMar>
+              <w:top w:w="70" w:type="dxa"/>
+              <w:bottom w:w="70" w:type="dxa"/>
+              <w:left w:w="70" w:type="dxa"/>
+              <w:right w:w="70" w:type="dxa"/>
+            </w:tcMar>
+          </w:tcPr>
+          <w:p>
+            <w:r>
+              <w:rPr>
+                <w:b/>
+                <w:color w:val="10B981"/>
+                <w:sz w:val="15"/>
+              </w:rPr>
+              <w:t>+5 nfs</w:t>
+            </w:r>
+          </w:p>
+        </w:tc>
+        <w:tc>
+          <w:tcPr>
+            <w:tcW w:type="dxa" w:w="864"/>
+            <w:shd w:fill="FFFFFF"/>
+            <w:tcMar>
+              <w:top w:w="70" w:type="dxa"/>
+              <w:bottom w:w="70" w:type="dxa"/>
+              <w:left w:w="70" w:type="dxa"/>
+              <w:right w:w="70" w:type="dxa"/>
+            </w:tcMar>
+          </w:tcPr>
+          <w:p>
+            <w:r>
+              <w:rPr>
+                <w:b/>
+                <w:color w:val="2563EB"/>
+                <w:sz w:val="15"/>
+              </w:rPr>
+              <w:t>Programado</w:t>
+            </w:r>
+          </w:p>
+        </w:tc>
+      </w:tr>
+      <w:tr>
+        <w:tc>
+          <w:tcPr>
+            <w:tcW w:type="dxa" w:w="1296"/>
+            <w:shd w:fill="EFF6FF"/>
+            <w:tcMar>
+              <w:top w:w="70" w:type="dxa"/>
+              <w:bottom w:w="70" w:type="dxa"/>
+              <w:left w:w="70" w:type="dxa"/>
+              <w:right w:w="70" w:type="dxa"/>
+            </w:tcMar>
+          </w:tcPr>
+          <w:p>
+            <w:r>
+              <w:rPr>
+                <w:b/>
+                <w:color w:val="0F172A"/>
+                <w:sz w:val="15"/>
+              </w:rPr>
+              <w:t>25/10 · 06:00</w:t>
+            </w:r>
+          </w:p>
+        </w:tc>
+        <w:tc>
+          <w:tcPr>
+            <w:tcW w:type="dxa" w:w="1440"/>
+            <w:shd w:fill="EFF6FF"/>
+            <w:tcMar>
+              <w:top w:w="70" w:type="dxa"/>
+              <w:bottom w:w="70" w:type="dxa"/>
+              <w:left w:w="70" w:type="dxa"/>
+              <w:right w:w="70" w:type="dxa"/>
+            </w:tcMar>
+          </w:tcPr>
+          <w:p>
+            <w:r>
+              <w:rPr>
+                <w:color w:val="0F172A"/>
+                <w:sz w:val="15"/>
+              </w:rPr>
+              <w:t>Fibios</w:t>
+            </w:r>
+          </w:p>
+        </w:tc>
+        <w:tc>
+          <w:tcPr>
+            <w:tcW w:type="dxa" w:w="1584"/>
+            <w:shd w:fill="EFF6FF"/>
+            <w:tcMar>
+              <w:top w:w="70" w:type="dxa"/>
+              <w:bottom w:w="70" w:type="dxa"/>
+              <w:left w:w="70" w:type="dxa"/>
+              <w:right w:w="70" w:type="dxa"/>
+            </w:tcMar>
+          </w:tcPr>
+          <w:p>
+            <w:r>
+              <w:rPr>
+                <w:color w:val="0F172A"/>
+                <w:sz w:val="15"/>
+              </w:rPr>
+              <w:t>Dr. Franco</w:t>
+            </w:r>
+          </w:p>
+        </w:tc>
+        <w:tc>
+          <w:tcPr>
+            <w:tcW w:type="dxa" w:w="1440"/>
+            <w:shd w:fill="EFF6FF"/>
+            <w:tcMar>
+              <w:top w:w="70" w:type="dxa"/>
+              <w:bottom w:w="70" w:type="dxa"/>
+              <w:left w:w="70" w:type="dxa"/>
+              <w:right w:w="70" w:type="dxa"/>
+            </w:tcMar>
+          </w:tcPr>
+          <w:p>
+            <w:r>
+              <w:rPr>
+                <w:color w:val="0F172A"/>
+                <w:sz w:val="15"/>
+              </w:rPr>
+              <w:t>Artigo Clínico</w:t>
+            </w:r>
+          </w:p>
+        </w:tc>
+        <w:tc>
+          <w:tcPr>
+            <w:tcW w:type="dxa" w:w="2304"/>
+            <w:shd w:fill="EFF6FF"/>
+            <w:tcMar>
+              <w:top w:w="70" w:type="dxa"/>
+              <w:bottom w:w="70" w:type="dxa"/>
+              <w:left w:w="70" w:type="dxa"/>
+              <w:right w:w="70" w:type="dxa"/>
+            </w:tcMar>
+          </w:tcPr>
+          <w:p>
+            <w:r>
+              <w:rPr>
+                <w:color w:val="0F172A"/>
+                <w:sz w:val="15"/>
+              </w:rPr>
+              <w:t>Exercício e Coração: 150 min Aeróbicos AHA</w:t>
+            </w:r>
+          </w:p>
+        </w:tc>
+        <w:tc>
+          <w:tcPr>
+            <w:tcW w:type="dxa" w:w="864"/>
+            <w:shd w:fill="EFF6FF"/>
+            <w:tcMar>
+              <w:top w:w="70" w:type="dxa"/>
+              <w:bottom w:w="70" w:type="dxa"/>
+              <w:left w:w="70" w:type="dxa"/>
+              <w:right w:w="70" w:type="dxa"/>
+            </w:tcMar>
+          </w:tcPr>
+          <w:p>
+            <w:r>
+              <w:rPr>
+                <w:b/>
+                <w:color w:val="10B981"/>
+                <w:sz w:val="15"/>
+              </w:rPr>
+              <w:t>+5 nfs</w:t>
+            </w:r>
+          </w:p>
+        </w:tc>
+        <w:tc>
+          <w:tcPr>
+            <w:tcW w:type="dxa" w:w="864"/>
+            <w:shd w:fill="EFF6FF"/>
+            <w:tcMar>
+              <w:top w:w="70" w:type="dxa"/>
+              <w:bottom w:w="70" w:type="dxa"/>
+              <w:left w:w="70" w:type="dxa"/>
+              <w:right w:w="70" w:type="dxa"/>
+            </w:tcMar>
+          </w:tcPr>
+          <w:p>
+            <w:r>
+              <w:rPr>
+                <w:b/>
+                <w:color w:val="2563EB"/>
+                <w:sz w:val="15"/>
+              </w:rPr>
+              <w:t>Programado</w:t>
+            </w:r>
+          </w:p>
+        </w:tc>
+      </w:tr>
+      <w:tr>
+        <w:tc>
+          <w:tcPr>
             <w:tcW w:type="dxa" w:w="1296"/>
             <w:shd w:fill="FFFFFF"/>
             <w:tcMar>
-              <w:top w:w="80" w:type="dxa"/>
-              <w:bottom w:w="80" w:type="dxa"/>
-              <w:left w:w="100" w:type="dxa"/>
-              <w:right w:w="100" w:type="dxa"/>
+              <w:top w:w="70" w:type="dxa"/>
+              <w:bottom w:w="70" w:type="dxa"/>
+              <w:left w:w="70" w:type="dxa"/>
+              <w:right w:w="70" w:type="dxa"/>
             </w:tcMar>
           </w:tcPr>
           <w:p>
-            <w:pPr>
-              <w:spacing w:before="0" w:after="0"/>
-              <w:jc w:val="center"/>
-            </w:pPr>
             <w:r>
               <w:rPr>
-                <w:rFonts w:ascii="Arial" w:hAnsi="Arial"/>
-                <w:color w:val="1E293B"/>
-                <w:sz w:val="16"/>
+                <w:b/>
+                <w:color w:val="0F172A"/>
+                <w:sz w:val="15"/>
               </w:rPr>
-              <w:t>Leitura: 5 nfs</w:t>
-              <w:br/>
-              <w:t>Quiz: 5 nfs</w:t>
+              <w:t>26/10 · 06:00</w:t>
+            </w:r>
+          </w:p>
+        </w:tc>
+        <w:tc>
+          <w:tcPr>
+            <w:tcW w:type="dxa" w:w="1440"/>
+            <w:shd w:fill="FFFFFF"/>
+            <w:tcMar>
+              <w:top w:w="70" w:type="dxa"/>
+              <w:bottom w:w="70" w:type="dxa"/>
+              <w:left w:w="70" w:type="dxa"/>
+              <w:right w:w="70" w:type="dxa"/>
+            </w:tcMar>
+          </w:tcPr>
+          <w:p>
+            <w:r>
+              <w:rPr>
+                <w:color w:val="0F172A"/>
+                <w:sz w:val="15"/>
+              </w:rPr>
+              <w:t>Institucional</w:t>
             </w:r>
           </w:p>
         </w:tc>
@@ -431,24 +2146,105 @@
             <w:tcW w:type="dxa" w:w="1584"/>
             <w:shd w:fill="FFFFFF"/>
             <w:tcMar>
-              <w:top w:w="80" w:type="dxa"/>
-              <w:bottom w:w="80" w:type="dxa"/>
-              <w:left w:w="100" w:type="dxa"/>
-              <w:right w:w="100" w:type="dxa"/>
+              <w:top w:w="70" w:type="dxa"/>
+              <w:bottom w:w="70" w:type="dxa"/>
+              <w:left w:w="70" w:type="dxa"/>
+              <w:right w:w="70" w:type="dxa"/>
             </w:tcMar>
           </w:tcPr>
           <w:p>
-            <w:pPr>
-              <w:spacing w:before="0" w:after="0"/>
-            </w:pPr>
             <w:r>
               <w:rPr>
-                <w:rFonts w:ascii="Arial" w:hAnsi="Arial"/>
-                <w:i/>
-                <w:color w:val="1E293B"/>
-                <w:sz w:val="16"/>
+                <w:color w:val="0F172A"/>
+                <w:sz w:val="15"/>
               </w:rPr>
-              <w:t>The Lancet Diabetes &amp; Endo (2017)</w:t>
+              <w:t>Time Netfits</w:t>
+            </w:r>
+          </w:p>
+        </w:tc>
+        <w:tc>
+          <w:tcPr>
+            <w:tcW w:type="dxa" w:w="1440"/>
+            <w:shd w:fill="FFFFFF"/>
+            <w:tcMar>
+              <w:top w:w="70" w:type="dxa"/>
+              <w:bottom w:w="70" w:type="dxa"/>
+              <w:left w:w="70" w:type="dxa"/>
+              <w:right w:w="70" w:type="dxa"/>
+            </w:tcMar>
+          </w:tcPr>
+          <w:p>
+            <w:r>
+              <w:rPr>
+                <w:color w:val="0F172A"/>
+                <w:sz w:val="15"/>
+              </w:rPr>
+              <w:t>Artigo Interativo</w:t>
+            </w:r>
+          </w:p>
+        </w:tc>
+        <w:tc>
+          <w:tcPr>
+            <w:tcW w:type="dxa" w:w="2304"/>
+            <w:shd w:fill="FFFFFF"/>
+            <w:tcMar>
+              <w:top w:w="70" w:type="dxa"/>
+              <w:bottom w:w="70" w:type="dxa"/>
+              <w:left w:w="70" w:type="dxa"/>
+              <w:right w:w="70" w:type="dxa"/>
+            </w:tcMar>
+          </w:tcPr>
+          <w:p>
+            <w:r>
+              <w:rPr>
+                <w:color w:val="0F172A"/>
+                <w:sz w:val="15"/>
+              </w:rPr>
+              <w:t>Como o Feed Funciona: Dwell Time e Quizzes</w:t>
+            </w:r>
+          </w:p>
+        </w:tc>
+        <w:tc>
+          <w:tcPr>
+            <w:tcW w:type="dxa" w:w="864"/>
+            <w:shd w:fill="FFFFFF"/>
+            <w:tcMar>
+              <w:top w:w="70" w:type="dxa"/>
+              <w:bottom w:w="70" w:type="dxa"/>
+              <w:left w:w="70" w:type="dxa"/>
+              <w:right w:w="70" w:type="dxa"/>
+            </w:tcMar>
+          </w:tcPr>
+          <w:p>
+            <w:r>
+              <w:rPr>
+                <w:b/>
+                <w:color w:val="10B981"/>
+                <w:sz w:val="15"/>
+              </w:rPr>
+              <w:t>+5 nfs</w:t>
+            </w:r>
+          </w:p>
+        </w:tc>
+        <w:tc>
+          <w:tcPr>
+            <w:tcW w:type="dxa" w:w="864"/>
+            <w:shd w:fill="FFFFFF"/>
+            <w:tcMar>
+              <w:top w:w="70" w:type="dxa"/>
+              <w:bottom w:w="70" w:type="dxa"/>
+              <w:left w:w="70" w:type="dxa"/>
+              <w:right w:w="70" w:type="dxa"/>
+            </w:tcMar>
+          </w:tcPr>
+          <w:p>
+            <w:r>
+              <w:rPr>
+                <w:b/>
+                <w:color w:val="2563EB"/>
+                <w:sz w:val="15"/>
+              </w:rPr>
+              <w:t>Programado</w:t>
             </w:r>
           </w:p>
         </w:tc>
@@ -456,53 +2252,194 @@
       <w:tr>
         <w:tc>
           <w:tcPr>
-            <w:tcW w:type="dxa" w:w="1008"/>
-            <w:shd w:fill="F8FAFC"/>
+            <w:tcW w:type="dxa" w:w="1296"/>
+            <w:shd w:fill="EFF6FF"/>
             <w:tcMar>
-              <w:top w:w="80" w:type="dxa"/>
-              <w:bottom w:w="80" w:type="dxa"/>
-              <w:left w:w="100" w:type="dxa"/>
-              <w:right w:w="100" w:type="dxa"/>
+              <w:top w:w="70" w:type="dxa"/>
+              <w:bottom w:w="70" w:type="dxa"/>
+              <w:left w:w="70" w:type="dxa"/>
+              <w:right w:w="70" w:type="dxa"/>
             </w:tcMar>
           </w:tcPr>
           <w:p>
-            <w:pPr>
-              <w:spacing w:before="0" w:after="0"/>
-              <w:jc w:val="center"/>
-            </w:pPr>
             <w:r>
               <w:rPr>
-                <w:rFonts w:ascii="Arial" w:hAnsi="Arial"/>
                 <w:b/>
-                <w:color w:val="1E293B"/>
-                <w:sz w:val="17"/>
+                <w:color w:val="0F172A"/>
+                <w:sz w:val="15"/>
               </w:rPr>
-              <w:t>Dia 02</w:t>
+              <w:t>27/10 · 06:00</w:t>
             </w:r>
           </w:p>
         </w:tc>
         <w:tc>
           <w:tcPr>
-            <w:tcW w:type="dxa" w:w="1152"/>
-            <w:shd w:fill="F8FAFC"/>
+            <w:tcW w:type="dxa" w:w="1440"/>
+            <w:shd w:fill="EFF6FF"/>
             <w:tcMar>
-              <w:top w:w="80" w:type="dxa"/>
-              <w:bottom w:w="80" w:type="dxa"/>
-              <w:left w:w="100" w:type="dxa"/>
-              <w:right w:w="100" w:type="dxa"/>
+              <w:top w:w="70" w:type="dxa"/>
+              <w:bottom w:w="70" w:type="dxa"/>
+              <w:left w:w="70" w:type="dxa"/>
+              <w:right w:w="70" w:type="dxa"/>
             </w:tcMar>
           </w:tcPr>
           <w:p>
-            <w:pPr>
-              <w:spacing w:before="0" w:after="0"/>
-              <w:jc w:val="center"/>
-            </w:pPr>
             <w:r>
               <w:rPr>
-                <w:rFonts w:ascii="Arial" w:hAnsi="Arial"/>
+                <w:color w:val="0F172A"/>
+                <w:sz w:val="15"/>
+              </w:rPr>
+              <w:t>Institucional</w:t>
+            </w:r>
+          </w:p>
+        </w:tc>
+        <w:tc>
+          <w:tcPr>
+            <w:tcW w:type="dxa" w:w="1584"/>
+            <w:shd w:fill="EFF6FF"/>
+            <w:tcMar>
+              <w:top w:w="70" w:type="dxa"/>
+              <w:bottom w:w="70" w:type="dxa"/>
+              <w:left w:w="70" w:type="dxa"/>
+              <w:right w:w="70" w:type="dxa"/>
+            </w:tcMar>
+          </w:tcPr>
+          <w:p>
+            <w:r>
+              <w:rPr>
+                <w:color w:val="0F172A"/>
+                <w:sz w:val="15"/>
+              </w:rPr>
+              <w:t>Time Netfits</w:t>
+            </w:r>
+          </w:p>
+        </w:tc>
+        <w:tc>
+          <w:tcPr>
+            <w:tcW w:type="dxa" w:w="1440"/>
+            <w:shd w:fill="EFF6FF"/>
+            <w:tcMar>
+              <w:top w:w="70" w:type="dxa"/>
+              <w:bottom w:w="70" w:type="dxa"/>
+              <w:left w:w="70" w:type="dxa"/>
+              <w:right w:w="70" w:type="dxa"/>
+            </w:tcMar>
+          </w:tcPr>
+          <w:p>
+            <w:r>
+              <w:rPr>
+                <w:color w:val="0F172A"/>
+                <w:sz w:val="15"/>
+              </w:rPr>
+              <w:t>Vídeo Animação 55s</w:t>
+            </w:r>
+          </w:p>
+        </w:tc>
+        <w:tc>
+          <w:tcPr>
+            <w:tcW w:type="dxa" w:w="2304"/>
+            <w:shd w:fill="EFF6FF"/>
+            <w:tcMar>
+              <w:top w:w="70" w:type="dxa"/>
+              <w:bottom w:w="70" w:type="dxa"/>
+              <w:left w:w="70" w:type="dxa"/>
+              <w:right w:w="70" w:type="dxa"/>
+            </w:tcMar>
+          </w:tcPr>
+          <w:p>
+            <w:r>
+              <w:rPr>
+                <w:color w:val="0F172A"/>
+                <w:sz w:val="15"/>
+              </w:rPr>
+              <w:t>Como Comprar no Shop Gera Pontos (4 nfs/R$ 1)</w:t>
+            </w:r>
+          </w:p>
+        </w:tc>
+        <w:tc>
+          <w:tcPr>
+            <w:tcW w:type="dxa" w:w="864"/>
+            <w:shd w:fill="EFF6FF"/>
+            <w:tcMar>
+              <w:top w:w="70" w:type="dxa"/>
+              <w:bottom w:w="70" w:type="dxa"/>
+              <w:left w:w="70" w:type="dxa"/>
+              <w:right w:w="70" w:type="dxa"/>
+            </w:tcMar>
+          </w:tcPr>
+          <w:p>
+            <w:r>
+              <w:rPr>
                 <w:b/>
-                <w:color w:val="0D9488"/>
-                <w:sz w:val="17"/>
+                <w:color w:val="10B981"/>
+                <w:sz w:val="15"/>
+              </w:rPr>
+              <w:t>+5 nfs</w:t>
+            </w:r>
+          </w:p>
+        </w:tc>
+        <w:tc>
+          <w:tcPr>
+            <w:tcW w:type="dxa" w:w="864"/>
+            <w:shd w:fill="EFF6FF"/>
+            <w:tcMar>
+              <w:top w:w="70" w:type="dxa"/>
+              <w:bottom w:w="70" w:type="dxa"/>
+              <w:left w:w="70" w:type="dxa"/>
+              <w:right w:w="70" w:type="dxa"/>
+            </w:tcMar>
+          </w:tcPr>
+          <w:p>
+            <w:r>
+              <w:rPr>
+                <w:b/>
+                <w:color w:val="2563EB"/>
+                <w:sz w:val="15"/>
+              </w:rPr>
+              <w:t>Programado</w:t>
+            </w:r>
+          </w:p>
+        </w:tc>
+      </w:tr>
+      <w:tr>
+        <w:tc>
+          <w:tcPr>
+            <w:tcW w:type="dxa" w:w="1296"/>
+            <w:shd w:fill="FFFFFF"/>
+            <w:tcMar>
+              <w:top w:w="70" w:type="dxa"/>
+              <w:bottom w:w="70" w:type="dxa"/>
+              <w:left w:w="70" w:type="dxa"/>
+              <w:right w:w="70" w:type="dxa"/>
+            </w:tcMar>
+          </w:tcPr>
+          <w:p>
+            <w:r>
+              <w:rPr>
+                <w:b/>
+                <w:color w:val="0F172A"/>
+                <w:sz w:val="15"/>
+              </w:rPr>
+              <w:t>28/10 · 06:00</w:t>
+            </w:r>
+          </w:p>
+        </w:tc>
+        <w:tc>
+          <w:tcPr>
+            <w:tcW w:type="dxa" w:w="1440"/>
+            <w:shd w:fill="FFFFFF"/>
+            <w:tcMar>
+              <w:top w:w="70" w:type="dxa"/>
+              <w:bottom w:w="70" w:type="dxa"/>
+              <w:left w:w="70" w:type="dxa"/>
+              <w:right w:w="70" w:type="dxa"/>
+            </w:tcMar>
+          </w:tcPr>
+          <w:p>
+            <w:r>
+              <w:rPr>
+                <w:color w:val="0F172A"/>
+                <w:sz w:val="15"/>
               </w:rPr>
               <w:t>Fibios</w:t>
             </w:r>
@@ -511,105 +2448,107 @@
         <w:tc>
           <w:tcPr>
             <w:tcW w:type="dxa" w:w="1584"/>
-            <w:shd w:fill="F8FAFC"/>
+            <w:shd w:fill="FFFFFF"/>
             <w:tcMar>
-              <w:top w:w="80" w:type="dxa"/>
-              <w:bottom w:w="80" w:type="dxa"/>
-              <w:left w:w="100" w:type="dxa"/>
-              <w:right w:w="100" w:type="dxa"/>
+              <w:top w:w="70" w:type="dxa"/>
+              <w:bottom w:w="70" w:type="dxa"/>
+              <w:left w:w="70" w:type="dxa"/>
+              <w:right w:w="70" w:type="dxa"/>
             </w:tcMar>
           </w:tcPr>
           <w:p>
-            <w:pPr>
-              <w:spacing w:before="0" w:after="0"/>
-            </w:pPr>
             <w:r>
               <w:rPr>
-                <w:rFonts w:ascii="Arial" w:hAnsi="Arial"/>
-                <w:b/>
-                <w:color w:val="1E293B"/>
-                <w:sz w:val="17"/>
+                <w:color w:val="0F172A"/>
+                <w:sz w:val="15"/>
               </w:rPr>
-              <w:t>Dra. Isabella</w:t>
+              <w:t>Clínica Fibios</w:t>
             </w:r>
           </w:p>
         </w:tc>
         <w:tc>
           <w:tcPr>
-            <w:tcW w:type="dxa" w:w="3168"/>
-            <w:shd w:fill="F8FAFC"/>
+            <w:tcW w:type="dxa" w:w="1440"/>
+            <w:shd w:fill="FFFFFF"/>
             <w:tcMar>
-              <w:top w:w="80" w:type="dxa"/>
-              <w:bottom w:w="80" w:type="dxa"/>
-              <w:left w:w="100" w:type="dxa"/>
-              <w:right w:w="100" w:type="dxa"/>
+              <w:top w:w="70" w:type="dxa"/>
+              <w:bottom w:w="70" w:type="dxa"/>
+              <w:left w:w="70" w:type="dxa"/>
+              <w:right w:w="70" w:type="dxa"/>
             </w:tcMar>
           </w:tcPr>
           <w:p>
-            <w:pPr>
-              <w:spacing w:before="0" w:after="0"/>
-            </w:pPr>
             <w:r>
               <w:rPr>
-                <w:rFonts w:ascii="Arial" w:hAnsi="Arial"/>
-                <w:color w:val="1E293B"/>
-                <w:sz w:val="17"/>
+                <w:color w:val="0F172A"/>
+                <w:sz w:val="15"/>
               </w:rPr>
-              <w:t>A Importância do Sono para o Organismo</w:t>
+              <w:t>Artigo Clínico</w:t>
             </w:r>
           </w:p>
         </w:tc>
         <w:tc>
           <w:tcPr>
-            <w:tcW w:type="dxa" w:w="1296"/>
-            <w:shd w:fill="F8FAFC"/>
+            <w:tcW w:type="dxa" w:w="2304"/>
+            <w:shd w:fill="FFFFFF"/>
             <w:tcMar>
-              <w:top w:w="80" w:type="dxa"/>
-              <w:bottom w:w="80" w:type="dxa"/>
-              <w:left w:w="100" w:type="dxa"/>
-              <w:right w:w="100" w:type="dxa"/>
+              <w:top w:w="70" w:type="dxa"/>
+              <w:bottom w:w="70" w:type="dxa"/>
+              <w:left w:w="70" w:type="dxa"/>
+              <w:right w:w="70" w:type="dxa"/>
             </w:tcMar>
           </w:tcPr>
           <w:p>
-            <w:pPr>
-              <w:spacing w:before="0" w:after="0"/>
-              <w:jc w:val="center"/>
-            </w:pPr>
             <w:r>
               <w:rPr>
-                <w:rFonts w:ascii="Arial" w:hAnsi="Arial"/>
-                <w:color w:val="1E293B"/>
-                <w:sz w:val="16"/>
+                <w:color w:val="0F172A"/>
+                <w:sz w:val="15"/>
               </w:rPr>
-              <w:t>Leitura: 5 nfs</w:t>
-              <w:br/>
-              <w:t>Quiz: 5 nfs</w:t>
+              <w:t>Síndrome REDs: O Perigo da Baixa Energia</w:t>
             </w:r>
           </w:p>
         </w:tc>
         <w:tc>
           <w:tcPr>
-            <w:tcW w:type="dxa" w:w="1584"/>
-            <w:shd w:fill="F8FAFC"/>
+            <w:tcW w:type="dxa" w:w="864"/>
+            <w:shd w:fill="FFFFFF"/>
             <w:tcMar>
-              <w:top w:w="80" w:type="dxa"/>
-              <w:bottom w:w="80" w:type="dxa"/>
-              <w:left w:w="100" w:type="dxa"/>
-              <w:right w:w="100" w:type="dxa"/>
+              <w:top w:w="70" w:type="dxa"/>
+              <w:bottom w:w="70" w:type="dxa"/>
+              <w:left w:w="70" w:type="dxa"/>
+              <w:right w:w="70" w:type="dxa"/>
             </w:tcMar>
           </w:tcPr>
           <w:p>
-            <w:pPr>
-              <w:spacing w:before="0" w:after="0"/>
-            </w:pPr>
             <w:r>
               <w:rPr>
-                <w:rFonts w:ascii="Arial" w:hAnsi="Arial"/>
-                <w:i/>
-                <w:color w:val="1E293B"/>
-                <w:sz w:val="16"/>
+                <w:b/>
+                <w:color w:val="10B981"/>
+                <w:sz w:val="15"/>
               </w:rPr>
-              <w:t>Sleep Medicine Reviews / AASM</w:t>
+              <w:t>+5 nfs</w:t>
+            </w:r>
+          </w:p>
+        </w:tc>
+        <w:tc>
+          <w:tcPr>
+            <w:tcW w:type="dxa" w:w="864"/>
+            <w:shd w:fill="FFFFFF"/>
+            <w:tcMar>
+              <w:top w:w="70" w:type="dxa"/>
+              <w:bottom w:w="70" w:type="dxa"/>
+              <w:left w:w="70" w:type="dxa"/>
+              <w:right w:w="70" w:type="dxa"/>
+            </w:tcMar>
+          </w:tcPr>
+          <w:p>
+            <w:r>
+              <w:rPr>
+                <w:b/>
+                <w:color w:val="2563EB"/>
+                <w:sz w:val="15"/>
+              </w:rPr>
+              <w:t>Programado</w:t>
             </w:r>
           </w:p>
         </w:tc>
@@ -617,55 +2556,196 @@
       <w:tr>
         <w:tc>
           <w:tcPr>
-            <w:tcW w:type="dxa" w:w="1008"/>
-            <w:shd w:fill="FFFFFF"/>
+            <w:tcW w:type="dxa" w:w="1296"/>
+            <w:shd w:fill="EFF6FF"/>
             <w:tcMar>
-              <w:top w:w="80" w:type="dxa"/>
-              <w:bottom w:w="80" w:type="dxa"/>
-              <w:left w:w="100" w:type="dxa"/>
-              <w:right w:w="100" w:type="dxa"/>
+              <w:top w:w="70" w:type="dxa"/>
+              <w:bottom w:w="70" w:type="dxa"/>
+              <w:left w:w="70" w:type="dxa"/>
+              <w:right w:w="70" w:type="dxa"/>
             </w:tcMar>
           </w:tcPr>
           <w:p>
-            <w:pPr>
-              <w:spacing w:before="0" w:after="0"/>
-              <w:jc w:val="center"/>
-            </w:pPr>
             <w:r>
               <w:rPr>
-                <w:rFonts w:ascii="Arial" w:hAnsi="Arial"/>
                 <w:b/>
-                <w:color w:val="1E293B"/>
-                <w:sz w:val="17"/>
+                <w:color w:val="0F172A"/>
+                <w:sz w:val="15"/>
               </w:rPr>
-              <w:t>Dia 03</w:t>
+              <w:t>29/10 · 06:00</w:t>
             </w:r>
           </w:p>
         </w:tc>
         <w:tc>
           <w:tcPr>
-            <w:tcW w:type="dxa" w:w="1152"/>
-            <w:shd w:fill="FFFFFF"/>
+            <w:tcW w:type="dxa" w:w="1440"/>
+            <w:shd w:fill="EFF6FF"/>
             <w:tcMar>
-              <w:top w:w="80" w:type="dxa"/>
-              <w:bottom w:w="80" w:type="dxa"/>
-              <w:left w:w="100" w:type="dxa"/>
-              <w:right w:w="100" w:type="dxa"/>
+              <w:top w:w="70" w:type="dxa"/>
+              <w:bottom w:w="70" w:type="dxa"/>
+              <w:left w:w="70" w:type="dxa"/>
+              <w:right w:w="70" w:type="dxa"/>
             </w:tcMar>
           </w:tcPr>
           <w:p>
-            <w:pPr>
-              <w:spacing w:before="0" w:after="0"/>
-              <w:jc w:val="center"/>
-            </w:pPr>
             <w:r>
               <w:rPr>
-                <w:rFonts w:ascii="Arial" w:hAnsi="Arial"/>
+                <w:color w:val="0F172A"/>
+                <w:sz w:val="15"/>
+              </w:rPr>
+              <w:t>Educativo</w:t>
+            </w:r>
+          </w:p>
+        </w:tc>
+        <w:tc>
+          <w:tcPr>
+            <w:tcW w:type="dxa" w:w="1584"/>
+            <w:shd w:fill="EFF6FF"/>
+            <w:tcMar>
+              <w:top w:w="70" w:type="dxa"/>
+              <w:bottom w:w="70" w:type="dxa"/>
+              <w:left w:w="70" w:type="dxa"/>
+              <w:right w:w="70" w:type="dxa"/>
+            </w:tcMar>
+          </w:tcPr>
+          <w:p>
+            <w:r>
+              <w:rPr>
+                <w:color w:val="0F172A"/>
+                <w:sz w:val="15"/>
+              </w:rPr>
+              <w:t>Time Netfits</w:t>
+            </w:r>
+          </w:p>
+        </w:tc>
+        <w:tc>
+          <w:tcPr>
+            <w:tcW w:type="dxa" w:w="1440"/>
+            <w:shd w:fill="EFF6FF"/>
+            <w:tcMar>
+              <w:top w:w="70" w:type="dxa"/>
+              <w:bottom w:w="70" w:type="dxa"/>
+              <w:left w:w="70" w:type="dxa"/>
+              <w:right w:w="70" w:type="dxa"/>
+            </w:tcMar>
+          </w:tcPr>
+          <w:p>
+            <w:r>
+              <w:rPr>
+                <w:color w:val="0F172A"/>
+                <w:sz w:val="15"/>
+              </w:rPr>
+              <w:t>Manifesto Editorial</w:t>
+            </w:r>
+          </w:p>
+        </w:tc>
+        <w:tc>
+          <w:tcPr>
+            <w:tcW w:type="dxa" w:w="2304"/>
+            <w:shd w:fill="EFF6FF"/>
+            <w:tcMar>
+              <w:top w:w="70" w:type="dxa"/>
+              <w:bottom w:w="70" w:type="dxa"/>
+              <w:left w:w="70" w:type="dxa"/>
+              <w:right w:w="70" w:type="dxa"/>
+            </w:tcMar>
+          </w:tcPr>
+          <w:p>
+            <w:r>
+              <w:rPr>
+                <w:color w:val="0F172A"/>
+                <w:sz w:val="15"/>
+              </w:rPr>
+              <w:t>A Origem da Netfits: O Suor do Fundador (T1D)</w:t>
+            </w:r>
+          </w:p>
+        </w:tc>
+        <w:tc>
+          <w:tcPr>
+            <w:tcW w:type="dxa" w:w="864"/>
+            <w:shd w:fill="EFF6FF"/>
+            <w:tcMar>
+              <w:top w:w="70" w:type="dxa"/>
+              <w:bottom w:w="70" w:type="dxa"/>
+              <w:left w:w="70" w:type="dxa"/>
+              <w:right w:w="70" w:type="dxa"/>
+            </w:tcMar>
+          </w:tcPr>
+          <w:p>
+            <w:r>
+              <w:rPr>
                 <w:b/>
-                <w:color w:val="EA580C"/>
-                <w:sz w:val="17"/>
+                <w:color w:val="10B981"/>
+                <w:sz w:val="15"/>
               </w:rPr>
-              <w:t>Netfits</w:t>
+              <w:t>+5 nfs</w:t>
+            </w:r>
+          </w:p>
+        </w:tc>
+        <w:tc>
+          <w:tcPr>
+            <w:tcW w:type="dxa" w:w="864"/>
+            <w:shd w:fill="EFF6FF"/>
+            <w:tcMar>
+              <w:top w:w="70" w:type="dxa"/>
+              <w:bottom w:w="70" w:type="dxa"/>
+              <w:left w:w="70" w:type="dxa"/>
+              <w:right w:w="70" w:type="dxa"/>
+            </w:tcMar>
+          </w:tcPr>
+          <w:p>
+            <w:r>
+              <w:rPr>
+                <w:b/>
+                <w:color w:val="2563EB"/>
+                <w:sz w:val="15"/>
+              </w:rPr>
+              <w:t>Programado</w:t>
+            </w:r>
+          </w:p>
+        </w:tc>
+      </w:tr>
+      <w:tr>
+        <w:tc>
+          <w:tcPr>
+            <w:tcW w:type="dxa" w:w="1296"/>
+            <w:shd w:fill="FFFFFF"/>
+            <w:tcMar>
+              <w:top w:w="70" w:type="dxa"/>
+              <w:bottom w:w="70" w:type="dxa"/>
+              <w:left w:w="70" w:type="dxa"/>
+              <w:right w:w="70" w:type="dxa"/>
+            </w:tcMar>
+          </w:tcPr>
+          <w:p>
+            <w:r>
+              <w:rPr>
+                <w:b/>
+                <w:color w:val="0F172A"/>
+                <w:sz w:val="15"/>
+              </w:rPr>
+              <w:t>30/10 · 06:00</w:t>
+            </w:r>
+          </w:p>
+        </w:tc>
+        <w:tc>
+          <w:tcPr>
+            <w:tcW w:type="dxa" w:w="1440"/>
+            <w:shd w:fill="FFFFFF"/>
+            <w:tcMar>
+              <w:top w:w="70" w:type="dxa"/>
+              <w:bottom w:w="70" w:type="dxa"/>
+              <w:left w:w="70" w:type="dxa"/>
+              <w:right w:w="70" w:type="dxa"/>
+            </w:tcMar>
+          </w:tcPr>
+          <w:p>
+            <w:r>
+              <w:rPr>
+                <w:color w:val="0F172A"/>
+                <w:sz w:val="15"/>
+              </w:rPr>
+              <w:t>Institucional</w:t>
             </w:r>
           </w:p>
         </w:tc>
@@ -674,77 +2754,302 @@
             <w:tcW w:type="dxa" w:w="1584"/>
             <w:shd w:fill="FFFFFF"/>
             <w:tcMar>
-              <w:top w:w="80" w:type="dxa"/>
-              <w:bottom w:w="80" w:type="dxa"/>
-              <w:left w:w="100" w:type="dxa"/>
-              <w:right w:w="100" w:type="dxa"/>
+              <w:top w:w="70" w:type="dxa"/>
+              <w:bottom w:w="70" w:type="dxa"/>
+              <w:left w:w="70" w:type="dxa"/>
+              <w:right w:w="70" w:type="dxa"/>
             </w:tcMar>
           </w:tcPr>
           <w:p>
-            <w:pPr>
-              <w:spacing w:before="0" w:after="0"/>
-            </w:pPr>
             <w:r>
               <w:rPr>
-                <w:rFonts w:ascii="Arial" w:hAnsi="Arial"/>
-                <w:b/>
-                <w:color w:val="1E293B"/>
-                <w:sz w:val="17"/>
+                <w:color w:val="0F172A"/>
+                <w:sz w:val="15"/>
               </w:rPr>
-              <w:t>Netfits Oficial</w:t>
+              <w:t>Time Netfits</w:t>
             </w:r>
           </w:p>
         </w:tc>
         <w:tc>
           <w:tcPr>
-            <w:tcW w:type="dxa" w:w="3168"/>
+            <w:tcW w:type="dxa" w:w="1440"/>
             <w:shd w:fill="FFFFFF"/>
             <w:tcMar>
-              <w:top w:w="80" w:type="dxa"/>
-              <w:bottom w:w="80" w:type="dxa"/>
-              <w:left w:w="100" w:type="dxa"/>
-              <w:right w:w="100" w:type="dxa"/>
+              <w:top w:w="70" w:type="dxa"/>
+              <w:bottom w:w="70" w:type="dxa"/>
+              <w:left w:w="70" w:type="dxa"/>
+              <w:right w:w="70" w:type="dxa"/>
             </w:tcMar>
           </w:tcPr>
           <w:p>
-            <w:pPr>
-              <w:spacing w:before="0" w:after="0"/>
-            </w:pPr>
             <w:r>
               <w:rPr>
-                <w:rFonts w:ascii="Arial" w:hAnsi="Arial"/>
-                <w:color w:val="1E293B"/>
-                <w:sz w:val="17"/>
+                <w:color w:val="0F172A"/>
+                <w:sz w:val="15"/>
               </w:rPr>
-              <w:t>O Propósito: Healthspan vs. Lifespan</w:t>
+              <w:t>Artigo Interativo</w:t>
             </w:r>
           </w:p>
         </w:tc>
         <w:tc>
           <w:tcPr>
+            <w:tcW w:type="dxa" w:w="2304"/>
+            <w:shd w:fill="FFFFFF"/>
+            <w:tcMar>
+              <w:top w:w="70" w:type="dxa"/>
+              <w:bottom w:w="70" w:type="dxa"/>
+              <w:left w:w="70" w:type="dxa"/>
+              <w:right w:w="70" w:type="dxa"/>
+            </w:tcMar>
+          </w:tcPr>
+          <w:p>
+            <w:r>
+              <w:rPr>
+                <w:color w:val="0F172A"/>
+                <w:sz w:val="15"/>
+              </w:rPr>
+              <w:t>Acompanhe sua Evolução: Rituais e Badges</w:t>
+            </w:r>
+          </w:p>
+        </w:tc>
+        <w:tc>
+          <w:tcPr>
+            <w:tcW w:type="dxa" w:w="864"/>
+            <w:shd w:fill="FFFFFF"/>
+            <w:tcMar>
+              <w:top w:w="70" w:type="dxa"/>
+              <w:bottom w:w="70" w:type="dxa"/>
+              <w:left w:w="70" w:type="dxa"/>
+              <w:right w:w="70" w:type="dxa"/>
+            </w:tcMar>
+          </w:tcPr>
+          <w:p>
+            <w:r>
+              <w:rPr>
+                <w:b/>
+                <w:color w:val="10B981"/>
+                <w:sz w:val="15"/>
+              </w:rPr>
+              <w:t>+5 nfs</w:t>
+            </w:r>
+          </w:p>
+        </w:tc>
+        <w:tc>
+          <w:tcPr>
+            <w:tcW w:type="dxa" w:w="864"/>
+            <w:shd w:fill="FFFFFF"/>
+            <w:tcMar>
+              <w:top w:w="70" w:type="dxa"/>
+              <w:bottom w:w="70" w:type="dxa"/>
+              <w:left w:w="70" w:type="dxa"/>
+              <w:right w:w="70" w:type="dxa"/>
+            </w:tcMar>
+          </w:tcPr>
+          <w:p>
+            <w:r>
+              <w:rPr>
+                <w:b/>
+                <w:color w:val="2563EB"/>
+                <w:sz w:val="15"/>
+              </w:rPr>
+              <w:t>Programado</w:t>
+            </w:r>
+          </w:p>
+        </w:tc>
+      </w:tr>
+      <w:tr>
+        <w:tc>
+          <w:tcPr>
+            <w:tcW w:type="dxa" w:w="1296"/>
+            <w:shd w:fill="EFF6FF"/>
+            <w:tcMar>
+              <w:top w:w="70" w:type="dxa"/>
+              <w:bottom w:w="70" w:type="dxa"/>
+              <w:left w:w="70" w:type="dxa"/>
+              <w:right w:w="70" w:type="dxa"/>
+            </w:tcMar>
+          </w:tcPr>
+          <w:p>
+            <w:r>
+              <w:rPr>
+                <w:b/>
+                <w:color w:val="0F172A"/>
+                <w:sz w:val="15"/>
+              </w:rPr>
+              <w:t>31/10 · 06:00</w:t>
+            </w:r>
+          </w:p>
+        </w:tc>
+        <w:tc>
+          <w:tcPr>
+            <w:tcW w:type="dxa" w:w="1440"/>
+            <w:shd w:fill="EFF6FF"/>
+            <w:tcMar>
+              <w:top w:w="70" w:type="dxa"/>
+              <w:bottom w:w="70" w:type="dxa"/>
+              <w:left w:w="70" w:type="dxa"/>
+              <w:right w:w="70" w:type="dxa"/>
+            </w:tcMar>
+          </w:tcPr>
+          <w:p>
+            <w:r>
+              <w:rPr>
+                <w:color w:val="0F172A"/>
+                <w:sz w:val="15"/>
+              </w:rPr>
+              <w:t>Fibios</w:t>
+            </w:r>
+          </w:p>
+        </w:tc>
+        <w:tc>
+          <w:tcPr>
+            <w:tcW w:type="dxa" w:w="1584"/>
+            <w:shd w:fill="EFF6FF"/>
+            <w:tcMar>
+              <w:top w:w="70" w:type="dxa"/>
+              <w:bottom w:w="70" w:type="dxa"/>
+              <w:left w:w="70" w:type="dxa"/>
+              <w:right w:w="70" w:type="dxa"/>
+            </w:tcMar>
+          </w:tcPr>
+          <w:p>
+            <w:r>
+              <w:rPr>
+                <w:color w:val="0F172A"/>
+                <w:sz w:val="15"/>
+              </w:rPr>
+              <w:t>Dr. Franco</w:t>
+            </w:r>
+          </w:p>
+        </w:tc>
+        <w:tc>
+          <w:tcPr>
+            <w:tcW w:type="dxa" w:w="1440"/>
+            <w:shd w:fill="EFF6FF"/>
+            <w:tcMar>
+              <w:top w:w="70" w:type="dxa"/>
+              <w:bottom w:w="70" w:type="dxa"/>
+              <w:left w:w="70" w:type="dxa"/>
+              <w:right w:w="70" w:type="dxa"/>
+            </w:tcMar>
+          </w:tcPr>
+          <w:p>
+            <w:r>
+              <w:rPr>
+                <w:color w:val="0F172A"/>
+                <w:sz w:val="15"/>
+              </w:rPr>
+              <w:t>Artigo Clínico</w:t>
+            </w:r>
+          </w:p>
+        </w:tc>
+        <w:tc>
+          <w:tcPr>
+            <w:tcW w:type="dxa" w:w="2304"/>
+            <w:shd w:fill="EFF6FF"/>
+            <w:tcMar>
+              <w:top w:w="70" w:type="dxa"/>
+              <w:bottom w:w="70" w:type="dxa"/>
+              <w:left w:w="70" w:type="dxa"/>
+              <w:right w:w="70" w:type="dxa"/>
+            </w:tcMar>
+          </w:tcPr>
+          <w:p>
+            <w:r>
+              <w:rPr>
+                <w:color w:val="0F172A"/>
+                <w:sz w:val="15"/>
+              </w:rPr>
+              <w:t>Tendinopatias: Por que Repouso Absoluto Piora</w:t>
+            </w:r>
+          </w:p>
+        </w:tc>
+        <w:tc>
+          <w:tcPr>
+            <w:tcW w:type="dxa" w:w="864"/>
+            <w:shd w:fill="EFF6FF"/>
+            <w:tcMar>
+              <w:top w:w="70" w:type="dxa"/>
+              <w:bottom w:w="70" w:type="dxa"/>
+              <w:left w:w="70" w:type="dxa"/>
+              <w:right w:w="70" w:type="dxa"/>
+            </w:tcMar>
+          </w:tcPr>
+          <w:p>
+            <w:r>
+              <w:rPr>
+                <w:b/>
+                <w:color w:val="10B981"/>
+                <w:sz w:val="15"/>
+              </w:rPr>
+              <w:t>+5 nfs</w:t>
+            </w:r>
+          </w:p>
+        </w:tc>
+        <w:tc>
+          <w:tcPr>
+            <w:tcW w:type="dxa" w:w="864"/>
+            <w:shd w:fill="EFF6FF"/>
+            <w:tcMar>
+              <w:top w:w="70" w:type="dxa"/>
+              <w:bottom w:w="70" w:type="dxa"/>
+              <w:left w:w="70" w:type="dxa"/>
+              <w:right w:w="70" w:type="dxa"/>
+            </w:tcMar>
+          </w:tcPr>
+          <w:p>
+            <w:r>
+              <w:rPr>
+                <w:b/>
+                <w:color w:val="2563EB"/>
+                <w:sz w:val="15"/>
+              </w:rPr>
+              <w:t>Programado</w:t>
+            </w:r>
+          </w:p>
+        </w:tc>
+      </w:tr>
+      <w:tr>
+        <w:tc>
+          <w:tcPr>
             <w:tcW w:type="dxa" w:w="1296"/>
             <w:shd w:fill="FFFFFF"/>
             <w:tcMar>
-              <w:top w:w="80" w:type="dxa"/>
-              <w:bottom w:w="80" w:type="dxa"/>
-              <w:left w:w="100" w:type="dxa"/>
-              <w:right w:w="100" w:type="dxa"/>
+              <w:top w:w="70" w:type="dxa"/>
+              <w:bottom w:w="70" w:type="dxa"/>
+              <w:left w:w="70" w:type="dxa"/>
+              <w:right w:w="70" w:type="dxa"/>
             </w:tcMar>
           </w:tcPr>
           <w:p>
-            <w:pPr>
-              <w:spacing w:before="0" w:after="0"/>
-              <w:jc w:val="center"/>
-            </w:pPr>
             <w:r>
               <w:rPr>
-                <w:rFonts w:ascii="Arial" w:hAnsi="Arial"/>
-                <w:color w:val="1E293B"/>
-                <w:sz w:val="16"/>
+                <w:b/>
+                <w:color w:val="0F172A"/>
+                <w:sz w:val="15"/>
               </w:rPr>
-              <w:t>Leitura: 5 nfs</w:t>
-              <w:br/>
-              <w:t>Quiz: 5 nfs</w:t>
+              <w:t>01/11 · 06:00</w:t>
+            </w:r>
+          </w:p>
+        </w:tc>
+        <w:tc>
+          <w:tcPr>
+            <w:tcW w:type="dxa" w:w="1440"/>
+            <w:shd w:fill="FFFFFF"/>
+            <w:tcMar>
+              <w:top w:w="70" w:type="dxa"/>
+              <w:bottom w:w="70" w:type="dxa"/>
+              <w:left w:w="70" w:type="dxa"/>
+              <w:right w:w="70" w:type="dxa"/>
+            </w:tcMar>
+          </w:tcPr>
+          <w:p>
+            <w:r>
+              <w:rPr>
+                <w:color w:val="0F172A"/>
+                <w:sz w:val="15"/>
+              </w:rPr>
+              <w:t>Institucional</w:t>
             </w:r>
           </w:p>
         </w:tc>
@@ -753,24 +3058,105 @@
             <w:tcW w:type="dxa" w:w="1584"/>
             <w:shd w:fill="FFFFFF"/>
             <w:tcMar>
-              <w:top w:w="80" w:type="dxa"/>
-              <w:bottom w:w="80" w:type="dxa"/>
-              <w:left w:w="100" w:type="dxa"/>
-              <w:right w:w="100" w:type="dxa"/>
+              <w:top w:w="70" w:type="dxa"/>
+              <w:bottom w:w="70" w:type="dxa"/>
+              <w:left w:w="70" w:type="dxa"/>
+              <w:right w:w="70" w:type="dxa"/>
             </w:tcMar>
           </w:tcPr>
           <w:p>
-            <w:pPr>
-              <w:spacing w:before="0" w:after="0"/>
-            </w:pPr>
             <w:r>
               <w:rPr>
-                <w:rFonts w:ascii="Arial" w:hAnsi="Arial"/>
-                <w:i/>
-                <w:color w:val="1E293B"/>
-                <w:sz w:val="16"/>
+                <w:color w:val="0F172A"/>
+                <w:sz w:val="15"/>
               </w:rPr>
-              <w:t>NEJM (1980) &amp; Lancet Longevity</w:t>
+              <w:t>Time Netfits</w:t>
+            </w:r>
+          </w:p>
+        </w:tc>
+        <w:tc>
+          <w:tcPr>
+            <w:tcW w:type="dxa" w:w="1440"/>
+            <w:shd w:fill="FFFFFF"/>
+            <w:tcMar>
+              <w:top w:w="70" w:type="dxa"/>
+              <w:bottom w:w="70" w:type="dxa"/>
+              <w:left w:w="70" w:type="dxa"/>
+              <w:right w:w="70" w:type="dxa"/>
+            </w:tcMar>
+          </w:tcPr>
+          <w:p>
+            <w:r>
+              <w:rPr>
+                <w:color w:val="0F172A"/>
+                <w:sz w:val="15"/>
+              </w:rPr>
+              <w:t>Artigo Interativo</w:t>
+            </w:r>
+          </w:p>
+        </w:tc>
+        <w:tc>
+          <w:tcPr>
+            <w:tcW w:type="dxa" w:w="2304"/>
+            <w:shd w:fill="FFFFFF"/>
+            <w:tcMar>
+              <w:top w:w="70" w:type="dxa"/>
+              <w:bottom w:w="70" w:type="dxa"/>
+              <w:left w:w="70" w:type="dxa"/>
+              <w:right w:w="70" w:type="dxa"/>
+            </w:tcMar>
+          </w:tcPr>
+          <w:p>
+            <w:r>
+              <w:rPr>
+                <w:color w:val="0F172A"/>
+                <w:sz w:val="15"/>
+              </w:rPr>
+              <w:t>Extrato Transparente: Validade FEFO 24 Meses</w:t>
+            </w:r>
+          </w:p>
+        </w:tc>
+        <w:tc>
+          <w:tcPr>
+            <w:tcW w:type="dxa" w:w="864"/>
+            <w:shd w:fill="FFFFFF"/>
+            <w:tcMar>
+              <w:top w:w="70" w:type="dxa"/>
+              <w:bottom w:w="70" w:type="dxa"/>
+              <w:left w:w="70" w:type="dxa"/>
+              <w:right w:w="70" w:type="dxa"/>
+            </w:tcMar>
+          </w:tcPr>
+          <w:p>
+            <w:r>
+              <w:rPr>
+                <w:b/>
+                <w:color w:val="10B981"/>
+                <w:sz w:val="15"/>
+              </w:rPr>
+              <w:t>+5 nfs</w:t>
+            </w:r>
+          </w:p>
+        </w:tc>
+        <w:tc>
+          <w:tcPr>
+            <w:tcW w:type="dxa" w:w="864"/>
+            <w:shd w:fill="FFFFFF"/>
+            <w:tcMar>
+              <w:top w:w="70" w:type="dxa"/>
+              <w:bottom w:w="70" w:type="dxa"/>
+              <w:left w:w="70" w:type="dxa"/>
+              <w:right w:w="70" w:type="dxa"/>
+            </w:tcMar>
+          </w:tcPr>
+          <w:p>
+            <w:r>
+              <w:rPr>
+                <w:b/>
+                <w:color w:val="2563EB"/>
+                <w:sz w:val="15"/>
+              </w:rPr>
+              <w:t>Programado</w:t>
             </w:r>
           </w:p>
         </w:tc>
@@ -778,53 +3164,42 @@
       <w:tr>
         <w:tc>
           <w:tcPr>
-            <w:tcW w:type="dxa" w:w="1008"/>
-            <w:shd w:fill="F8FAFC"/>
+            <w:tcW w:type="dxa" w:w="1296"/>
+            <w:shd w:fill="EFF6FF"/>
             <w:tcMar>
-              <w:top w:w="80" w:type="dxa"/>
-              <w:bottom w:w="80" w:type="dxa"/>
-              <w:left w:w="100" w:type="dxa"/>
-              <w:right w:w="100" w:type="dxa"/>
+              <w:top w:w="70" w:type="dxa"/>
+              <w:bottom w:w="70" w:type="dxa"/>
+              <w:left w:w="70" w:type="dxa"/>
+              <w:right w:w="70" w:type="dxa"/>
             </w:tcMar>
           </w:tcPr>
           <w:p>
-            <w:pPr>
-              <w:spacing w:before="0" w:after="0"/>
-              <w:jc w:val="center"/>
-            </w:pPr>
             <w:r>
               <w:rPr>
-                <w:rFonts w:ascii="Arial" w:hAnsi="Arial"/>
                 <w:b/>
-                <w:color w:val="1E293B"/>
-                <w:sz w:val="17"/>
+                <w:color w:val="0F172A"/>
+                <w:sz w:val="15"/>
               </w:rPr>
-              <w:t>Dia 04</w:t>
+              <w:t>02/11 · 06:00</w:t>
             </w:r>
           </w:p>
         </w:tc>
         <w:tc>
           <w:tcPr>
-            <w:tcW w:type="dxa" w:w="1152"/>
-            <w:shd w:fill="F8FAFC"/>
+            <w:tcW w:type="dxa" w:w="1440"/>
+            <w:shd w:fill="EFF6FF"/>
             <w:tcMar>
-              <w:top w:w="80" w:type="dxa"/>
-              <w:bottom w:w="80" w:type="dxa"/>
-              <w:left w:w="100" w:type="dxa"/>
-              <w:right w:w="100" w:type="dxa"/>
+              <w:top w:w="70" w:type="dxa"/>
+              <w:bottom w:w="70" w:type="dxa"/>
+              <w:left w:w="70" w:type="dxa"/>
+              <w:right w:w="70" w:type="dxa"/>
             </w:tcMar>
           </w:tcPr>
           <w:p>
-            <w:pPr>
-              <w:spacing w:before="0" w:after="0"/>
-              <w:jc w:val="center"/>
-            </w:pPr>
             <w:r>
               <w:rPr>
-                <w:rFonts w:ascii="Arial" w:hAnsi="Arial"/>
-                <w:b/>
-                <w:color w:val="0D9488"/>
-                <w:sz w:val="17"/>
+                <w:color w:val="0F172A"/>
+                <w:sz w:val="15"/>
               </w:rPr>
               <w:t>Fibios</w:t>
             </w:r>
@@ -833,105 +3208,107 @@
         <w:tc>
           <w:tcPr>
             <w:tcW w:type="dxa" w:w="1584"/>
-            <w:shd w:fill="F8FAFC"/>
+            <w:shd w:fill="EFF6FF"/>
             <w:tcMar>
-              <w:top w:w="80" w:type="dxa"/>
-              <w:bottom w:w="80" w:type="dxa"/>
-              <w:left w:w="100" w:type="dxa"/>
-              <w:right w:w="100" w:type="dxa"/>
+              <w:top w:w="70" w:type="dxa"/>
+              <w:bottom w:w="70" w:type="dxa"/>
+              <w:left w:w="70" w:type="dxa"/>
+              <w:right w:w="70" w:type="dxa"/>
             </w:tcMar>
           </w:tcPr>
           <w:p>
-            <w:pPr>
-              <w:spacing w:before="0" w:after="0"/>
-            </w:pPr>
             <w:r>
               <w:rPr>
-                <w:rFonts w:ascii="Arial" w:hAnsi="Arial"/>
-                <w:b/>
-                <w:color w:val="1E293B"/>
-                <w:sz w:val="17"/>
+                <w:color w:val="0F172A"/>
+                <w:sz w:val="15"/>
               </w:rPr>
-              <w:t>Dr. Franco</w:t>
+              <w:t>Dra. Isabella</w:t>
             </w:r>
           </w:p>
         </w:tc>
         <w:tc>
           <w:tcPr>
-            <w:tcW w:type="dxa" w:w="3168"/>
-            <w:shd w:fill="F8FAFC"/>
+            <w:tcW w:type="dxa" w:w="1440"/>
+            <w:shd w:fill="EFF6FF"/>
             <w:tcMar>
-              <w:top w:w="80" w:type="dxa"/>
-              <w:bottom w:w="80" w:type="dxa"/>
-              <w:left w:w="100" w:type="dxa"/>
-              <w:right w:w="100" w:type="dxa"/>
+              <w:top w:w="70" w:type="dxa"/>
+              <w:bottom w:w="70" w:type="dxa"/>
+              <w:left w:w="70" w:type="dxa"/>
+              <w:right w:w="70" w:type="dxa"/>
             </w:tcMar>
           </w:tcPr>
           <w:p>
-            <w:pPr>
-              <w:spacing w:before="0" w:after="0"/>
-            </w:pPr>
             <w:r>
               <w:rPr>
-                <w:rFonts w:ascii="Arial" w:hAnsi="Arial"/>
-                <w:color w:val="1E293B"/>
-                <w:sz w:val="17"/>
+                <w:color w:val="0F172A"/>
+                <w:sz w:val="15"/>
               </w:rPr>
-              <w:t>Exercício e Saúde Cardiovascular</w:t>
+              <w:t>Artigo Clínico</w:t>
             </w:r>
           </w:p>
         </w:tc>
         <w:tc>
           <w:tcPr>
-            <w:tcW w:type="dxa" w:w="1296"/>
-            <w:shd w:fill="F8FAFC"/>
+            <w:tcW w:type="dxa" w:w="2304"/>
+            <w:shd w:fill="EFF6FF"/>
             <w:tcMar>
-              <w:top w:w="80" w:type="dxa"/>
-              <w:bottom w:w="80" w:type="dxa"/>
-              <w:left w:w="100" w:type="dxa"/>
-              <w:right w:w="100" w:type="dxa"/>
+              <w:top w:w="70" w:type="dxa"/>
+              <w:bottom w:w="70" w:type="dxa"/>
+              <w:left w:w="70" w:type="dxa"/>
+              <w:right w:w="70" w:type="dxa"/>
             </w:tcMar>
           </w:tcPr>
           <w:p>
-            <w:pPr>
-              <w:spacing w:before="0" w:after="0"/>
-              <w:jc w:val="center"/>
-            </w:pPr>
             <w:r>
               <w:rPr>
-                <w:rFonts w:ascii="Arial" w:hAnsi="Arial"/>
-                <w:color w:val="1E293B"/>
-                <w:sz w:val="16"/>
+                <w:color w:val="0F172A"/>
+                <w:sz w:val="15"/>
               </w:rPr>
-              <w:t>Leitura: 5 nfs</w:t>
-              <w:br/>
-              <w:t>Quiz: 5 nfs</w:t>
+              <w:t>Hidratação Inteligente: Eletrólitos e Hiponatremia</w:t>
             </w:r>
           </w:p>
         </w:tc>
         <w:tc>
           <w:tcPr>
-            <w:tcW w:type="dxa" w:w="1584"/>
-            <w:shd w:fill="F8FAFC"/>
+            <w:tcW w:type="dxa" w:w="864"/>
+            <w:shd w:fill="EFF6FF"/>
             <w:tcMar>
-              <w:top w:w="80" w:type="dxa"/>
-              <w:bottom w:w="80" w:type="dxa"/>
-              <w:left w:w="100" w:type="dxa"/>
-              <w:right w:w="100" w:type="dxa"/>
+              <w:top w:w="70" w:type="dxa"/>
+              <w:bottom w:w="70" w:type="dxa"/>
+              <w:left w:w="70" w:type="dxa"/>
+              <w:right w:w="70" w:type="dxa"/>
             </w:tcMar>
           </w:tcPr>
           <w:p>
-            <w:pPr>
-              <w:spacing w:before="0" w:after="0"/>
-            </w:pPr>
             <w:r>
               <w:rPr>
-                <w:rFonts w:ascii="Arial" w:hAnsi="Arial"/>
-                <w:i/>
-                <w:color w:val="1E293B"/>
-                <w:sz w:val="16"/>
+                <w:b/>
+                <w:color w:val="10B981"/>
+                <w:sz w:val="15"/>
               </w:rPr>
-              <w:t>Circulation / AHA Guidelines</w:t>
+              <w:t>+5 nfs</w:t>
+            </w:r>
+          </w:p>
+        </w:tc>
+        <w:tc>
+          <w:tcPr>
+            <w:tcW w:type="dxa" w:w="864"/>
+            <w:shd w:fill="EFF6FF"/>
+            <w:tcMar>
+              <w:top w:w="70" w:type="dxa"/>
+              <w:bottom w:w="70" w:type="dxa"/>
+              <w:left w:w="70" w:type="dxa"/>
+              <w:right w:w="70" w:type="dxa"/>
+            </w:tcMar>
+          </w:tcPr>
+          <w:p>
+            <w:r>
+              <w:rPr>
+                <w:b/>
+                <w:color w:val="2563EB"/>
+                <w:sz w:val="15"/>
+              </w:rPr>
+              <w:t>Programado</w:t>
             </w:r>
           </w:p>
         </w:tc>
@@ -939,55 +3316,44 @@
       <w:tr>
         <w:tc>
           <w:tcPr>
-            <w:tcW w:type="dxa" w:w="1008"/>
+            <w:tcW w:type="dxa" w:w="1296"/>
             <w:shd w:fill="FFFFFF"/>
             <w:tcMar>
-              <w:top w:w="80" w:type="dxa"/>
-              <w:bottom w:w="80" w:type="dxa"/>
-              <w:left w:w="100" w:type="dxa"/>
-              <w:right w:w="100" w:type="dxa"/>
+              <w:top w:w="70" w:type="dxa"/>
+              <w:bottom w:w="70" w:type="dxa"/>
+              <w:left w:w="70" w:type="dxa"/>
+              <w:right w:w="70" w:type="dxa"/>
             </w:tcMar>
           </w:tcPr>
           <w:p>
-            <w:pPr>
-              <w:spacing w:before="0" w:after="0"/>
-              <w:jc w:val="center"/>
-            </w:pPr>
             <w:r>
               <w:rPr>
-                <w:rFonts w:ascii="Arial" w:hAnsi="Arial"/>
                 <w:b/>
-                <w:color w:val="1E293B"/>
-                <w:sz w:val="17"/>
+                <w:color w:val="0F172A"/>
+                <w:sz w:val="15"/>
               </w:rPr>
-              <w:t>Dia 05</w:t>
+              <w:t>03/11 · 06:00</w:t>
             </w:r>
           </w:p>
         </w:tc>
         <w:tc>
           <w:tcPr>
-            <w:tcW w:type="dxa" w:w="1152"/>
+            <w:tcW w:type="dxa" w:w="1440"/>
             <w:shd w:fill="FFFFFF"/>
             <w:tcMar>
-              <w:top w:w="80" w:type="dxa"/>
-              <w:bottom w:w="80" w:type="dxa"/>
-              <w:left w:w="100" w:type="dxa"/>
-              <w:right w:w="100" w:type="dxa"/>
+              <w:top w:w="70" w:type="dxa"/>
+              <w:bottom w:w="70" w:type="dxa"/>
+              <w:left w:w="70" w:type="dxa"/>
+              <w:right w:w="70" w:type="dxa"/>
             </w:tcMar>
           </w:tcPr>
           <w:p>
-            <w:pPr>
-              <w:spacing w:before="0" w:after="0"/>
-              <w:jc w:val="center"/>
-            </w:pPr>
             <w:r>
               <w:rPr>
-                <w:rFonts w:ascii="Arial" w:hAnsi="Arial"/>
-                <w:b/>
-                <w:color w:val="EA580C"/>
-                <w:sz w:val="17"/>
+                <w:color w:val="0F172A"/>
+                <w:sz w:val="15"/>
               </w:rPr>
-              <w:t>Netfits</w:t>
+              <w:t>Educativo</w:t>
             </w:r>
           </w:p>
         </w:tc>
@@ -996,77 +3362,302 @@
             <w:tcW w:type="dxa" w:w="1584"/>
             <w:shd w:fill="FFFFFF"/>
             <w:tcMar>
-              <w:top w:w="80" w:type="dxa"/>
-              <w:bottom w:w="80" w:type="dxa"/>
-              <w:left w:w="100" w:type="dxa"/>
-              <w:right w:w="100" w:type="dxa"/>
+              <w:top w:w="70" w:type="dxa"/>
+              <w:bottom w:w="70" w:type="dxa"/>
+              <w:left w:w="70" w:type="dxa"/>
+              <w:right w:w="70" w:type="dxa"/>
             </w:tcMar>
           </w:tcPr>
           <w:p>
-            <w:pPr>
-              <w:spacing w:before="0" w:after="0"/>
-            </w:pPr>
             <w:r>
               <w:rPr>
-                <w:rFonts w:ascii="Arial" w:hAnsi="Arial"/>
-                <w:b/>
-                <w:color w:val="1E293B"/>
-                <w:sz w:val="17"/>
+                <w:color w:val="0F172A"/>
+                <w:sz w:val="15"/>
               </w:rPr>
-              <w:t>Netfits Oficial</w:t>
+              <w:t>Time Netfits</w:t>
             </w:r>
           </w:p>
         </w:tc>
         <w:tc>
           <w:tcPr>
-            <w:tcW w:type="dxa" w:w="3168"/>
+            <w:tcW w:type="dxa" w:w="1440"/>
             <w:shd w:fill="FFFFFF"/>
             <w:tcMar>
-              <w:top w:w="80" w:type="dxa"/>
-              <w:bottom w:w="80" w:type="dxa"/>
-              <w:left w:w="100" w:type="dxa"/>
-              <w:right w:w="100" w:type="dxa"/>
+              <w:top w:w="70" w:type="dxa"/>
+              <w:bottom w:w="70" w:type="dxa"/>
+              <w:left w:w="70" w:type="dxa"/>
+              <w:right w:w="70" w:type="dxa"/>
             </w:tcMar>
           </w:tcPr>
           <w:p>
-            <w:pPr>
-              <w:spacing w:before="0" w:after="0"/>
-            </w:pPr>
             <w:r>
               <w:rPr>
-                <w:rFonts w:ascii="Arial" w:hAnsi="Arial"/>
-                <w:color w:val="1E293B"/>
-                <w:sz w:val="17"/>
+                <w:color w:val="0F172A"/>
+                <w:sz w:val="15"/>
               </w:rPr>
-              <w:t>Consistência sem Burnout (Anti-Choque)</w:t>
+              <w:t>Manifesto Editorial</w:t>
             </w:r>
           </w:p>
         </w:tc>
         <w:tc>
           <w:tcPr>
+            <w:tcW w:type="dxa" w:w="2304"/>
+            <w:shd w:fill="FFFFFF"/>
+            <w:tcMar>
+              <w:top w:w="70" w:type="dxa"/>
+              <w:bottom w:w="70" w:type="dxa"/>
+              <w:left w:w="70" w:type="dxa"/>
+              <w:right w:w="70" w:type="dxa"/>
+            </w:tcMar>
+          </w:tcPr>
+          <w:p>
+            <w:r>
+              <w:rPr>
+                <w:color w:val="0F172A"/>
+                <w:sz w:val="15"/>
+              </w:rPr>
+              <w:t>Consistência sem Burnout: Frequência Sustentável</w:t>
+            </w:r>
+          </w:p>
+        </w:tc>
+        <w:tc>
+          <w:tcPr>
+            <w:tcW w:type="dxa" w:w="864"/>
+            <w:shd w:fill="FFFFFF"/>
+            <w:tcMar>
+              <w:top w:w="70" w:type="dxa"/>
+              <w:bottom w:w="70" w:type="dxa"/>
+              <w:left w:w="70" w:type="dxa"/>
+              <w:right w:w="70" w:type="dxa"/>
+            </w:tcMar>
+          </w:tcPr>
+          <w:p>
+            <w:r>
+              <w:rPr>
+                <w:b/>
+                <w:color w:val="10B981"/>
+                <w:sz w:val="15"/>
+              </w:rPr>
+              <w:t>+5 nfs</w:t>
+            </w:r>
+          </w:p>
+        </w:tc>
+        <w:tc>
+          <w:tcPr>
+            <w:tcW w:type="dxa" w:w="864"/>
+            <w:shd w:fill="FFFFFF"/>
+            <w:tcMar>
+              <w:top w:w="70" w:type="dxa"/>
+              <w:bottom w:w="70" w:type="dxa"/>
+              <w:left w:w="70" w:type="dxa"/>
+              <w:right w:w="70" w:type="dxa"/>
+            </w:tcMar>
+          </w:tcPr>
+          <w:p>
+            <w:r>
+              <w:rPr>
+                <w:b/>
+                <w:color w:val="2563EB"/>
+                <w:sz w:val="15"/>
+              </w:rPr>
+              <w:t>Programado</w:t>
+            </w:r>
+          </w:p>
+        </w:tc>
+      </w:tr>
+      <w:tr>
+        <w:tc>
+          <w:tcPr>
+            <w:tcW w:type="dxa" w:w="1296"/>
+            <w:shd w:fill="EFF6FF"/>
+            <w:tcMar>
+              <w:top w:w="70" w:type="dxa"/>
+              <w:bottom w:w="70" w:type="dxa"/>
+              <w:left w:w="70" w:type="dxa"/>
+              <w:right w:w="70" w:type="dxa"/>
+            </w:tcMar>
+          </w:tcPr>
+          <w:p>
+            <w:r>
+              <w:rPr>
+                <w:b/>
+                <w:color w:val="0F172A"/>
+                <w:sz w:val="15"/>
+              </w:rPr>
+              <w:t>04/11 · 06:00</w:t>
+            </w:r>
+          </w:p>
+        </w:tc>
+        <w:tc>
+          <w:tcPr>
+            <w:tcW w:type="dxa" w:w="1440"/>
+            <w:shd w:fill="EFF6FF"/>
+            <w:tcMar>
+              <w:top w:w="70" w:type="dxa"/>
+              <w:bottom w:w="70" w:type="dxa"/>
+              <w:left w:w="70" w:type="dxa"/>
+              <w:right w:w="70" w:type="dxa"/>
+            </w:tcMar>
+          </w:tcPr>
+          <w:p>
+            <w:r>
+              <w:rPr>
+                <w:color w:val="0F172A"/>
+                <w:sz w:val="15"/>
+              </w:rPr>
+              <w:t>Fibios</w:t>
+            </w:r>
+          </w:p>
+        </w:tc>
+        <w:tc>
+          <w:tcPr>
+            <w:tcW w:type="dxa" w:w="1584"/>
+            <w:shd w:fill="EFF6FF"/>
+            <w:tcMar>
+              <w:top w:w="70" w:type="dxa"/>
+              <w:bottom w:w="70" w:type="dxa"/>
+              <w:left w:w="70" w:type="dxa"/>
+              <w:right w:w="70" w:type="dxa"/>
+            </w:tcMar>
+          </w:tcPr>
+          <w:p>
+            <w:r>
+              <w:rPr>
+                <w:color w:val="0F172A"/>
+                <w:sz w:val="15"/>
+              </w:rPr>
+              <w:t>Dr. Franco</w:t>
+            </w:r>
+          </w:p>
+        </w:tc>
+        <w:tc>
+          <w:tcPr>
+            <w:tcW w:type="dxa" w:w="1440"/>
+            <w:shd w:fill="EFF6FF"/>
+            <w:tcMar>
+              <w:top w:w="70" w:type="dxa"/>
+              <w:bottom w:w="70" w:type="dxa"/>
+              <w:left w:w="70" w:type="dxa"/>
+              <w:right w:w="70" w:type="dxa"/>
+            </w:tcMar>
+          </w:tcPr>
+          <w:p>
+            <w:r>
+              <w:rPr>
+                <w:color w:val="0F172A"/>
+                <w:sz w:val="15"/>
+              </w:rPr>
+              <w:t>Artigo Clínico</w:t>
+            </w:r>
+          </w:p>
+        </w:tc>
+        <w:tc>
+          <w:tcPr>
+            <w:tcW w:type="dxa" w:w="2304"/>
+            <w:shd w:fill="EFF6FF"/>
+            <w:tcMar>
+              <w:top w:w="70" w:type="dxa"/>
+              <w:bottom w:w="70" w:type="dxa"/>
+              <w:left w:w="70" w:type="dxa"/>
+              <w:right w:w="70" w:type="dxa"/>
+            </w:tcMar>
+          </w:tcPr>
+          <w:p>
+            <w:r>
+              <w:rPr>
+                <w:color w:val="0F172A"/>
+                <w:sz w:val="15"/>
+              </w:rPr>
+              <w:t>Overtraining: 4 Sinais Biológicos de Sobrecarga</w:t>
+            </w:r>
+          </w:p>
+        </w:tc>
+        <w:tc>
+          <w:tcPr>
+            <w:tcW w:type="dxa" w:w="864"/>
+            <w:shd w:fill="EFF6FF"/>
+            <w:tcMar>
+              <w:top w:w="70" w:type="dxa"/>
+              <w:bottom w:w="70" w:type="dxa"/>
+              <w:left w:w="70" w:type="dxa"/>
+              <w:right w:w="70" w:type="dxa"/>
+            </w:tcMar>
+          </w:tcPr>
+          <w:p>
+            <w:r>
+              <w:rPr>
+                <w:b/>
+                <w:color w:val="10B981"/>
+                <w:sz w:val="15"/>
+              </w:rPr>
+              <w:t>+5 nfs</w:t>
+            </w:r>
+          </w:p>
+        </w:tc>
+        <w:tc>
+          <w:tcPr>
+            <w:tcW w:type="dxa" w:w="864"/>
+            <w:shd w:fill="EFF6FF"/>
+            <w:tcMar>
+              <w:top w:w="70" w:type="dxa"/>
+              <w:bottom w:w="70" w:type="dxa"/>
+              <w:left w:w="70" w:type="dxa"/>
+              <w:right w:w="70" w:type="dxa"/>
+            </w:tcMar>
+          </w:tcPr>
+          <w:p>
+            <w:r>
+              <w:rPr>
+                <w:b/>
+                <w:color w:val="2563EB"/>
+                <w:sz w:val="15"/>
+              </w:rPr>
+              <w:t>Programado</w:t>
+            </w:r>
+          </w:p>
+        </w:tc>
+      </w:tr>
+      <w:tr>
+        <w:tc>
+          <w:tcPr>
             <w:tcW w:type="dxa" w:w="1296"/>
             <w:shd w:fill="FFFFFF"/>
             <w:tcMar>
-              <w:top w:w="80" w:type="dxa"/>
-              <w:bottom w:w="80" w:type="dxa"/>
-              <w:left w:w="100" w:type="dxa"/>
-              <w:right w:w="100" w:type="dxa"/>
+              <w:top w:w="70" w:type="dxa"/>
+              <w:bottom w:w="70" w:type="dxa"/>
+              <w:left w:w="70" w:type="dxa"/>
+              <w:right w:w="70" w:type="dxa"/>
             </w:tcMar>
           </w:tcPr>
           <w:p>
-            <w:pPr>
-              <w:spacing w:before="0" w:after="0"/>
-              <w:jc w:val="center"/>
-            </w:pPr>
             <w:r>
               <w:rPr>
-                <w:rFonts w:ascii="Arial" w:hAnsi="Arial"/>
-                <w:color w:val="1E293B"/>
-                <w:sz w:val="16"/>
+                <w:b/>
+                <w:color w:val="0F172A"/>
+                <w:sz w:val="15"/>
               </w:rPr>
-              <w:t>Leitura: 5 nfs</w:t>
-              <w:br/>
-              <w:t>Quiz: 5 nfs</w:t>
+              <w:t>05/11 · 06:00</w:t>
+            </w:r>
+          </w:p>
+        </w:tc>
+        <w:tc>
+          <w:tcPr>
+            <w:tcW w:type="dxa" w:w="1440"/>
+            <w:shd w:fill="FFFFFF"/>
+            <w:tcMar>
+              <w:top w:w="70" w:type="dxa"/>
+              <w:bottom w:w="70" w:type="dxa"/>
+              <w:left w:w="70" w:type="dxa"/>
+              <w:right w:w="70" w:type="dxa"/>
+            </w:tcMar>
+          </w:tcPr>
+          <w:p>
+            <w:r>
+              <w:rPr>
+                <w:color w:val="0F172A"/>
+                <w:sz w:val="15"/>
+              </w:rPr>
+              <w:t>Institucional</w:t>
             </w:r>
           </w:p>
         </w:tc>
@@ -1075,2117 +3666,105 @@
             <w:tcW w:type="dxa" w:w="1584"/>
             <w:shd w:fill="FFFFFF"/>
             <w:tcMar>
-              <w:top w:w="80" w:type="dxa"/>
-              <w:bottom w:w="80" w:type="dxa"/>
-              <w:left w:w="100" w:type="dxa"/>
-              <w:right w:w="100" w:type="dxa"/>
+              <w:top w:w="70" w:type="dxa"/>
+              <w:bottom w:w="70" w:type="dxa"/>
+              <w:left w:w="70" w:type="dxa"/>
+              <w:right w:w="70" w:type="dxa"/>
             </w:tcMar>
           </w:tcPr>
           <w:p>
-            <w:pPr>
-              <w:spacing w:before="0" w:after="0"/>
-            </w:pPr>
             <w:r>
               <w:rPr>
-                <w:rFonts w:ascii="Arial" w:hAnsi="Arial"/>
-                <w:i/>
-                <w:color w:val="1E293B"/>
-                <w:sz w:val="16"/>
+                <w:color w:val="0F172A"/>
+                <w:sz w:val="15"/>
               </w:rPr>
-              <w:t>JAMA Internal Medicine (2022)</w:t>
-            </w:r>
-          </w:p>
-        </w:tc>
-      </w:tr>
-      <w:tr>
-        <w:tc>
-          <w:tcPr>
-            <w:tcW w:type="dxa" w:w="1008"/>
-            <w:shd w:fill="F8FAFC"/>
-            <w:tcMar>
-              <w:top w:w="80" w:type="dxa"/>
-              <w:bottom w:w="80" w:type="dxa"/>
-              <w:left w:w="100" w:type="dxa"/>
-              <w:right w:w="100" w:type="dxa"/>
-            </w:tcMar>
-          </w:tcPr>
-          <w:p>
-            <w:pPr>
-              <w:spacing w:before="0" w:after="0"/>
-              <w:jc w:val="center"/>
-            </w:pPr>
-            <w:r>
-              <w:rPr>
-                <w:rFonts w:ascii="Arial" w:hAnsi="Arial"/>
-                <w:b/>
-                <w:color w:val="1E293B"/>
-                <w:sz w:val="17"/>
-              </w:rPr>
-              <w:t>Dia 06</w:t>
+              <w:t>Time Netfits</w:t>
             </w:r>
           </w:p>
         </w:tc>
         <w:tc>
           <w:tcPr>
-            <w:tcW w:type="dxa" w:w="1152"/>
-            <w:shd w:fill="F8FAFC"/>
+            <w:tcW w:type="dxa" w:w="1440"/>
+            <w:shd w:fill="FFFFFF"/>
             <w:tcMar>
-              <w:top w:w="80" w:type="dxa"/>
-              <w:bottom w:w="80" w:type="dxa"/>
-              <w:left w:w="100" w:type="dxa"/>
-              <w:right w:w="100" w:type="dxa"/>
+              <w:top w:w="70" w:type="dxa"/>
+              <w:bottom w:w="70" w:type="dxa"/>
+              <w:left w:w="70" w:type="dxa"/>
+              <w:right w:w="70" w:type="dxa"/>
             </w:tcMar>
           </w:tcPr>
           <w:p>
-            <w:pPr>
-              <w:spacing w:before="0" w:after="0"/>
-              <w:jc w:val="center"/>
-            </w:pPr>
             <w:r>
               <w:rPr>
-                <w:rFonts w:ascii="Arial" w:hAnsi="Arial"/>
-                <w:b/>
-                <w:color w:val="0D9488"/>
-                <w:sz w:val="17"/>
+                <w:color w:val="0F172A"/>
+                <w:sz w:val="15"/>
               </w:rPr>
-              <w:t>Fibios</w:t>
+              <w:t>Vídeo Animação 55s</w:t>
             </w:r>
           </w:p>
         </w:tc>
         <w:tc>
           <w:tcPr>
-            <w:tcW w:type="dxa" w:w="1584"/>
-            <w:shd w:fill="F8FAFC"/>
+            <w:tcW w:type="dxa" w:w="2304"/>
+            <w:shd w:fill="FFFFFF"/>
             <w:tcMar>
-              <w:top w:w="80" w:type="dxa"/>
-              <w:bottom w:w="80" w:type="dxa"/>
-              <w:left w:w="100" w:type="dxa"/>
-              <w:right w:w="100" w:type="dxa"/>
+              <w:top w:w="70" w:type="dxa"/>
+              <w:bottom w:w="70" w:type="dxa"/>
+              <w:left w:w="70" w:type="dxa"/>
+              <w:right w:w="70" w:type="dxa"/>
             </w:tcMar>
           </w:tcPr>
           <w:p>
-            <w:pPr>
-              <w:spacing w:before="0" w:after="0"/>
-            </w:pPr>
             <w:r>
               <w:rPr>
-                <w:rFonts w:ascii="Arial" w:hAnsi="Arial"/>
-                <w:b/>
-                <w:color w:val="1E293B"/>
-                <w:sz w:val="17"/>
+                <w:color w:val="0F172A"/>
+                <w:sz w:val="15"/>
               </w:rPr>
-              <w:t>Dr. Franco</w:t>
+              <w:t>Cadastro 100% Completo: Segurança LGPD e +50 nfs</w:t>
             </w:r>
           </w:p>
         </w:tc>
         <w:tc>
           <w:tcPr>
-            <w:tcW w:type="dxa" w:w="3168"/>
-            <w:shd w:fill="F8FAFC"/>
+            <w:tcW w:type="dxa" w:w="864"/>
+            <w:shd w:fill="FFFFFF"/>
             <w:tcMar>
-              <w:top w:w="80" w:type="dxa"/>
-              <w:bottom w:w="80" w:type="dxa"/>
-              <w:left w:w="100" w:type="dxa"/>
-              <w:right w:w="100" w:type="dxa"/>
+              <w:top w:w="70" w:type="dxa"/>
+              <w:bottom w:w="70" w:type="dxa"/>
+              <w:left w:w="70" w:type="dxa"/>
+              <w:right w:w="70" w:type="dxa"/>
             </w:tcMar>
           </w:tcPr>
           <w:p>
-            <w:pPr>
-              <w:spacing w:before="0" w:after="0"/>
-            </w:pPr>
             <w:r>
               <w:rPr>
-                <w:rFonts w:ascii="Arial" w:hAnsi="Arial"/>
-                <w:color w:val="1E293B"/>
-                <w:sz w:val="17"/>
+                <w:b/>
+                <w:color w:val="10B981"/>
+                <w:sz w:val="15"/>
               </w:rPr>
-              <w:t>Musculação: Muito Além da Estética</w:t>
+              <w:t>+5 nfs</w:t>
             </w:r>
           </w:p>
         </w:tc>
         <w:tc>
           <w:tcPr>
-            <w:tcW w:type="dxa" w:w="1296"/>
-            <w:shd w:fill="F8FAFC"/>
+            <w:tcW w:type="dxa" w:w="864"/>
+            <w:shd w:fill="FFFFFF"/>
             <w:tcMar>
-              <w:top w:w="80" w:type="dxa"/>
-              <w:bottom w:w="80" w:type="dxa"/>
-              <w:left w:w="100" w:type="dxa"/>
-              <w:right w:w="100" w:type="dxa"/>
+              <w:top w:w="70" w:type="dxa"/>
+              <w:bottom w:w="70" w:type="dxa"/>
+              <w:left w:w="70" w:type="dxa"/>
+              <w:right w:w="70" w:type="dxa"/>
             </w:tcMar>
           </w:tcPr>
           <w:p>
-            <w:pPr>
-              <w:spacing w:before="0" w:after="0"/>
-              <w:jc w:val="center"/>
-            </w:pPr>
             <w:r>
               <w:rPr>
-                <w:rFonts w:ascii="Arial" w:hAnsi="Arial"/>
-                <w:color w:val="1E293B"/>
-                <w:sz w:val="16"/>
+                <w:b/>
+                <w:color w:val="2563EB"/>
+                <w:sz w:val="15"/>
               </w:rPr>
-              <w:t>Leitura: 5 nfs</w:t>
-              <w:br/>
-              <w:t>Quiz: 5 nfs</w:t>
-            </w:r>
-          </w:p>
-        </w:tc>
-        <w:tc>
-          <w:tcPr>
-            <w:tcW w:type="dxa" w:w="1584"/>
-            <w:shd w:fill="F8FAFC"/>
-            <w:tcMar>
-              <w:top w:w="80" w:type="dxa"/>
-              <w:bottom w:w="80" w:type="dxa"/>
-              <w:left w:w="100" w:type="dxa"/>
-              <w:right w:w="100" w:type="dxa"/>
-            </w:tcMar>
-          </w:tcPr>
-          <w:p>
-            <w:pPr>
-              <w:spacing w:before="0" w:after="0"/>
-            </w:pPr>
-            <w:r>
-              <w:rPr>
-                <w:rFonts w:ascii="Arial" w:hAnsi="Arial"/>
-                <w:i/>
-                <w:color w:val="1E293B"/>
-                <w:sz w:val="16"/>
-              </w:rPr>
-              <w:t>J Am Geriatrics Society / ACSM</w:t>
-            </w:r>
-          </w:p>
-        </w:tc>
-      </w:tr>
-      <w:tr>
-        <w:tc>
-          <w:tcPr>
-            <w:tcW w:type="dxa" w:w="1008"/>
-            <w:shd w:fill="FFFFFF"/>
-            <w:tcMar>
-              <w:top w:w="80" w:type="dxa"/>
-              <w:bottom w:w="80" w:type="dxa"/>
-              <w:left w:w="100" w:type="dxa"/>
-              <w:right w:w="100" w:type="dxa"/>
-            </w:tcMar>
-          </w:tcPr>
-          <w:p>
-            <w:pPr>
-              <w:spacing w:before="0" w:after="0"/>
-              <w:jc w:val="center"/>
-            </w:pPr>
-            <w:r>
-              <w:rPr>
-                <w:rFonts w:ascii="Arial" w:hAnsi="Arial"/>
-                <w:b/>
-                <w:color w:val="1E293B"/>
-                <w:sz w:val="17"/>
-              </w:rPr>
-              <w:t>Dia 07</w:t>
-            </w:r>
-          </w:p>
-        </w:tc>
-        <w:tc>
-          <w:tcPr>
-            <w:tcW w:type="dxa" w:w="1152"/>
-            <w:shd w:fill="FFFFFF"/>
-            <w:tcMar>
-              <w:top w:w="80" w:type="dxa"/>
-              <w:bottom w:w="80" w:type="dxa"/>
-              <w:left w:w="100" w:type="dxa"/>
-              <w:right w:w="100" w:type="dxa"/>
-            </w:tcMar>
-          </w:tcPr>
-          <w:p>
-            <w:pPr>
-              <w:spacing w:before="0" w:after="0"/>
-              <w:jc w:val="center"/>
-            </w:pPr>
-            <w:r>
-              <w:rPr>
-                <w:rFonts w:ascii="Arial" w:hAnsi="Arial"/>
-                <w:b/>
-                <w:color w:val="EA580C"/>
-                <w:sz w:val="17"/>
-              </w:rPr>
-              <w:t>Netfits</w:t>
-            </w:r>
-          </w:p>
-        </w:tc>
-        <w:tc>
-          <w:tcPr>
-            <w:tcW w:type="dxa" w:w="1584"/>
-            <w:shd w:fill="FFFFFF"/>
-            <w:tcMar>
-              <w:top w:w="80" w:type="dxa"/>
-              <w:bottom w:w="80" w:type="dxa"/>
-              <w:left w:w="100" w:type="dxa"/>
-              <w:right w:w="100" w:type="dxa"/>
-            </w:tcMar>
-          </w:tcPr>
-          <w:p>
-            <w:pPr>
-              <w:spacing w:before="0" w:after="0"/>
-            </w:pPr>
-            <w:r>
-              <w:rPr>
-                <w:rFonts w:ascii="Arial" w:hAnsi="Arial"/>
-                <w:b/>
-                <w:color w:val="1E293B"/>
-                <w:sz w:val="17"/>
-              </w:rPr>
-              <w:t>Netfits Oficial</w:t>
-            </w:r>
-          </w:p>
-        </w:tc>
-        <w:tc>
-          <w:tcPr>
-            <w:tcW w:type="dxa" w:w="3168"/>
-            <w:shd w:fill="FFFFFF"/>
-            <w:tcMar>
-              <w:top w:w="80" w:type="dxa"/>
-              <w:bottom w:w="80" w:type="dxa"/>
-              <w:left w:w="100" w:type="dxa"/>
-              <w:right w:w="100" w:type="dxa"/>
-            </w:tcMar>
-          </w:tcPr>
-          <w:p>
-            <w:pPr>
-              <w:spacing w:before="0" w:after="0"/>
-            </w:pPr>
-            <w:r>
-              <w:rPr>
-                <w:rFonts w:ascii="Arial" w:hAnsi="Arial"/>
-                <w:color w:val="1E293B"/>
-                <w:sz w:val="17"/>
-              </w:rPr>
-              <w:t>Como Ganhar Pontos no Shop Netfits</w:t>
-            </w:r>
-          </w:p>
-        </w:tc>
-        <w:tc>
-          <w:tcPr>
-            <w:tcW w:type="dxa" w:w="1296"/>
-            <w:shd w:fill="FFFFFF"/>
-            <w:tcMar>
-              <w:top w:w="80" w:type="dxa"/>
-              <w:bottom w:w="80" w:type="dxa"/>
-              <w:left w:w="100" w:type="dxa"/>
-              <w:right w:w="100" w:type="dxa"/>
-            </w:tcMar>
-          </w:tcPr>
-          <w:p>
-            <w:pPr>
-              <w:spacing w:before="0" w:after="0"/>
-              <w:jc w:val="center"/>
-            </w:pPr>
-            <w:r>
-              <w:rPr>
-                <w:rFonts w:ascii="Arial" w:hAnsi="Arial"/>
-                <w:color w:val="1E293B"/>
-                <w:sz w:val="16"/>
-              </w:rPr>
-              <w:t>Leitura: 5 nfs</w:t>
-              <w:br/>
-              <w:t>Quiz: 5 nfs</w:t>
-            </w:r>
-          </w:p>
-        </w:tc>
-        <w:tc>
-          <w:tcPr>
-            <w:tcW w:type="dxa" w:w="1584"/>
-            <w:shd w:fill="FFFFFF"/>
-            <w:tcMar>
-              <w:top w:w="80" w:type="dxa"/>
-              <w:bottom w:w="80" w:type="dxa"/>
-              <w:left w:w="100" w:type="dxa"/>
-              <w:right w:w="100" w:type="dxa"/>
-            </w:tcMar>
-          </w:tcPr>
-          <w:p>
-            <w:pPr>
-              <w:spacing w:before="0" w:after="0"/>
-            </w:pPr>
-            <w:r>
-              <w:rPr>
-                <w:rFonts w:ascii="Arial" w:hAnsi="Arial"/>
-                <w:i/>
-                <w:color w:val="1E293B"/>
-                <w:sz w:val="16"/>
-              </w:rPr>
-              <w:t>The Lancet / GBD Study (2019)</w:t>
-            </w:r>
-          </w:p>
-        </w:tc>
-      </w:tr>
-      <w:tr>
-        <w:tc>
-          <w:tcPr>
-            <w:tcW w:type="dxa" w:w="1008"/>
-            <w:shd w:fill="F8FAFC"/>
-            <w:tcMar>
-              <w:top w:w="80" w:type="dxa"/>
-              <w:bottom w:w="80" w:type="dxa"/>
-              <w:left w:w="100" w:type="dxa"/>
-              <w:right w:w="100" w:type="dxa"/>
-            </w:tcMar>
-          </w:tcPr>
-          <w:p>
-            <w:pPr>
-              <w:spacing w:before="0" w:after="0"/>
-              <w:jc w:val="center"/>
-            </w:pPr>
-            <w:r>
-              <w:rPr>
-                <w:rFonts w:ascii="Arial" w:hAnsi="Arial"/>
-                <w:b/>
-                <w:color w:val="1E293B"/>
-                <w:sz w:val="17"/>
-              </w:rPr>
-              <w:t>Dia 08</w:t>
-            </w:r>
-          </w:p>
-        </w:tc>
-        <w:tc>
-          <w:tcPr>
-            <w:tcW w:type="dxa" w:w="1152"/>
-            <w:shd w:fill="F8FAFC"/>
-            <w:tcMar>
-              <w:top w:w="80" w:type="dxa"/>
-              <w:bottom w:w="80" w:type="dxa"/>
-              <w:left w:w="100" w:type="dxa"/>
-              <w:right w:w="100" w:type="dxa"/>
-            </w:tcMar>
-          </w:tcPr>
-          <w:p>
-            <w:pPr>
-              <w:spacing w:before="0" w:after="0"/>
-              <w:jc w:val="center"/>
-            </w:pPr>
-            <w:r>
-              <w:rPr>
-                <w:rFonts w:ascii="Arial" w:hAnsi="Arial"/>
-                <w:b/>
-                <w:color w:val="0D9488"/>
-                <w:sz w:val="17"/>
-              </w:rPr>
-              <w:t>Fibios</w:t>
-            </w:r>
-          </w:p>
-        </w:tc>
-        <w:tc>
-          <w:tcPr>
-            <w:tcW w:type="dxa" w:w="1584"/>
-            <w:shd w:fill="F8FAFC"/>
-            <w:tcMar>
-              <w:top w:w="80" w:type="dxa"/>
-              <w:bottom w:w="80" w:type="dxa"/>
-              <w:left w:w="100" w:type="dxa"/>
-              <w:right w:w="100" w:type="dxa"/>
-            </w:tcMar>
-          </w:tcPr>
-          <w:p>
-            <w:pPr>
-              <w:spacing w:before="0" w:after="0"/>
-            </w:pPr>
-            <w:r>
-              <w:rPr>
-                <w:rFonts w:ascii="Arial" w:hAnsi="Arial"/>
-                <w:b/>
-                <w:color w:val="1E293B"/>
-                <w:sz w:val="17"/>
-              </w:rPr>
-              <w:t>Fibios Dupla</w:t>
-            </w:r>
-          </w:p>
-        </w:tc>
-        <w:tc>
-          <w:tcPr>
-            <w:tcW w:type="dxa" w:w="3168"/>
-            <w:shd w:fill="F8FAFC"/>
-            <w:tcMar>
-              <w:top w:w="80" w:type="dxa"/>
-              <w:bottom w:w="80" w:type="dxa"/>
-              <w:left w:w="100" w:type="dxa"/>
-              <w:right w:w="100" w:type="dxa"/>
-            </w:tcMar>
-          </w:tcPr>
-          <w:p>
-            <w:pPr>
-              <w:spacing w:before="0" w:after="0"/>
-            </w:pPr>
-            <w:r>
-              <w:rPr>
-                <w:rFonts w:ascii="Arial" w:hAnsi="Arial"/>
-                <w:color w:val="1E293B"/>
-                <w:sz w:val="17"/>
-              </w:rPr>
-              <w:t>Medicina do Esporte &amp; Alerta REDs</w:t>
-            </w:r>
-          </w:p>
-        </w:tc>
-        <w:tc>
-          <w:tcPr>
-            <w:tcW w:type="dxa" w:w="1296"/>
-            <w:shd w:fill="F8FAFC"/>
-            <w:tcMar>
-              <w:top w:w="80" w:type="dxa"/>
-              <w:bottom w:w="80" w:type="dxa"/>
-              <w:left w:w="100" w:type="dxa"/>
-              <w:right w:w="100" w:type="dxa"/>
-            </w:tcMar>
-          </w:tcPr>
-          <w:p>
-            <w:pPr>
-              <w:spacing w:before="0" w:after="0"/>
-              <w:jc w:val="center"/>
-            </w:pPr>
-            <w:r>
-              <w:rPr>
-                <w:rFonts w:ascii="Arial" w:hAnsi="Arial"/>
-                <w:color w:val="1E293B"/>
-                <w:sz w:val="16"/>
-              </w:rPr>
-              <w:t>Leitura: 5 nfs</w:t>
-              <w:br/>
-              <w:t>Quiz: 5 nfs</w:t>
-            </w:r>
-          </w:p>
-        </w:tc>
-        <w:tc>
-          <w:tcPr>
-            <w:tcW w:type="dxa" w:w="1584"/>
-            <w:shd w:fill="F8FAFC"/>
-            <w:tcMar>
-              <w:top w:w="80" w:type="dxa"/>
-              <w:bottom w:w="80" w:type="dxa"/>
-              <w:left w:w="100" w:type="dxa"/>
-              <w:right w:w="100" w:type="dxa"/>
-            </w:tcMar>
-          </w:tcPr>
-          <w:p>
-            <w:pPr>
-              <w:spacing w:before="0" w:after="0"/>
-            </w:pPr>
-            <w:r>
-              <w:rPr>
-                <w:rFonts w:ascii="Arial" w:hAnsi="Arial"/>
-                <w:i/>
-                <w:color w:val="1E293B"/>
-                <w:sz w:val="16"/>
-              </w:rPr>
-              <w:t>BJSM / IOC Consensus (2023)</w:t>
-            </w:r>
-          </w:p>
-        </w:tc>
-      </w:tr>
-      <w:tr>
-        <w:tc>
-          <w:tcPr>
-            <w:tcW w:type="dxa" w:w="1008"/>
-            <w:shd w:fill="FFFFFF"/>
-            <w:tcMar>
-              <w:top w:w="80" w:type="dxa"/>
-              <w:bottom w:w="80" w:type="dxa"/>
-              <w:left w:w="100" w:type="dxa"/>
-              <w:right w:w="100" w:type="dxa"/>
-            </w:tcMar>
-          </w:tcPr>
-          <w:p>
-            <w:pPr>
-              <w:spacing w:before="0" w:after="0"/>
-              <w:jc w:val="center"/>
-            </w:pPr>
-            <w:r>
-              <w:rPr>
-                <w:rFonts w:ascii="Arial" w:hAnsi="Arial"/>
-                <w:b/>
-                <w:color w:val="1E293B"/>
-                <w:sz w:val="17"/>
-              </w:rPr>
-              <w:t>Dia 09</w:t>
-            </w:r>
-          </w:p>
-        </w:tc>
-        <w:tc>
-          <w:tcPr>
-            <w:tcW w:type="dxa" w:w="1152"/>
-            <w:shd w:fill="FFFFFF"/>
-            <w:tcMar>
-              <w:top w:w="80" w:type="dxa"/>
-              <w:bottom w:w="80" w:type="dxa"/>
-              <w:left w:w="100" w:type="dxa"/>
-              <w:right w:w="100" w:type="dxa"/>
-            </w:tcMar>
-          </w:tcPr>
-          <w:p>
-            <w:pPr>
-              <w:spacing w:before="0" w:after="0"/>
-              <w:jc w:val="center"/>
-            </w:pPr>
-            <w:r>
-              <w:rPr>
-                <w:rFonts w:ascii="Arial" w:hAnsi="Arial"/>
-                <w:b/>
-                <w:color w:val="EA580C"/>
-                <w:sz w:val="17"/>
-              </w:rPr>
-              <w:t>Netfits</w:t>
-            </w:r>
-          </w:p>
-        </w:tc>
-        <w:tc>
-          <w:tcPr>
-            <w:tcW w:type="dxa" w:w="1584"/>
-            <w:shd w:fill="FFFFFF"/>
-            <w:tcMar>
-              <w:top w:w="80" w:type="dxa"/>
-              <w:bottom w:w="80" w:type="dxa"/>
-              <w:left w:w="100" w:type="dxa"/>
-              <w:right w:w="100" w:type="dxa"/>
-            </w:tcMar>
-          </w:tcPr>
-          <w:p>
-            <w:pPr>
-              <w:spacing w:before="0" w:after="0"/>
-            </w:pPr>
-            <w:r>
-              <w:rPr>
-                <w:rFonts w:ascii="Arial" w:hAnsi="Arial"/>
-                <w:b/>
-                <w:color w:val="1E293B"/>
-                <w:sz w:val="17"/>
-              </w:rPr>
-              <w:t>Netfits Oficial</w:t>
-            </w:r>
-          </w:p>
-        </w:tc>
-        <w:tc>
-          <w:tcPr>
-            <w:tcW w:type="dxa" w:w="3168"/>
-            <w:shd w:fill="FFFFFF"/>
-            <w:tcMar>
-              <w:top w:w="80" w:type="dxa"/>
-              <w:bottom w:w="80" w:type="dxa"/>
-              <w:left w:w="100" w:type="dxa"/>
-              <w:right w:w="100" w:type="dxa"/>
-            </w:tcMar>
-          </w:tcPr>
-          <w:p>
-            <w:pPr>
-              <w:spacing w:before="0" w:after="0"/>
-            </w:pPr>
-            <w:r>
-              <w:rPr>
-                <w:rFonts w:ascii="Arial" w:hAnsi="Arial"/>
-                <w:color w:val="1E293B"/>
-                <w:sz w:val="17"/>
-              </w:rPr>
-              <w:t>Aprendizado que Pontua: Feed &amp; Quizzes</w:t>
-            </w:r>
-          </w:p>
-        </w:tc>
-        <w:tc>
-          <w:tcPr>
-            <w:tcW w:type="dxa" w:w="1296"/>
-            <w:shd w:fill="FFFFFF"/>
-            <w:tcMar>
-              <w:top w:w="80" w:type="dxa"/>
-              <w:bottom w:w="80" w:type="dxa"/>
-              <w:left w:w="100" w:type="dxa"/>
-              <w:right w:w="100" w:type="dxa"/>
-            </w:tcMar>
-          </w:tcPr>
-          <w:p>
-            <w:pPr>
-              <w:spacing w:before="0" w:after="0"/>
-              <w:jc w:val="center"/>
-            </w:pPr>
-            <w:r>
-              <w:rPr>
-                <w:rFonts w:ascii="Arial" w:hAnsi="Arial"/>
-                <w:color w:val="1E293B"/>
-                <w:sz w:val="16"/>
-              </w:rPr>
-              <w:t>Leitura: 5 nfs</w:t>
-              <w:br/>
-              <w:t>Quiz: 5 nfs</w:t>
-            </w:r>
-          </w:p>
-        </w:tc>
-        <w:tc>
-          <w:tcPr>
-            <w:tcW w:type="dxa" w:w="1584"/>
-            <w:shd w:fill="FFFFFF"/>
-            <w:tcMar>
-              <w:top w:w="80" w:type="dxa"/>
-              <w:bottom w:w="80" w:type="dxa"/>
-              <w:left w:w="100" w:type="dxa"/>
-              <w:right w:w="100" w:type="dxa"/>
-            </w:tcMar>
-          </w:tcPr>
-          <w:p>
-            <w:pPr>
-              <w:spacing w:before="0" w:after="0"/>
-            </w:pPr>
-            <w:r>
-              <w:rPr>
-                <w:rFonts w:ascii="Arial" w:hAnsi="Arial"/>
-                <w:i/>
-                <w:color w:val="1E293B"/>
-                <w:sz w:val="16"/>
-              </w:rPr>
-              <w:t>Annals of Internal Medicine (2011)</w:t>
-            </w:r>
-          </w:p>
-        </w:tc>
-      </w:tr>
-      <w:tr>
-        <w:tc>
-          <w:tcPr>
-            <w:tcW w:type="dxa" w:w="1008"/>
-            <w:shd w:fill="F8FAFC"/>
-            <w:tcMar>
-              <w:top w:w="80" w:type="dxa"/>
-              <w:bottom w:w="80" w:type="dxa"/>
-              <w:left w:w="100" w:type="dxa"/>
-              <w:right w:w="100" w:type="dxa"/>
-            </w:tcMar>
-          </w:tcPr>
-          <w:p>
-            <w:pPr>
-              <w:spacing w:before="0" w:after="0"/>
-              <w:jc w:val="center"/>
-            </w:pPr>
-            <w:r>
-              <w:rPr>
-                <w:rFonts w:ascii="Arial" w:hAnsi="Arial"/>
-                <w:b/>
-                <w:color w:val="1E293B"/>
-                <w:sz w:val="17"/>
-              </w:rPr>
-              <w:t>Dia 10</w:t>
-            </w:r>
-          </w:p>
-        </w:tc>
-        <w:tc>
-          <w:tcPr>
-            <w:tcW w:type="dxa" w:w="1152"/>
-            <w:shd w:fill="F8FAFC"/>
-            <w:tcMar>
-              <w:top w:w="80" w:type="dxa"/>
-              <w:bottom w:w="80" w:type="dxa"/>
-              <w:left w:w="100" w:type="dxa"/>
-              <w:right w:w="100" w:type="dxa"/>
-            </w:tcMar>
-          </w:tcPr>
-          <w:p>
-            <w:pPr>
-              <w:spacing w:before="0" w:after="0"/>
-              <w:jc w:val="center"/>
-            </w:pPr>
-            <w:r>
-              <w:rPr>
-                <w:rFonts w:ascii="Arial" w:hAnsi="Arial"/>
-                <w:b/>
-                <w:color w:val="0D9488"/>
-                <w:sz w:val="17"/>
-              </w:rPr>
-              <w:t>Fibios</w:t>
-            </w:r>
-          </w:p>
-        </w:tc>
-        <w:tc>
-          <w:tcPr>
-            <w:tcW w:type="dxa" w:w="1584"/>
-            <w:shd w:fill="F8FAFC"/>
-            <w:tcMar>
-              <w:top w:w="80" w:type="dxa"/>
-              <w:bottom w:w="80" w:type="dxa"/>
-              <w:left w:w="100" w:type="dxa"/>
-              <w:right w:w="100" w:type="dxa"/>
-            </w:tcMar>
-          </w:tcPr>
-          <w:p>
-            <w:pPr>
-              <w:spacing w:before="0" w:after="0"/>
-            </w:pPr>
-            <w:r>
-              <w:rPr>
-                <w:rFonts w:ascii="Arial" w:hAnsi="Arial"/>
-                <w:b/>
-                <w:color w:val="1E293B"/>
-                <w:sz w:val="17"/>
-              </w:rPr>
-              <w:t>Dra. Isabella</w:t>
-            </w:r>
-          </w:p>
-        </w:tc>
-        <w:tc>
-          <w:tcPr>
-            <w:tcW w:type="dxa" w:w="3168"/>
-            <w:shd w:fill="F8FAFC"/>
-            <w:tcMar>
-              <w:top w:w="80" w:type="dxa"/>
-              <w:bottom w:w="80" w:type="dxa"/>
-              <w:left w:w="100" w:type="dxa"/>
-              <w:right w:w="100" w:type="dxa"/>
-            </w:tcMar>
-          </w:tcPr>
-          <w:p>
-            <w:pPr>
-              <w:spacing w:before="0" w:after="0"/>
-            </w:pPr>
-            <w:r>
-              <w:rPr>
-                <w:rFonts w:ascii="Arial" w:hAnsi="Arial"/>
-                <w:color w:val="1E293B"/>
-                <w:sz w:val="17"/>
-              </w:rPr>
-              <w:t>Higiene do Sono &amp; Luz Azul do Celular</w:t>
-            </w:r>
-          </w:p>
-        </w:tc>
-        <w:tc>
-          <w:tcPr>
-            <w:tcW w:type="dxa" w:w="1296"/>
-            <w:shd w:fill="F8FAFC"/>
-            <w:tcMar>
-              <w:top w:w="80" w:type="dxa"/>
-              <w:bottom w:w="80" w:type="dxa"/>
-              <w:left w:w="100" w:type="dxa"/>
-              <w:right w:w="100" w:type="dxa"/>
-            </w:tcMar>
-          </w:tcPr>
-          <w:p>
-            <w:pPr>
-              <w:spacing w:before="0" w:after="0"/>
-              <w:jc w:val="center"/>
-            </w:pPr>
-            <w:r>
-              <w:rPr>
-                <w:rFonts w:ascii="Arial" w:hAnsi="Arial"/>
-                <w:color w:val="1E293B"/>
-                <w:sz w:val="16"/>
-              </w:rPr>
-              <w:t>Leitura: 5 nfs</w:t>
-              <w:br/>
-              <w:t>Quiz: 5 nfs</w:t>
-            </w:r>
-          </w:p>
-        </w:tc>
-        <w:tc>
-          <w:tcPr>
-            <w:tcW w:type="dxa" w:w="1584"/>
-            <w:shd w:fill="F8FAFC"/>
-            <w:tcMar>
-              <w:top w:w="80" w:type="dxa"/>
-              <w:bottom w:w="80" w:type="dxa"/>
-              <w:left w:w="100" w:type="dxa"/>
-              <w:right w:w="100" w:type="dxa"/>
-            </w:tcMar>
-          </w:tcPr>
-          <w:p>
-            <w:pPr>
-              <w:spacing w:before="0" w:after="0"/>
-            </w:pPr>
-            <w:r>
-              <w:rPr>
-                <w:rFonts w:ascii="Arial" w:hAnsi="Arial"/>
-                <w:i/>
-                <w:color w:val="1E293B"/>
-                <w:sz w:val="16"/>
-              </w:rPr>
-              <w:t>Chronobiology International</w:t>
-            </w:r>
-          </w:p>
-        </w:tc>
-      </w:tr>
-      <w:tr>
-        <w:tc>
-          <w:tcPr>
-            <w:tcW w:type="dxa" w:w="1008"/>
-            <w:shd w:fill="FFFFFF"/>
-            <w:tcMar>
-              <w:top w:w="80" w:type="dxa"/>
-              <w:bottom w:w="80" w:type="dxa"/>
-              <w:left w:w="100" w:type="dxa"/>
-              <w:right w:w="100" w:type="dxa"/>
-            </w:tcMar>
-          </w:tcPr>
-          <w:p>
-            <w:pPr>
-              <w:spacing w:before="0" w:after="0"/>
-              <w:jc w:val="center"/>
-            </w:pPr>
-            <w:r>
-              <w:rPr>
-                <w:rFonts w:ascii="Arial" w:hAnsi="Arial"/>
-                <w:b/>
-                <w:color w:val="1E293B"/>
-                <w:sz w:val="17"/>
-              </w:rPr>
-              <w:t>Dia 11</w:t>
-            </w:r>
-          </w:p>
-        </w:tc>
-        <w:tc>
-          <w:tcPr>
-            <w:tcW w:type="dxa" w:w="1152"/>
-            <w:shd w:fill="FFFFFF"/>
-            <w:tcMar>
-              <w:top w:w="80" w:type="dxa"/>
-              <w:bottom w:w="80" w:type="dxa"/>
-              <w:left w:w="100" w:type="dxa"/>
-              <w:right w:w="100" w:type="dxa"/>
-            </w:tcMar>
-          </w:tcPr>
-          <w:p>
-            <w:pPr>
-              <w:spacing w:before="0" w:after="0"/>
-              <w:jc w:val="center"/>
-            </w:pPr>
-            <w:r>
-              <w:rPr>
-                <w:rFonts w:ascii="Arial" w:hAnsi="Arial"/>
-                <w:b/>
-                <w:color w:val="EA580C"/>
-                <w:sz w:val="17"/>
-              </w:rPr>
-              <w:t>Netfits</w:t>
-            </w:r>
-          </w:p>
-        </w:tc>
-        <w:tc>
-          <w:tcPr>
-            <w:tcW w:type="dxa" w:w="1584"/>
-            <w:shd w:fill="FFFFFF"/>
-            <w:tcMar>
-              <w:top w:w="80" w:type="dxa"/>
-              <w:bottom w:w="80" w:type="dxa"/>
-              <w:left w:w="100" w:type="dxa"/>
-              <w:right w:w="100" w:type="dxa"/>
-            </w:tcMar>
-          </w:tcPr>
-          <w:p>
-            <w:pPr>
-              <w:spacing w:before="0" w:after="0"/>
-            </w:pPr>
-            <w:r>
-              <w:rPr>
-                <w:rFonts w:ascii="Arial" w:hAnsi="Arial"/>
-                <w:b/>
-                <w:color w:val="1E293B"/>
-                <w:sz w:val="17"/>
-              </w:rPr>
-              <w:t>Netfits Oficial</w:t>
-            </w:r>
-          </w:p>
-        </w:tc>
-        <w:tc>
-          <w:tcPr>
-            <w:tcW w:type="dxa" w:w="3168"/>
-            <w:shd w:fill="FFFFFF"/>
-            <w:tcMar>
-              <w:top w:w="80" w:type="dxa"/>
-              <w:bottom w:w="80" w:type="dxa"/>
-              <w:left w:w="100" w:type="dxa"/>
-              <w:right w:w="100" w:type="dxa"/>
-            </w:tcMar>
-          </w:tcPr>
-          <w:p>
-            <w:pPr>
-              <w:spacing w:before="0" w:after="0"/>
-            </w:pPr>
-            <w:r>
-              <w:rPr>
-                <w:rFonts w:ascii="Arial" w:hAnsi="Arial"/>
-                <w:color w:val="1E293B"/>
-                <w:sz w:val="17"/>
-              </w:rPr>
-              <w:t>Member Get Member: Indicar Amigos (+50)</w:t>
-            </w:r>
-          </w:p>
-        </w:tc>
-        <w:tc>
-          <w:tcPr>
-            <w:tcW w:type="dxa" w:w="1296"/>
-            <w:shd w:fill="FFFFFF"/>
-            <w:tcMar>
-              <w:top w:w="80" w:type="dxa"/>
-              <w:bottom w:w="80" w:type="dxa"/>
-              <w:left w:w="100" w:type="dxa"/>
-              <w:right w:w="100" w:type="dxa"/>
-            </w:tcMar>
-          </w:tcPr>
-          <w:p>
-            <w:pPr>
-              <w:spacing w:before="0" w:after="0"/>
-              <w:jc w:val="center"/>
-            </w:pPr>
-            <w:r>
-              <w:rPr>
-                <w:rFonts w:ascii="Arial" w:hAnsi="Arial"/>
-                <w:color w:val="1E293B"/>
-                <w:sz w:val="16"/>
-              </w:rPr>
-              <w:t>Leitura: 5 nfs</w:t>
-              <w:br/>
-              <w:t>MGM: +50 nfs</w:t>
-            </w:r>
-          </w:p>
-        </w:tc>
-        <w:tc>
-          <w:tcPr>
-            <w:tcW w:type="dxa" w:w="1584"/>
-            <w:shd w:fill="FFFFFF"/>
-            <w:tcMar>
-              <w:top w:w="80" w:type="dxa"/>
-              <w:bottom w:w="80" w:type="dxa"/>
-              <w:left w:w="100" w:type="dxa"/>
-              <w:right w:w="100" w:type="dxa"/>
-            </w:tcMar>
-          </w:tcPr>
-          <w:p>
-            <w:pPr>
-              <w:spacing w:before="0" w:after="0"/>
-            </w:pPr>
-            <w:r>
-              <w:rPr>
-                <w:rFonts w:ascii="Arial" w:hAnsi="Arial"/>
-                <w:i/>
-                <w:color w:val="1E293B"/>
-                <w:sz w:val="16"/>
-              </w:rPr>
-              <w:t>NEJM (2007) / Nature Comm (2017)</w:t>
-            </w:r>
-          </w:p>
-        </w:tc>
-      </w:tr>
-      <w:tr>
-        <w:tc>
-          <w:tcPr>
-            <w:tcW w:type="dxa" w:w="1008"/>
-            <w:shd w:fill="F8FAFC"/>
-            <w:tcMar>
-              <w:top w:w="80" w:type="dxa"/>
-              <w:bottom w:w="80" w:type="dxa"/>
-              <w:left w:w="100" w:type="dxa"/>
-              <w:right w:w="100" w:type="dxa"/>
-            </w:tcMar>
-          </w:tcPr>
-          <w:p>
-            <w:pPr>
-              <w:spacing w:before="0" w:after="0"/>
-              <w:jc w:val="center"/>
-            </w:pPr>
-            <w:r>
-              <w:rPr>
-                <w:rFonts w:ascii="Arial" w:hAnsi="Arial"/>
-                <w:b/>
-                <w:color w:val="1E293B"/>
-                <w:sz w:val="17"/>
-              </w:rPr>
-              <w:t>Dia 12</w:t>
-            </w:r>
-          </w:p>
-        </w:tc>
-        <w:tc>
-          <w:tcPr>
-            <w:tcW w:type="dxa" w:w="1152"/>
-            <w:shd w:fill="F8FAFC"/>
-            <w:tcMar>
-              <w:top w:w="80" w:type="dxa"/>
-              <w:bottom w:w="80" w:type="dxa"/>
-              <w:left w:w="100" w:type="dxa"/>
-              <w:right w:w="100" w:type="dxa"/>
-            </w:tcMar>
-          </w:tcPr>
-          <w:p>
-            <w:pPr>
-              <w:spacing w:before="0" w:after="0"/>
-              <w:jc w:val="center"/>
-            </w:pPr>
-            <w:r>
-              <w:rPr>
-                <w:rFonts w:ascii="Arial" w:hAnsi="Arial"/>
-                <w:b/>
-                <w:color w:val="0D9488"/>
-                <w:sz w:val="17"/>
-              </w:rPr>
-              <w:t>Fibios</w:t>
-            </w:r>
-          </w:p>
-        </w:tc>
-        <w:tc>
-          <w:tcPr>
-            <w:tcW w:type="dxa" w:w="1584"/>
-            <w:shd w:fill="F8FAFC"/>
-            <w:tcMar>
-              <w:top w:w="80" w:type="dxa"/>
-              <w:bottom w:w="80" w:type="dxa"/>
-              <w:left w:w="100" w:type="dxa"/>
-              <w:right w:w="100" w:type="dxa"/>
-            </w:tcMar>
-          </w:tcPr>
-          <w:p>
-            <w:pPr>
-              <w:spacing w:before="0" w:after="0"/>
-            </w:pPr>
-            <w:r>
-              <w:rPr>
-                <w:rFonts w:ascii="Arial" w:hAnsi="Arial"/>
-                <w:b/>
-                <w:color w:val="1E293B"/>
-                <w:sz w:val="17"/>
-              </w:rPr>
-              <w:t>Dr. Franco</w:t>
-            </w:r>
-          </w:p>
-        </w:tc>
-        <w:tc>
-          <w:tcPr>
-            <w:tcW w:type="dxa" w:w="3168"/>
-            <w:shd w:fill="F8FAFC"/>
-            <w:tcMar>
-              <w:top w:w="80" w:type="dxa"/>
-              <w:bottom w:w="80" w:type="dxa"/>
-              <w:left w:w="100" w:type="dxa"/>
-              <w:right w:w="100" w:type="dxa"/>
-            </w:tcMar>
-          </w:tcPr>
-          <w:p>
-            <w:pPr>
-              <w:spacing w:before="0" w:after="0"/>
-            </w:pPr>
-            <w:r>
-              <w:rPr>
-                <w:rFonts w:ascii="Arial" w:hAnsi="Arial"/>
-                <w:color w:val="1E293B"/>
-                <w:sz w:val="17"/>
-              </w:rPr>
-              <w:t>Tendinopatias: Carga Progressiva</w:t>
-            </w:r>
-          </w:p>
-        </w:tc>
-        <w:tc>
-          <w:tcPr>
-            <w:tcW w:type="dxa" w:w="1296"/>
-            <w:shd w:fill="F8FAFC"/>
-            <w:tcMar>
-              <w:top w:w="80" w:type="dxa"/>
-              <w:bottom w:w="80" w:type="dxa"/>
-              <w:left w:w="100" w:type="dxa"/>
-              <w:right w:w="100" w:type="dxa"/>
-            </w:tcMar>
-          </w:tcPr>
-          <w:p>
-            <w:pPr>
-              <w:spacing w:before="0" w:after="0"/>
-              <w:jc w:val="center"/>
-            </w:pPr>
-            <w:r>
-              <w:rPr>
-                <w:rFonts w:ascii="Arial" w:hAnsi="Arial"/>
-                <w:color w:val="1E293B"/>
-                <w:sz w:val="16"/>
-              </w:rPr>
-              <w:t>Leitura: 5 nfs</w:t>
-              <w:br/>
-              <w:t>Quiz: 5 nfs</w:t>
-            </w:r>
-          </w:p>
-        </w:tc>
-        <w:tc>
-          <w:tcPr>
-            <w:tcW w:type="dxa" w:w="1584"/>
-            <w:shd w:fill="F8FAFC"/>
-            <w:tcMar>
-              <w:top w:w="80" w:type="dxa"/>
-              <w:bottom w:w="80" w:type="dxa"/>
-              <w:left w:w="100" w:type="dxa"/>
-              <w:right w:w="100" w:type="dxa"/>
-            </w:tcMar>
-          </w:tcPr>
-          <w:p>
-            <w:pPr>
-              <w:spacing w:before="0" w:after="0"/>
-            </w:pPr>
-            <w:r>
-              <w:rPr>
-                <w:rFonts w:ascii="Arial" w:hAnsi="Arial"/>
-                <w:i/>
-                <w:color w:val="1E293B"/>
-                <w:sz w:val="16"/>
-              </w:rPr>
-              <w:t>BJSM / Mechanotransduction</w:t>
-            </w:r>
-          </w:p>
-        </w:tc>
-      </w:tr>
-      <w:tr>
-        <w:tc>
-          <w:tcPr>
-            <w:tcW w:type="dxa" w:w="1008"/>
-            <w:shd w:fill="FFFFFF"/>
-            <w:tcMar>
-              <w:top w:w="80" w:type="dxa"/>
-              <w:bottom w:w="80" w:type="dxa"/>
-              <w:left w:w="100" w:type="dxa"/>
-              <w:right w:w="100" w:type="dxa"/>
-            </w:tcMar>
-          </w:tcPr>
-          <w:p>
-            <w:pPr>
-              <w:spacing w:before="0" w:after="0"/>
-              <w:jc w:val="center"/>
-            </w:pPr>
-            <w:r>
-              <w:rPr>
-                <w:rFonts w:ascii="Arial" w:hAnsi="Arial"/>
-                <w:b/>
-                <w:color w:val="1E293B"/>
-                <w:sz w:val="17"/>
-              </w:rPr>
-              <w:t>Dia 13</w:t>
-            </w:r>
-          </w:p>
-        </w:tc>
-        <w:tc>
-          <w:tcPr>
-            <w:tcW w:type="dxa" w:w="1152"/>
-            <w:shd w:fill="FFFFFF"/>
-            <w:tcMar>
-              <w:top w:w="80" w:type="dxa"/>
-              <w:bottom w:w="80" w:type="dxa"/>
-              <w:left w:w="100" w:type="dxa"/>
-              <w:right w:w="100" w:type="dxa"/>
-            </w:tcMar>
-          </w:tcPr>
-          <w:p>
-            <w:pPr>
-              <w:spacing w:before="0" w:after="0"/>
-              <w:jc w:val="center"/>
-            </w:pPr>
-            <w:r>
-              <w:rPr>
-                <w:rFonts w:ascii="Arial" w:hAnsi="Arial"/>
-                <w:b/>
-                <w:color w:val="EA580C"/>
-                <w:sz w:val="17"/>
-              </w:rPr>
-              <w:t>Netfits</w:t>
-            </w:r>
-          </w:p>
-        </w:tc>
-        <w:tc>
-          <w:tcPr>
-            <w:tcW w:type="dxa" w:w="1584"/>
-            <w:shd w:fill="FFFFFF"/>
-            <w:tcMar>
-              <w:top w:w="80" w:type="dxa"/>
-              <w:bottom w:w="80" w:type="dxa"/>
-              <w:left w:w="100" w:type="dxa"/>
-              <w:right w:w="100" w:type="dxa"/>
-            </w:tcMar>
-          </w:tcPr>
-          <w:p>
-            <w:pPr>
-              <w:spacing w:before="0" w:after="0"/>
-            </w:pPr>
-            <w:r>
-              <w:rPr>
-                <w:rFonts w:ascii="Arial" w:hAnsi="Arial"/>
-                <w:b/>
-                <w:color w:val="1E293B"/>
-                <w:sz w:val="17"/>
-              </w:rPr>
-              <w:t>Netfits Oficial</w:t>
-            </w:r>
-          </w:p>
-        </w:tc>
-        <w:tc>
-          <w:tcPr>
-            <w:tcW w:type="dxa" w:w="3168"/>
-            <w:shd w:fill="FFFFFF"/>
-            <w:tcMar>
-              <w:top w:w="80" w:type="dxa"/>
-              <w:bottom w:w="80" w:type="dxa"/>
-              <w:left w:w="100" w:type="dxa"/>
-              <w:right w:w="100" w:type="dxa"/>
-            </w:tcMar>
-          </w:tcPr>
-          <w:p>
-            <w:pPr>
-              <w:spacing w:before="0" w:after="0"/>
-            </w:pPr>
-            <w:r>
-              <w:rPr>
-                <w:rFonts w:ascii="Arial" w:hAnsi="Arial"/>
-                <w:color w:val="1E293B"/>
-                <w:sz w:val="17"/>
-              </w:rPr>
-              <w:t>Duração Mínima &amp; Snacks de Movimento</w:t>
-            </w:r>
-          </w:p>
-        </w:tc>
-        <w:tc>
-          <w:tcPr>
-            <w:tcW w:type="dxa" w:w="1296"/>
-            <w:shd w:fill="FFFFFF"/>
-            <w:tcMar>
-              <w:top w:w="80" w:type="dxa"/>
-              <w:bottom w:w="80" w:type="dxa"/>
-              <w:left w:w="100" w:type="dxa"/>
-              <w:right w:w="100" w:type="dxa"/>
-            </w:tcMar>
-          </w:tcPr>
-          <w:p>
-            <w:pPr>
-              <w:spacing w:before="0" w:after="0"/>
-              <w:jc w:val="center"/>
-            </w:pPr>
-            <w:r>
-              <w:rPr>
-                <w:rFonts w:ascii="Arial" w:hAnsi="Arial"/>
-                <w:color w:val="1E293B"/>
-                <w:sz w:val="16"/>
-              </w:rPr>
-              <w:t>Leitura: 5 nfs</w:t>
-              <w:br/>
-              <w:t>Quiz: 5 nfs</w:t>
-            </w:r>
-          </w:p>
-        </w:tc>
-        <w:tc>
-          <w:tcPr>
-            <w:tcW w:type="dxa" w:w="1584"/>
-            <w:shd w:fill="FFFFFF"/>
-            <w:tcMar>
-              <w:top w:w="80" w:type="dxa"/>
-              <w:bottom w:w="80" w:type="dxa"/>
-              <w:left w:w="100" w:type="dxa"/>
-              <w:right w:w="100" w:type="dxa"/>
-            </w:tcMar>
-          </w:tcPr>
-          <w:p>
-            <w:pPr>
-              <w:spacing w:before="0" w:after="0"/>
-            </w:pPr>
-            <w:r>
-              <w:rPr>
-                <w:rFonts w:ascii="Arial" w:hAnsi="Arial"/>
-                <w:i/>
-                <w:color w:val="1E293B"/>
-                <w:sz w:val="16"/>
-              </w:rPr>
-              <w:t>Nature Medicine (VILPA 2022)</w:t>
-            </w:r>
-          </w:p>
-        </w:tc>
-      </w:tr>
-      <w:tr>
-        <w:tc>
-          <w:tcPr>
-            <w:tcW w:type="dxa" w:w="1008"/>
-            <w:shd w:fill="F8FAFC"/>
-            <w:tcMar>
-              <w:top w:w="80" w:type="dxa"/>
-              <w:bottom w:w="80" w:type="dxa"/>
-              <w:left w:w="100" w:type="dxa"/>
-              <w:right w:w="100" w:type="dxa"/>
-            </w:tcMar>
-          </w:tcPr>
-          <w:p>
-            <w:pPr>
-              <w:spacing w:before="0" w:after="0"/>
-              <w:jc w:val="center"/>
-            </w:pPr>
-            <w:r>
-              <w:rPr>
-                <w:rFonts w:ascii="Arial" w:hAnsi="Arial"/>
-                <w:b/>
-                <w:color w:val="1E293B"/>
-                <w:sz w:val="17"/>
-              </w:rPr>
-              <w:t>Dia 14</w:t>
-            </w:r>
-          </w:p>
-        </w:tc>
-        <w:tc>
-          <w:tcPr>
-            <w:tcW w:type="dxa" w:w="1152"/>
-            <w:shd w:fill="F8FAFC"/>
-            <w:tcMar>
-              <w:top w:w="80" w:type="dxa"/>
-              <w:bottom w:w="80" w:type="dxa"/>
-              <w:left w:w="100" w:type="dxa"/>
-              <w:right w:w="100" w:type="dxa"/>
-            </w:tcMar>
-          </w:tcPr>
-          <w:p>
-            <w:pPr>
-              <w:spacing w:before="0" w:after="0"/>
-              <w:jc w:val="center"/>
-            </w:pPr>
-            <w:r>
-              <w:rPr>
-                <w:rFonts w:ascii="Arial" w:hAnsi="Arial"/>
-                <w:b/>
-                <w:color w:val="0D9488"/>
-                <w:sz w:val="17"/>
-              </w:rPr>
-              <w:t>Fibios</w:t>
-            </w:r>
-          </w:p>
-        </w:tc>
-        <w:tc>
-          <w:tcPr>
-            <w:tcW w:type="dxa" w:w="1584"/>
-            <w:shd w:fill="F8FAFC"/>
-            <w:tcMar>
-              <w:top w:w="80" w:type="dxa"/>
-              <w:bottom w:w="80" w:type="dxa"/>
-              <w:left w:w="100" w:type="dxa"/>
-              <w:right w:w="100" w:type="dxa"/>
-            </w:tcMar>
-          </w:tcPr>
-          <w:p>
-            <w:pPr>
-              <w:spacing w:before="0" w:after="0"/>
-            </w:pPr>
-            <w:r>
-              <w:rPr>
-                <w:rFonts w:ascii="Arial" w:hAnsi="Arial"/>
-                <w:b/>
-                <w:color w:val="1E293B"/>
-                <w:sz w:val="17"/>
-              </w:rPr>
-              <w:t>Dra. Isabella</w:t>
-            </w:r>
-          </w:p>
-        </w:tc>
-        <w:tc>
-          <w:tcPr>
-            <w:tcW w:type="dxa" w:w="3168"/>
-            <w:shd w:fill="F8FAFC"/>
-            <w:tcMar>
-              <w:top w:w="80" w:type="dxa"/>
-              <w:bottom w:w="80" w:type="dxa"/>
-              <w:left w:w="100" w:type="dxa"/>
-              <w:right w:w="100" w:type="dxa"/>
-            </w:tcMar>
-          </w:tcPr>
-          <w:p>
-            <w:pPr>
-              <w:spacing w:before="0" w:after="0"/>
-            </w:pPr>
-            <w:r>
-              <w:rPr>
-                <w:rFonts w:ascii="Arial" w:hAnsi="Arial"/>
-                <w:color w:val="1E293B"/>
-                <w:sz w:val="17"/>
-              </w:rPr>
-              <w:t>Hidratação Inteligente &amp; Eletrólitos</w:t>
-            </w:r>
-          </w:p>
-        </w:tc>
-        <w:tc>
-          <w:tcPr>
-            <w:tcW w:type="dxa" w:w="1296"/>
-            <w:shd w:fill="F8FAFC"/>
-            <w:tcMar>
-              <w:top w:w="80" w:type="dxa"/>
-              <w:bottom w:w="80" w:type="dxa"/>
-              <w:left w:w="100" w:type="dxa"/>
-              <w:right w:w="100" w:type="dxa"/>
-            </w:tcMar>
-          </w:tcPr>
-          <w:p>
-            <w:pPr>
-              <w:spacing w:before="0" w:after="0"/>
-              <w:jc w:val="center"/>
-            </w:pPr>
-            <w:r>
-              <w:rPr>
-                <w:rFonts w:ascii="Arial" w:hAnsi="Arial"/>
-                <w:color w:val="1E293B"/>
-                <w:sz w:val="16"/>
-              </w:rPr>
-              <w:t>Leitura: 5 nfs</w:t>
-              <w:br/>
-              <w:t>Quiz: 5 nfs</w:t>
-            </w:r>
-          </w:p>
-        </w:tc>
-        <w:tc>
-          <w:tcPr>
-            <w:tcW w:type="dxa" w:w="1584"/>
-            <w:shd w:fill="F8FAFC"/>
-            <w:tcMar>
-              <w:top w:w="80" w:type="dxa"/>
-              <w:bottom w:w="80" w:type="dxa"/>
-              <w:left w:w="100" w:type="dxa"/>
-              <w:right w:w="100" w:type="dxa"/>
-            </w:tcMar>
-          </w:tcPr>
-          <w:p>
-            <w:pPr>
-              <w:spacing w:before="0" w:after="0"/>
-            </w:pPr>
-            <w:r>
-              <w:rPr>
-                <w:rFonts w:ascii="Arial" w:hAnsi="Arial"/>
-                <w:i/>
-                <w:color w:val="1E293B"/>
-                <w:sz w:val="16"/>
-              </w:rPr>
-              <w:t>Medicine &amp; Science in Sports (ACSM)</w:t>
-            </w:r>
-          </w:p>
-        </w:tc>
-      </w:tr>
-      <w:tr>
-        <w:tc>
-          <w:tcPr>
-            <w:tcW w:type="dxa" w:w="1008"/>
-            <w:shd w:fill="FFFFFF"/>
-            <w:tcMar>
-              <w:top w:w="80" w:type="dxa"/>
-              <w:bottom w:w="80" w:type="dxa"/>
-              <w:left w:w="100" w:type="dxa"/>
-              <w:right w:w="100" w:type="dxa"/>
-            </w:tcMar>
-          </w:tcPr>
-          <w:p>
-            <w:pPr>
-              <w:spacing w:before="0" w:after="0"/>
-              <w:jc w:val="center"/>
-            </w:pPr>
-            <w:r>
-              <w:rPr>
-                <w:rFonts w:ascii="Arial" w:hAnsi="Arial"/>
-                <w:b/>
-                <w:color w:val="1E293B"/>
-                <w:sz w:val="17"/>
-              </w:rPr>
-              <w:t>Dia 15</w:t>
-            </w:r>
-          </w:p>
-        </w:tc>
-        <w:tc>
-          <w:tcPr>
-            <w:tcW w:type="dxa" w:w="1152"/>
-            <w:shd w:fill="FFFFFF"/>
-            <w:tcMar>
-              <w:top w:w="80" w:type="dxa"/>
-              <w:bottom w:w="80" w:type="dxa"/>
-              <w:left w:w="100" w:type="dxa"/>
-              <w:right w:w="100" w:type="dxa"/>
-            </w:tcMar>
-          </w:tcPr>
-          <w:p>
-            <w:pPr>
-              <w:spacing w:before="0" w:after="0"/>
-              <w:jc w:val="center"/>
-            </w:pPr>
-            <w:r>
-              <w:rPr>
-                <w:rFonts w:ascii="Arial" w:hAnsi="Arial"/>
-                <w:b/>
-                <w:color w:val="EA580C"/>
-                <w:sz w:val="17"/>
-              </w:rPr>
-              <w:t>Netfits</w:t>
-            </w:r>
-          </w:p>
-        </w:tc>
-        <w:tc>
-          <w:tcPr>
-            <w:tcW w:type="dxa" w:w="1584"/>
-            <w:shd w:fill="FFFFFF"/>
-            <w:tcMar>
-              <w:top w:w="80" w:type="dxa"/>
-              <w:bottom w:w="80" w:type="dxa"/>
-              <w:left w:w="100" w:type="dxa"/>
-              <w:right w:w="100" w:type="dxa"/>
-            </w:tcMar>
-          </w:tcPr>
-          <w:p>
-            <w:pPr>
-              <w:spacing w:before="0" w:after="0"/>
-            </w:pPr>
-            <w:r>
-              <w:rPr>
-                <w:rFonts w:ascii="Arial" w:hAnsi="Arial"/>
-                <w:b/>
-                <w:color w:val="1E293B"/>
-                <w:sz w:val="17"/>
-              </w:rPr>
-              <w:t>Netfits Oficial</w:t>
-            </w:r>
-          </w:p>
-        </w:tc>
-        <w:tc>
-          <w:tcPr>
-            <w:tcW w:type="dxa" w:w="3168"/>
-            <w:shd w:fill="FFFFFF"/>
-            <w:tcMar>
-              <w:top w:w="80" w:type="dxa"/>
-              <w:bottom w:w="80" w:type="dxa"/>
-              <w:left w:w="100" w:type="dxa"/>
-              <w:right w:w="100" w:type="dxa"/>
-            </w:tcMar>
-          </w:tcPr>
-          <w:p>
-            <w:pPr>
-              <w:spacing w:before="0" w:after="0"/>
-            </w:pPr>
-            <w:r>
-              <w:rPr>
-                <w:rFonts w:ascii="Arial" w:hAnsi="Arial"/>
-                <w:color w:val="1E293B"/>
-                <w:sz w:val="17"/>
-              </w:rPr>
-              <w:t>Movimento com Baixo Impacto Articular</w:t>
-            </w:r>
-          </w:p>
-        </w:tc>
-        <w:tc>
-          <w:tcPr>
-            <w:tcW w:type="dxa" w:w="1296"/>
-            <w:shd w:fill="FFFFFF"/>
-            <w:tcMar>
-              <w:top w:w="80" w:type="dxa"/>
-              <w:bottom w:w="80" w:type="dxa"/>
-              <w:left w:w="100" w:type="dxa"/>
-              <w:right w:w="100" w:type="dxa"/>
-            </w:tcMar>
-          </w:tcPr>
-          <w:p>
-            <w:pPr>
-              <w:spacing w:before="0" w:after="0"/>
-              <w:jc w:val="center"/>
-            </w:pPr>
-            <w:r>
-              <w:rPr>
-                <w:rFonts w:ascii="Arial" w:hAnsi="Arial"/>
-                <w:color w:val="1E293B"/>
-                <w:sz w:val="16"/>
-              </w:rPr>
-              <w:t>Leitura: 5 nfs</w:t>
-              <w:br/>
-              <w:t>Quiz: 5 nfs</w:t>
-            </w:r>
-          </w:p>
-        </w:tc>
-        <w:tc>
-          <w:tcPr>
-            <w:tcW w:type="dxa" w:w="1584"/>
-            <w:shd w:fill="FFFFFF"/>
-            <w:tcMar>
-              <w:top w:w="80" w:type="dxa"/>
-              <w:bottom w:w="80" w:type="dxa"/>
-              <w:left w:w="100" w:type="dxa"/>
-              <w:right w:w="100" w:type="dxa"/>
-            </w:tcMar>
-          </w:tcPr>
-          <w:p>
-            <w:pPr>
-              <w:spacing w:before="0" w:after="0"/>
-            </w:pPr>
-            <w:r>
-              <w:rPr>
-                <w:rFonts w:ascii="Arial" w:hAnsi="Arial"/>
-                <w:i/>
-                <w:color w:val="1E293B"/>
-                <w:sz w:val="16"/>
-              </w:rPr>
-              <w:t>JOSPT / Osteoarthritis Meta-analysis</w:t>
-            </w:r>
-          </w:p>
-        </w:tc>
-      </w:tr>
-      <w:tr>
-        <w:tc>
-          <w:tcPr>
-            <w:tcW w:type="dxa" w:w="1008"/>
-            <w:shd w:fill="F8FAFC"/>
-            <w:tcMar>
-              <w:top w:w="80" w:type="dxa"/>
-              <w:bottom w:w="80" w:type="dxa"/>
-              <w:left w:w="100" w:type="dxa"/>
-              <w:right w:w="100" w:type="dxa"/>
-            </w:tcMar>
-          </w:tcPr>
-          <w:p>
-            <w:pPr>
-              <w:spacing w:before="0" w:after="0"/>
-              <w:jc w:val="center"/>
-            </w:pPr>
-            <w:r>
-              <w:rPr>
-                <w:rFonts w:ascii="Arial" w:hAnsi="Arial"/>
-                <w:b/>
-                <w:color w:val="1E293B"/>
-                <w:sz w:val="17"/>
-              </w:rPr>
-              <w:t>Dia 16</w:t>
-            </w:r>
-          </w:p>
-        </w:tc>
-        <w:tc>
-          <w:tcPr>
-            <w:tcW w:type="dxa" w:w="1152"/>
-            <w:shd w:fill="F8FAFC"/>
-            <w:tcMar>
-              <w:top w:w="80" w:type="dxa"/>
-              <w:bottom w:w="80" w:type="dxa"/>
-              <w:left w:w="100" w:type="dxa"/>
-              <w:right w:w="100" w:type="dxa"/>
-            </w:tcMar>
-          </w:tcPr>
-          <w:p>
-            <w:pPr>
-              <w:spacing w:before="0" w:after="0"/>
-              <w:jc w:val="center"/>
-            </w:pPr>
-            <w:r>
-              <w:rPr>
-                <w:rFonts w:ascii="Arial" w:hAnsi="Arial"/>
-                <w:b/>
-                <w:color w:val="0D9488"/>
-                <w:sz w:val="17"/>
-              </w:rPr>
-              <w:t>Fibios</w:t>
-            </w:r>
-          </w:p>
-        </w:tc>
-        <w:tc>
-          <w:tcPr>
-            <w:tcW w:type="dxa" w:w="1584"/>
-            <w:shd w:fill="F8FAFC"/>
-            <w:tcMar>
-              <w:top w:w="80" w:type="dxa"/>
-              <w:bottom w:w="80" w:type="dxa"/>
-              <w:left w:w="100" w:type="dxa"/>
-              <w:right w:w="100" w:type="dxa"/>
-            </w:tcMar>
-          </w:tcPr>
-          <w:p>
-            <w:pPr>
-              <w:spacing w:before="0" w:after="0"/>
-            </w:pPr>
-            <w:r>
-              <w:rPr>
-                <w:rFonts w:ascii="Arial" w:hAnsi="Arial"/>
-                <w:b/>
-                <w:color w:val="1E293B"/>
-                <w:sz w:val="17"/>
-              </w:rPr>
-              <w:t>Dr. Franco</w:t>
-            </w:r>
-          </w:p>
-        </w:tc>
-        <w:tc>
-          <w:tcPr>
-            <w:tcW w:type="dxa" w:w="3168"/>
-            <w:shd w:fill="F8FAFC"/>
-            <w:tcMar>
-              <w:top w:w="80" w:type="dxa"/>
-              <w:bottom w:w="80" w:type="dxa"/>
-              <w:left w:w="100" w:type="dxa"/>
-              <w:right w:w="100" w:type="dxa"/>
-            </w:tcMar>
-          </w:tcPr>
-          <w:p>
-            <w:pPr>
-              <w:spacing w:before="0" w:after="0"/>
-            </w:pPr>
-            <w:r>
-              <w:rPr>
-                <w:rFonts w:ascii="Arial" w:hAnsi="Arial"/>
-                <w:color w:val="1E293B"/>
-                <w:sz w:val="17"/>
-              </w:rPr>
-              <w:t>Sobrecarga de Treino &amp; Overtraining</w:t>
-            </w:r>
-          </w:p>
-        </w:tc>
-        <w:tc>
-          <w:tcPr>
-            <w:tcW w:type="dxa" w:w="1296"/>
-            <w:shd w:fill="F8FAFC"/>
-            <w:tcMar>
-              <w:top w:w="80" w:type="dxa"/>
-              <w:bottom w:w="80" w:type="dxa"/>
-              <w:left w:w="100" w:type="dxa"/>
-              <w:right w:w="100" w:type="dxa"/>
-            </w:tcMar>
-          </w:tcPr>
-          <w:p>
-            <w:pPr>
-              <w:spacing w:before="0" w:after="0"/>
-              <w:jc w:val="center"/>
-            </w:pPr>
-            <w:r>
-              <w:rPr>
-                <w:rFonts w:ascii="Arial" w:hAnsi="Arial"/>
-                <w:color w:val="1E293B"/>
-                <w:sz w:val="16"/>
-              </w:rPr>
-              <w:t>Leitura: 5 nfs</w:t>
-              <w:br/>
-              <w:t>Quiz: 5 nfs</w:t>
-            </w:r>
-          </w:p>
-        </w:tc>
-        <w:tc>
-          <w:tcPr>
-            <w:tcW w:type="dxa" w:w="1584"/>
-            <w:shd w:fill="F8FAFC"/>
-            <w:tcMar>
-              <w:top w:w="80" w:type="dxa"/>
-              <w:bottom w:w="80" w:type="dxa"/>
-              <w:left w:w="100" w:type="dxa"/>
-              <w:right w:w="100" w:type="dxa"/>
-            </w:tcMar>
-          </w:tcPr>
-          <w:p>
-            <w:pPr>
-              <w:spacing w:before="0" w:after="0"/>
-            </w:pPr>
-            <w:r>
-              <w:rPr>
-                <w:rFonts w:ascii="Arial" w:hAnsi="Arial"/>
-                <w:i/>
-                <w:color w:val="1E293B"/>
-                <w:sz w:val="16"/>
-              </w:rPr>
-              <w:t>Sports Medicine / ECSS Consensus</w:t>
-            </w:r>
-          </w:p>
-        </w:tc>
-      </w:tr>
-      <w:tr>
-        <w:tc>
-          <w:tcPr>
-            <w:tcW w:type="dxa" w:w="1008"/>
-            <w:shd w:fill="FFFFFF"/>
-            <w:tcMar>
-              <w:top w:w="80" w:type="dxa"/>
-              <w:bottom w:w="80" w:type="dxa"/>
-              <w:left w:w="100" w:type="dxa"/>
-              <w:right w:w="100" w:type="dxa"/>
-            </w:tcMar>
-          </w:tcPr>
-          <w:p>
-            <w:pPr>
-              <w:spacing w:before="0" w:after="0"/>
-              <w:jc w:val="center"/>
-            </w:pPr>
-            <w:r>
-              <w:rPr>
-                <w:rFonts w:ascii="Arial" w:hAnsi="Arial"/>
-                <w:b/>
-                <w:color w:val="1E293B"/>
-                <w:sz w:val="17"/>
-              </w:rPr>
-              <w:t>Dia 17</w:t>
-            </w:r>
-          </w:p>
-        </w:tc>
-        <w:tc>
-          <w:tcPr>
-            <w:tcW w:type="dxa" w:w="1152"/>
-            <w:shd w:fill="FFFFFF"/>
-            <w:tcMar>
-              <w:top w:w="80" w:type="dxa"/>
-              <w:bottom w:w="80" w:type="dxa"/>
-              <w:left w:w="100" w:type="dxa"/>
-              <w:right w:w="100" w:type="dxa"/>
-            </w:tcMar>
-          </w:tcPr>
-          <w:p>
-            <w:pPr>
-              <w:spacing w:before="0" w:after="0"/>
-              <w:jc w:val="center"/>
-            </w:pPr>
-            <w:r>
-              <w:rPr>
-                <w:rFonts w:ascii="Arial" w:hAnsi="Arial"/>
-                <w:b/>
-                <w:color w:val="EA580C"/>
-                <w:sz w:val="17"/>
-              </w:rPr>
-              <w:t>Netfits</w:t>
-            </w:r>
-          </w:p>
-        </w:tc>
-        <w:tc>
-          <w:tcPr>
-            <w:tcW w:type="dxa" w:w="1584"/>
-            <w:shd w:fill="FFFFFF"/>
-            <w:tcMar>
-              <w:top w:w="80" w:type="dxa"/>
-              <w:bottom w:w="80" w:type="dxa"/>
-              <w:left w:w="100" w:type="dxa"/>
-              <w:right w:w="100" w:type="dxa"/>
-            </w:tcMar>
-          </w:tcPr>
-          <w:p>
-            <w:pPr>
-              <w:spacing w:before="0" w:after="0"/>
-            </w:pPr>
-            <w:r>
-              <w:rPr>
-                <w:rFonts w:ascii="Arial" w:hAnsi="Arial"/>
-                <w:b/>
-                <w:color w:val="1E293B"/>
-                <w:sz w:val="17"/>
-              </w:rPr>
-              <w:t>Netfits Oficial</w:t>
-            </w:r>
-          </w:p>
-        </w:tc>
-        <w:tc>
-          <w:tcPr>
-            <w:tcW w:type="dxa" w:w="3168"/>
-            <w:shd w:fill="FFFFFF"/>
-            <w:tcMar>
-              <w:top w:w="80" w:type="dxa"/>
-              <w:bottom w:w="80" w:type="dxa"/>
-              <w:left w:w="100" w:type="dxa"/>
-              <w:right w:w="100" w:type="dxa"/>
-            </w:tcMar>
-          </w:tcPr>
-          <w:p>
-            <w:pPr>
-              <w:spacing w:before="0" w:after="0"/>
-            </w:pPr>
-            <w:r>
-              <w:rPr>
-                <w:rFonts w:ascii="Arial" w:hAnsi="Arial"/>
-                <w:color w:val="1E293B"/>
-                <w:sz w:val="17"/>
-              </w:rPr>
-              <w:t>Força Sem Equipamentos (Peso Corporal)</w:t>
-            </w:r>
-          </w:p>
-        </w:tc>
-        <w:tc>
-          <w:tcPr>
-            <w:tcW w:type="dxa" w:w="1296"/>
-            <w:shd w:fill="FFFFFF"/>
-            <w:tcMar>
-              <w:top w:w="80" w:type="dxa"/>
-              <w:bottom w:w="80" w:type="dxa"/>
-              <w:left w:w="100" w:type="dxa"/>
-              <w:right w:w="100" w:type="dxa"/>
-            </w:tcMar>
-          </w:tcPr>
-          <w:p>
-            <w:pPr>
-              <w:spacing w:before="0" w:after="0"/>
-              <w:jc w:val="center"/>
-            </w:pPr>
-            <w:r>
-              <w:rPr>
-                <w:rFonts w:ascii="Arial" w:hAnsi="Arial"/>
-                <w:color w:val="1E293B"/>
-                <w:sz w:val="16"/>
-              </w:rPr>
-              <w:t>Leitura: 5 nfs</w:t>
-              <w:br/>
-              <w:t>Quiz: 5 nfs</w:t>
-            </w:r>
-          </w:p>
-        </w:tc>
-        <w:tc>
-          <w:tcPr>
-            <w:tcW w:type="dxa" w:w="1584"/>
-            <w:shd w:fill="FFFFFF"/>
-            <w:tcMar>
-              <w:top w:w="80" w:type="dxa"/>
-              <w:bottom w:w="80" w:type="dxa"/>
-              <w:left w:w="100" w:type="dxa"/>
-              <w:right w:w="100" w:type="dxa"/>
-            </w:tcMar>
-          </w:tcPr>
-          <w:p>
-            <w:pPr>
-              <w:spacing w:before="0" w:after="0"/>
-            </w:pPr>
-            <w:r>
-              <w:rPr>
-                <w:rFonts w:ascii="Arial" w:hAnsi="Arial"/>
-                <w:i/>
-                <w:color w:val="1E293B"/>
-                <w:sz w:val="16"/>
-              </w:rPr>
-              <w:t>Eur J Prev Cardiology (SRT 2014)</w:t>
-            </w:r>
-          </w:p>
-        </w:tc>
-      </w:tr>
-      <w:tr>
-        <w:tc>
-          <w:tcPr>
-            <w:tcW w:type="dxa" w:w="1008"/>
-            <w:shd w:fill="F8FAFC"/>
-            <w:tcMar>
-              <w:top w:w="80" w:type="dxa"/>
-              <w:bottom w:w="80" w:type="dxa"/>
-              <w:left w:w="100" w:type="dxa"/>
-              <w:right w:w="100" w:type="dxa"/>
-            </w:tcMar>
-          </w:tcPr>
-          <w:p>
-            <w:pPr>
-              <w:spacing w:before="0" w:after="0"/>
-              <w:jc w:val="center"/>
-            </w:pPr>
-            <w:r>
-              <w:rPr>
-                <w:rFonts w:ascii="Arial" w:hAnsi="Arial"/>
-                <w:b/>
-                <w:color w:val="1E293B"/>
-                <w:sz w:val="17"/>
-              </w:rPr>
-              <w:t>Dia 18</w:t>
-            </w:r>
-          </w:p>
-        </w:tc>
-        <w:tc>
-          <w:tcPr>
-            <w:tcW w:type="dxa" w:w="1152"/>
-            <w:shd w:fill="F8FAFC"/>
-            <w:tcMar>
-              <w:top w:w="80" w:type="dxa"/>
-              <w:bottom w:w="80" w:type="dxa"/>
-              <w:left w:w="100" w:type="dxa"/>
-              <w:right w:w="100" w:type="dxa"/>
-            </w:tcMar>
-          </w:tcPr>
-          <w:p>
-            <w:pPr>
-              <w:spacing w:before="0" w:after="0"/>
-              <w:jc w:val="center"/>
-            </w:pPr>
-            <w:r>
-              <w:rPr>
-                <w:rFonts w:ascii="Arial" w:hAnsi="Arial"/>
-                <w:b/>
-                <w:color w:val="0D9488"/>
-                <w:sz w:val="17"/>
-              </w:rPr>
-              <w:t>Fibios</w:t>
-            </w:r>
-          </w:p>
-        </w:tc>
-        <w:tc>
-          <w:tcPr>
-            <w:tcW w:type="dxa" w:w="1584"/>
-            <w:shd w:fill="F8FAFC"/>
-            <w:tcMar>
-              <w:top w:w="80" w:type="dxa"/>
-              <w:bottom w:w="80" w:type="dxa"/>
-              <w:left w:w="100" w:type="dxa"/>
-              <w:right w:w="100" w:type="dxa"/>
-            </w:tcMar>
-          </w:tcPr>
-          <w:p>
-            <w:pPr>
-              <w:spacing w:before="0" w:after="0"/>
-            </w:pPr>
-            <w:r>
-              <w:rPr>
-                <w:rFonts w:ascii="Arial" w:hAnsi="Arial"/>
-                <w:b/>
-                <w:color w:val="1E293B"/>
-                <w:sz w:val="17"/>
-              </w:rPr>
-              <w:t>Fibios Dupla</w:t>
-            </w:r>
-          </w:p>
-        </w:tc>
-        <w:tc>
-          <w:tcPr>
-            <w:tcW w:type="dxa" w:w="3168"/>
-            <w:shd w:fill="F8FAFC"/>
-            <w:tcMar>
-              <w:top w:w="80" w:type="dxa"/>
-              <w:bottom w:w="80" w:type="dxa"/>
-              <w:left w:w="100" w:type="dxa"/>
-              <w:right w:w="100" w:type="dxa"/>
-            </w:tcMar>
-          </w:tcPr>
-          <w:p>
-            <w:pPr>
-              <w:spacing w:before="0" w:after="0"/>
-            </w:pPr>
-            <w:r>
-              <w:rPr>
-                <w:rFonts w:ascii="Arial" w:hAnsi="Arial"/>
-                <w:color w:val="1E293B"/>
-                <w:sz w:val="17"/>
-              </w:rPr>
-              <w:t>Check-up do Atleta Saudável</w:t>
-            </w:r>
-          </w:p>
-        </w:tc>
-        <w:tc>
-          <w:tcPr>
-            <w:tcW w:type="dxa" w:w="1296"/>
-            <w:shd w:fill="F8FAFC"/>
-            <w:tcMar>
-              <w:top w:w="80" w:type="dxa"/>
-              <w:bottom w:w="80" w:type="dxa"/>
-              <w:left w:w="100" w:type="dxa"/>
-              <w:right w:w="100" w:type="dxa"/>
-            </w:tcMar>
-          </w:tcPr>
-          <w:p>
-            <w:pPr>
-              <w:spacing w:before="0" w:after="0"/>
-              <w:jc w:val="center"/>
-            </w:pPr>
-            <w:r>
-              <w:rPr>
-                <w:rFonts w:ascii="Arial" w:hAnsi="Arial"/>
-                <w:color w:val="1E293B"/>
-                <w:sz w:val="16"/>
-              </w:rPr>
-              <w:t>Leitura: 5 nfs</w:t>
-              <w:br/>
-              <w:t>Quiz: 5 nfs</w:t>
-            </w:r>
-          </w:p>
-        </w:tc>
-        <w:tc>
-          <w:tcPr>
-            <w:tcW w:type="dxa" w:w="1584"/>
-            <w:shd w:fill="F8FAFC"/>
-            <w:tcMar>
-              <w:top w:w="80" w:type="dxa"/>
-              <w:bottom w:w="80" w:type="dxa"/>
-              <w:left w:w="100" w:type="dxa"/>
-              <w:right w:w="100" w:type="dxa"/>
-            </w:tcMar>
-          </w:tcPr>
-          <w:p>
-            <w:pPr>
-              <w:spacing w:before="0" w:after="0"/>
-            </w:pPr>
-            <w:r>
-              <w:rPr>
-                <w:rFonts w:ascii="Arial" w:hAnsi="Arial"/>
-                <w:i/>
-                <w:color w:val="1E293B"/>
-                <w:sz w:val="16"/>
-              </w:rPr>
-              <w:t>JAMA / ACC Pre-participation</w:t>
+              <w:t>Programado</w:t>
             </w:r>
           </w:p>
         </w:tc>
@@ -3193,72 +3772,137 @@
     </w:tbl>
     <w:p>
       <w:pPr>
-        <w:spacing w:before="280" w:after="80"/>
+        <w:spacing w:after="240"/>
+      </w:pPr>
+    </w:p>
+    <w:p>
+      <w:pPr>
+        <w:spacing w:after="120"/>
       </w:pPr>
       <w:r>
         <w:rPr>
-          <w:rFonts w:ascii="Arial" w:hAnsi="Arial"/>
           <w:b/>
           <w:color w:val="0F172A"/>
-          <w:sz w:val="24"/>
+          <w:sz w:val="26"/>
         </w:rPr>
-        <w:t>📋 Roteiro de Publicação Detalhado (Por Bloco Semanal)</w:t>
+        <w:t>3. Roteiro Estratégico de Implementação no Aplicativo</w:t>
       </w:r>
     </w:p>
     <w:tbl>
       <w:tblPr>
         <w:tblW w:type="auto" w:w="0"/>
         <w:jc w:val="center"/>
+        <w:tblLayout w:type="fixed"/>
         <w:tblLook w:firstColumn="1" w:firstRow="1" w:lastColumn="0" w:lastRow="0" w:noHBand="0" w:noVBand="1" w:val="04A0"/>
       </w:tblPr>
       <w:tblGrid>
-        <w:gridCol w:w="9749"/>
+        <w:gridCol w:w="9792"/>
       </w:tblGrid>
       <w:tr>
         <w:tc>
           <w:tcPr>
-            <w:tcW w:type="dxa" w:w="9792"/>
-            <w:shd w:fill="FFF7ED"/>
+            <w:tcW w:type="dxa" w:w="9936"/>
+            <w:shd w:fill="F8FAFC"/>
             <w:tcMar>
-              <w:top w:w="130" w:type="dxa"/>
-              <w:bottom w:w="130" w:type="dxa"/>
-              <w:left w:w="160" w:type="dxa"/>
-              <w:right w:w="160" w:type="dxa"/>
+              <w:top w:w="100" w:type="dxa"/>
+              <w:bottom w:w="100" w:type="dxa"/>
+              <w:left w:w="140" w:type="dxa"/>
+              <w:right w:w="140" w:type="dxa"/>
             </w:tcMar>
           </w:tcPr>
           <w:p>
+            <w:r>
+              <w:rPr>
+                <w:b/>
+                <w:color w:val="10B981"/>
+                <w:sz w:val="19"/>
+              </w:rPr>
+              <w:t>📅 Semana 1 (24/10 a 30/10): Onboarding, Cardiometabolismo e Hábitos</w:t>
+              <w:br/>
+            </w:r>
+          </w:p>
+          <w:p>
             <w:pPr>
-              <w:spacing w:before="0" w:after="40"/>
+              <w:spacing w:after="40"/>
             </w:pPr>
             <w:r>
               <w:rPr>
-                <w:rFonts w:ascii="Arial" w:hAnsi="Arial"/>
-                <w:b/>
-                <w:color w:val="EA580C"/>
-                <w:sz w:val="20"/>
+                <w:color w:val="0F172A"/>
+                <w:sz w:val="17"/>
               </w:rPr>
-              <w:t>● Semana 1 (Dias 01 a 07): Fundação da Marca, Sono e Cardiometabolismo</w:t>
-              <w:br/>
+              <w:t>• 24/10 (06:00): Tour Guiado pelo App (Vídeo 60s) apresentando Feed, Shop, Extrato e Perfil.</w:t>
             </w:r>
+          </w:p>
+          <w:p>
+            <w:pPr>
+              <w:spacing w:after="40"/>
+            </w:pPr>
             <w:r>
               <w:rPr>
-                <w:rFonts w:ascii="Arial" w:hAnsi="Arial"/>
-                <w:color w:val="334155"/>
-                <w:sz w:val="18"/>
+                <w:color w:val="0F172A"/>
+                <w:sz w:val="17"/>
               </w:rPr>
-              <w:t>• Dia 01 (Netfits): Abertura com o Manifesto do Fundador André Gallo (T1D e Ironman 70.3). Gera identificação imediata e humaniza a marca.</w:t>
-              <w:br/>
-              <w:t>• Dia 02 (Fibios): Dra. Isabella aborda o sono de 7 a 9 horas como base metabólica e imunológica. Ensina higiene do descanso.</w:t>
-              <w:br/>
-              <w:t>• Dia 03 (Netfits): Conceito de Healthspan vs. Lifespan. Mostra por que a Netfits foca na autonomia aos 80-90 anos.</w:t>
-              <w:br/>
-              <w:t>• Dia 04 (Fibios): Dr. Franco explica as diretrizes da AHA (150 min aeróbicos) e a proteção ativa do coração contra infartos.</w:t>
-              <w:br/>
-              <w:t>• Dia 05 (Netfits): Consistência sem Burnout. Quebra o dogma do 'no pain no gain' e valoriza a frequência sustentável.</w:t>
-              <w:br/>
-              <w:t>• Dia 06 (Fibios): Dr. Franco combate o mito da musculação como vaidade e comprova seu papel anti-sarcopenia e de densidade óssea.</w:t>
-              <w:br/>
-              <w:t>• Dia 07 (Netfits): Como acumular pontos no Shop Netfits com cashback em suplementos, roupas e itens preventivos.</w:t>
+              <w:t>• 25/10 (06:00): Dr. Franco Merici — Exercício e Coração (150 min aeróbicos AHA contra infarto/AVC).</w:t>
+            </w:r>
+          </w:p>
+          <w:p>
+            <w:pPr>
+              <w:spacing w:after="40"/>
+            </w:pPr>
+            <w:r>
+              <w:rPr>
+                <w:color w:val="0F172A"/>
+                <w:sz w:val="17"/>
+              </w:rPr>
+              <w:t>• 26/10 (06:00): Time Netfits — Como o Feed Funciona (Atenção plena, dwell time 10s e scroll 100%).</w:t>
+            </w:r>
+          </w:p>
+          <w:p>
+            <w:pPr>
+              <w:spacing w:after="40"/>
+            </w:pPr>
+            <w:r>
+              <w:rPr>
+                <w:color w:val="0F172A"/>
+                <w:sz w:val="17"/>
+              </w:rPr>
+              <w:t>• 27/10 (06:00): Time Netfits — Marketplace do Shop (Vídeo 55s: 4 nfs por R$ 1 e take-rate de 6%).</w:t>
+            </w:r>
+          </w:p>
+          <w:p>
+            <w:pPr>
+              <w:spacing w:after="40"/>
+            </w:pPr>
+            <w:r>
+              <w:rPr>
+                <w:color w:val="0F172A"/>
+                <w:sz w:val="17"/>
+              </w:rPr>
+              <w:t>• 28/10 (06:00): Fibios — Síndrome REDs (Alerta do COI sobre ingestão calórica insuficiente no esporte).</w:t>
+            </w:r>
+          </w:p>
+          <w:p>
+            <w:pPr>
+              <w:spacing w:after="40"/>
+            </w:pPr>
+            <w:r>
+              <w:rPr>
+                <w:color w:val="0F172A"/>
+                <w:sz w:val="17"/>
+              </w:rPr>
+              <w:t>• 29/10 (06:00): Time Netfits — A Origem da Netfits (A história real do fundador André Gallo com T1D e Ironman 70.3).</w:t>
+            </w:r>
+          </w:p>
+          <w:p>
+            <w:pPr>
+              <w:spacing w:after="40"/>
+            </w:pPr>
+            <w:r>
+              <w:rPr>
+                <w:color w:val="0F172A"/>
+                <w:sz w:val="17"/>
+              </w:rPr>
+              <w:t>• 30/10 (06:00): Time Netfits — Acompanhe sua Evolução (Histórico, rituais diários e selos na aba Perfil).</w:t>
             </w:r>
           </w:p>
         </w:tc>
@@ -3266,63 +3910,112 @@
     </w:tbl>
     <w:p>
       <w:pPr>
-        <w:spacing w:before="0" w:after="80"/>
+        <w:spacing w:after="80"/>
       </w:pPr>
     </w:p>
     <w:tbl>
       <w:tblPr>
         <w:tblW w:type="auto" w:w="0"/>
         <w:jc w:val="center"/>
+        <w:tblLayout w:type="fixed"/>
         <w:tblLook w:firstColumn="1" w:firstRow="1" w:lastColumn="0" w:lastRow="0" w:noHBand="0" w:noVBand="1" w:val="04A0"/>
       </w:tblPr>
       <w:tblGrid>
-        <w:gridCol w:w="9749"/>
+        <w:gridCol w:w="9792"/>
       </w:tblGrid>
       <w:tr>
         <w:tc>
           <w:tcPr>
-            <w:tcW w:type="dxa" w:w="9792"/>
-            <w:shd w:fill="F0FDFA"/>
+            <w:tcW w:type="dxa" w:w="9936"/>
+            <w:shd w:fill="F8FAFC"/>
             <w:tcMar>
-              <w:top w:w="130" w:type="dxa"/>
-              <w:bottom w:w="130" w:type="dxa"/>
-              <w:left w:w="160" w:type="dxa"/>
-              <w:right w:w="160" w:type="dxa"/>
+              <w:top w:w="100" w:type="dxa"/>
+              <w:bottom w:w="100" w:type="dxa"/>
+              <w:left w:w="140" w:type="dxa"/>
+              <w:right w:w="140" w:type="dxa"/>
             </w:tcMar>
           </w:tcPr>
           <w:p>
+            <w:r>
+              <w:rPr>
+                <w:b/>
+                <w:color w:val="10B981"/>
+                <w:sz w:val="19"/>
+              </w:rPr>
+              <w:t>📅 Semana 2 (31/10 a 05/11): Prevenção Ortopédica, Finanças do Suor e Conclusão</w:t>
+              <w:br/>
+            </w:r>
+          </w:p>
+          <w:p>
             <w:pPr>
-              <w:spacing w:before="0" w:after="40"/>
+              <w:spacing w:after="40"/>
             </w:pPr>
             <w:r>
               <w:rPr>
-                <w:rFonts w:ascii="Arial" w:hAnsi="Arial"/>
-                <w:b/>
-                <w:color w:val="0D9488"/>
-                <w:sz w:val="20"/>
+                <w:color w:val="0F172A"/>
+                <w:sz w:val="17"/>
               </w:rPr>
-              <w:t>● Semana 2 (Dias 08 a 14): Alta Performance, Contágio Social e Hábitos Reais</w:t>
-              <w:br/>
+              <w:t>• 31/10 (06:00): Dr. Franco Merici — Tendinopatias (Por que carga mecânica progressiva cura tendões e repouso absoluto piora).</w:t>
             </w:r>
+          </w:p>
+          <w:p>
+            <w:pPr>
+              <w:spacing w:after="40"/>
+            </w:pPr>
             <w:r>
               <w:rPr>
-                <w:rFonts w:ascii="Arial" w:hAnsi="Arial"/>
-                <w:color w:val="334155"/>
-                <w:sz w:val="18"/>
+                <w:color w:val="0F172A"/>
+                <w:sz w:val="17"/>
               </w:rPr>
-              <w:t>• Dia 08 (Fibios): Alerta sobre a Síndrome REDs (Deficiência Energética no Esporte) e o papel do médico do esporte com o COI.</w:t>
-              <w:br/>
-              <w:t>• Dia 09 (Netfits): Aprendizado que Pontua: como funciona a trava de Dwell Time (10s), o scroll de 100% e os quizzes diários.</w:t>
-              <w:br/>
-              <w:t>• Dia 10 (Fibios): Dra. Isabella detalha a ação da luz azul do celular sobre a melatonina e como desativar o modo de alerta à noite.</w:t>
-              <w:br/>
-              <w:t>• Dia 11 (Netfits): Member Get Member (MGM): como convidar amigos gera +50 nfs imediatos e multiplica a consistência do grupo.</w:t>
-              <w:br/>
-              <w:t>• Dia 12 (Fibios): Dr. Franco desmistifica tendinites: por que o repouso absoluto piora a dor e como a carga mecânica regenera o tendão.</w:t>
-              <w:br/>
-              <w:t>• Dia 13 (Netfits): Duração Mínima e Snacks de Movimento (VILPA): a prova da Nature Medicine de que 20 minutos ou pequenos estímulos salvam vidas.</w:t>
-              <w:br/>
-              <w:t>• Dia 14 (Fibios): Dra. Isabella alerta sobre eletrólitos e sódio: quando apenas água mineral pura pode causar hiponatremia em treinos longos.</w:t>
+              <w:t>• 01/11 (06:00): Time Netfits — Extrato Transparente (Validade ampla de 24 meses e algoritmo protetor FEFO).</w:t>
+            </w:r>
+          </w:p>
+          <w:p>
+            <w:pPr>
+              <w:spacing w:after="40"/>
+            </w:pPr>
+            <w:r>
+              <w:rPr>
+                <w:color w:val="0F172A"/>
+                <w:sz w:val="17"/>
+              </w:rPr>
+              <w:t>• 02/11 (06:00): Dra. Isabella Formigari — Hidratação Inteligente (Reposição de sódio e minerais para prevenir hiponatremia).</w:t>
+            </w:r>
+          </w:p>
+          <w:p>
+            <w:pPr>
+              <w:spacing w:after="40"/>
+            </w:pPr>
+            <w:r>
+              <w:rPr>
+                <w:color w:val="0F172A"/>
+                <w:sz w:val="17"/>
+              </w:rPr>
+              <w:t>• 03/11 (06:00): Time Netfits — Consistência sem Burnout (A ciência de 30 minutos diários contínuos superando choques isolados).</w:t>
+            </w:r>
+          </w:p>
+          <w:p>
+            <w:pPr>
+              <w:spacing w:after="40"/>
+            </w:pPr>
+            <w:r>
+              <w:rPr>
+                <w:color w:val="0F172A"/>
+                <w:sz w:val="17"/>
+              </w:rPr>
+              <w:t>• 04/11 (06:00): Dr. Franco Merici — Overtraining (4 sinais biológicos: FC de repouso elevada, insônia paradoxal e queda de rendimento).</w:t>
+            </w:r>
+          </w:p>
+          <w:p>
+            <w:pPr>
+              <w:spacing w:after="40"/>
+            </w:pPr>
+            <w:r>
+              <w:rPr>
+                <w:color w:val="0F172A"/>
+                <w:sz w:val="17"/>
+              </w:rPr>
+              <w:t>• 05/11 (06:00): Time Netfits — Cadastro 100% Completo (Vídeo 55s: Conformidade LGPD, perfil com CEP e bônus de +50 nfs).</w:t>
             </w:r>
           </w:p>
         </w:tc>
@@ -3330,148 +4023,12 @@
     </w:tbl>
     <w:p>
       <w:pPr>
-        <w:spacing w:before="0" w:after="80"/>
+        <w:spacing w:after="80"/>
       </w:pPr>
     </w:p>
-    <w:tbl>
-      <w:tblPr>
-        <w:tblW w:type="auto" w:w="0"/>
-        <w:jc w:val="center"/>
-        <w:tblLook w:firstColumn="1" w:firstRow="1" w:lastColumn="0" w:lastRow="0" w:noHBand="0" w:noVBand="1" w:val="04A0"/>
-      </w:tblPr>
-      <w:tblGrid>
-        <w:gridCol w:w="9749"/>
-      </w:tblGrid>
-      <w:tr>
-        <w:tc>
-          <w:tcPr>
-            <w:tcW w:type="dxa" w:w="9792"/>
-            <w:shd w:fill="F8FAFC"/>
-            <w:tcMar>
-              <w:top w:w="130" w:type="dxa"/>
-              <w:bottom w:w="130" w:type="dxa"/>
-              <w:left w:w="160" w:type="dxa"/>
-              <w:right w:w="160" w:type="dxa"/>
-            </w:tcMar>
-          </w:tcPr>
-          <w:p>
-            <w:pPr>
-              <w:spacing w:before="0" w:after="40"/>
-            </w:pPr>
-            <w:r>
-              <w:rPr>
-                <w:rFonts w:ascii="Arial" w:hAnsi="Arial"/>
-                <w:b/>
-                <w:color w:val="334155"/>
-                <w:sz w:val="20"/>
-              </w:rPr>
-              <w:t>● Semana 3 (Dias 15 a 18): Saúde Articular, Calistenia e Check-up Preventivo</w:t>
-              <w:br/>
-            </w:r>
-            <w:r>
-              <w:rPr>
-                <w:rFonts w:ascii="Arial" w:hAnsi="Arial"/>
-                <w:color w:val="334155"/>
-                <w:sz w:val="18"/>
-              </w:rPr>
-              <w:t>• Dia 15 (Netfits): Atividades de baixo impacto (caminhada, bike, natação): como nutrir o líquido sinovial e proteger cartilagens com suavidade.</w:t>
-              <w:br/>
-              <w:t>• Dia 16 (Fibios): Dr. Franco detalha os 4 sinais clínicos de overreaching / overtraining e o valor biológico do repouso ativo.</w:t>
-              <w:br/>
-              <w:t>• Dia 17 (Netfits): Força sem equipamentos: calistenia básica em casa (sentar e levantar da cadeira) como preditor mundial de autonomia.</w:t>
-              <w:br/>
-              <w:t>• Dia 18 (Fibios): Check-up do Atleta Saudável: os exames laboratoriais e ergométricos indispensáveis para treinar com segurança por toda a vida.</w:t>
-            </w:r>
-          </w:p>
-        </w:tc>
-      </w:tr>
-    </w:tbl>
-    <w:p>
-      <w:pPr>
-        <w:spacing w:before="0" w:after="80"/>
-      </w:pPr>
-    </w:p>
-    <w:tbl>
-      <w:tblPr>
-        <w:tblW w:type="auto" w:w="0"/>
-        <w:jc w:val="center"/>
-        <w:tblLook w:firstColumn="1" w:firstRow="1" w:lastColumn="0" w:lastRow="0" w:noHBand="0" w:noVBand="1" w:val="04A0"/>
-      </w:tblPr>
-      <w:tblGrid>
-        <w:gridCol w:w="9749"/>
-      </w:tblGrid>
-      <w:tr>
-        <w:tc>
-          <w:tcPr>
-            <w:tcW w:type="dxa" w:w="9792"/>
-            <w:shd w:fill="FEF3C7"/>
-            <w:tcMar>
-              <w:top w:w="130" w:type="dxa"/>
-              <w:bottom w:w="130" w:type="dxa"/>
-              <w:left w:w="160" w:type="dxa"/>
-              <w:right w:w="160" w:type="dxa"/>
-            </w:tcMar>
-          </w:tcPr>
-          <w:p>
-            <w:pPr>
-              <w:spacing w:before="0" w:after="40"/>
-            </w:pPr>
-            <w:r>
-              <w:rPr>
-                <w:rFonts w:ascii="Arial" w:hAnsi="Arial"/>
-                <w:b/>
-                <w:color w:val="D97706"/>
-                <w:sz w:val="20"/>
-              </w:rPr>
-              <w:t>● Protocolo Operacional de Publicação &amp; Governança da Equipe</w:t>
-              <w:br/>
-            </w:r>
-            <w:r>
-              <w:rPr>
-                <w:rFonts w:ascii="Arial" w:hAnsi="Arial"/>
-                <w:color w:val="334155"/>
-                <w:sz w:val="18"/>
-              </w:rPr>
-              <w:t>1. Horário Homologado de Publicação: Todos os dias pontualmente às 06h00 (horário de Brasília), sincronizado no painel Admin.</w:t>
-              <w:br/>
-              <w:t>2. Auditoria Antifraude Ativa: O sistema operacional aplica as regras globais configuradas no Admin:</w:t>
-              <w:br/>
-              <w:t xml:space="preserve">   - nfsPerEducationalPostView: 5 nfs | nfsPerSponsoredPostView: 10 nfs</w:t>
-              <w:br/>
-              <w:t xml:space="preserve">   - minDwellTimeSecondsForView: 10 segundos obrigatórios | requireScrollToBottomForRead: true (100% scroll)</w:t>
-              <w:br/>
-              <w:t xml:space="preserve">   - nfsPerQuiz: 5 nfs (trava de 1 acerto bonificado/dia) | nfsPerShare: 1 nf | nfsPerReferral: 50 nfs</w:t>
-              <w:br/>
-              <w:t>3. Gestão Semanal com a Fibios: Toda sexta-feira às 19h a equipe da Netfits alinha os áudios e dúvidas de consultório da semana seguinte.</w:t>
-              <w:br/>
-              <w:t>4. Relatórios de Desempenho: Varredura semanal no banco de dados para analisar o ranking de engajamento dos quizzes e leitura total.</w:t>
-            </w:r>
-          </w:p>
-        </w:tc>
-      </w:tr>
-    </w:tbl>
-    <w:p>
-      <w:pPr>
-        <w:spacing w:before="0" w:after="80"/>
-      </w:pPr>
-    </w:p>
-    <w:p>
-      <w:pPr>
-        <w:spacing w:before="280" w:after="0"/>
-      </w:pPr>
-      <w:r>
-        <w:rPr>
-          <w:rFonts w:ascii="Arial" w:hAnsi="Arial"/>
-          <w:b/>
-          <w:color w:val="0F172A"/>
-          <w:sz w:val="18"/>
-        </w:rPr>
-        <w:t>Netfits Plataforma Digital S.A. | Clínica Fibios Medicina &amp; Performance | São Paulo, SP</w:t>
-      </w:r>
-    </w:p>
     <w:sectPr>
-      <w:pgSz w:w="11909" w:h="16834"/>
-      <w:pgMar w:top="1008" w:right="1080" w:bottom="1008" w:left="1080" w:header="720" w:footer="720" w:gutter="0"/>
+      <w:pgSz w:w="12240" w:h="15840"/>
+      <w:pgMar w:top="1152" w:right="1152" w:bottom="1152" w:left="1152" w:header="720" w:footer="720" w:gutter="0"/>
       <w:cols w:space="720"/>
       <w:docGrid w:linePitch="360"/>
     </w:sectPr>
